--- a/docs/MANUAL_DE_EXECUCAO_TOTAL_HOPESOFT.docx
+++ b/docs/MANUAL_DE_EXECUCAO_TOTAL_HOPESOFT.docx
@@ -4,1475 +4,1290 @@
   <w:body>
     <w:p>
       <w:pPr>
-        <w:jc w:val="center"/>
-      </w:pPr>
+        <w:pStyle w:val="Heading1"/>
+      </w:pPr>
+      <w:r>
+        <w:t>Manual de Execucao Total do HopeSoft</w:t>
+      </w:r>
+    </w:p>
+    <w:p>
+      <w:pPr>
+        <w:pStyle w:val="Heading2"/>
+      </w:pPr>
+      <w:r>
+        <w:t>1. Objetivo deste manual</w:t>
+      </w:r>
+    </w:p>
+    <w:p>
+      <w:r>
+        <w:t>Este documento foi escrito para voces dois seguirem o projeto do HopeSoft de forma organizada, mesmo sendo iniciantes.</w:t>
+      </w:r>
+    </w:p>
+    <w:p>
+      <w:r>
+        <w:t>Ele nao e um tutorial generico.</w:t>
+      </w:r>
+    </w:p>
+    <w:p>
+      <w:r>
+        <w:t>Ele e um manual de execucao real para:</w:t>
+      </w:r>
+    </w:p>
+    <w:p>
+      <w:pPr>
+        <w:pStyle w:val="ListBullet"/>
+      </w:pPr>
+      <w:r>
+        <w:t>construir o sistema na ordem certa</w:t>
+      </w:r>
+    </w:p>
+    <w:p>
+      <w:pPr>
+        <w:pStyle w:val="ListBullet"/>
+      </w:pPr>
+      <w:r>
+        <w:t>dividir o trabalho em dupla sem bagunca</w:t>
+      </w:r>
+    </w:p>
+    <w:p>
+      <w:pPr>
+        <w:pStyle w:val="ListBullet"/>
+      </w:pPr>
+      <w:r>
+        <w:t>evitar retrabalho</w:t>
+      </w:r>
+    </w:p>
+    <w:p>
+      <w:pPr>
+        <w:pStyle w:val="ListBullet"/>
+      </w:pPr>
+      <w:r>
+        <w:t>transformar o HopeSoft em um produto real para o varejo</w:t>
+      </w:r>
+    </w:p>
+    <w:p>
+      <w:pPr>
+        <w:pStyle w:val="ListBullet"/>
+      </w:pPr>
+      <w:r>
+        <w:t>preparar o sistema para crescer na Paraiba</w:t>
+      </w:r>
+    </w:p>
+    <w:p>
+      <w:pPr>
+        <w:pStyle w:val="Heading2"/>
+      </w:pPr>
+      <w:r>
+        <w:t>2. Como usar este manual</w:t>
+      </w:r>
+    </w:p>
+    <w:p>
+      <w:r>
+        <w:t>Nao tentem ler tudo correndo e depois improvisar.</w:t>
+      </w:r>
+    </w:p>
+    <w:p>
+      <w:r>
+        <w:t>O jeito certo de usar:</w:t>
+      </w:r>
+    </w:p>
+    <w:p>
+      <w:pPr>
+        <w:pStyle w:val="ListNumber"/>
+      </w:pPr>
+      <w:r>
+        <w:t>1. ler este manual inteiro uma vez</w:t>
+      </w:r>
+    </w:p>
+    <w:p>
+      <w:pPr>
+        <w:pStyle w:val="ListNumber"/>
+      </w:pPr>
+      <w:r>
+        <w:t>2. criar as tarefas no GitHub com base nele</w:t>
+      </w:r>
+    </w:p>
+    <w:p>
+      <w:pPr>
+        <w:pStyle w:val="ListNumber"/>
+      </w:pPr>
+      <w:r>
+        <w:t>3. executar uma fase por vez</w:t>
+      </w:r>
+    </w:p>
+    <w:p>
+      <w:pPr>
+        <w:pStyle w:val="ListNumber"/>
+      </w:pPr>
+      <w:r>
+        <w:t>4. so avancar quando a fase atual estiver validada</w:t>
+      </w:r>
+    </w:p>
+    <w:p>
+      <w:pPr>
+        <w:pStyle w:val="ListNumber"/>
+      </w:pPr>
+      <w:r>
+        <w:t>5. atualizar este documento quando a realidade do projeto mudar</w:t>
+      </w:r>
+    </w:p>
+    <w:p>
+      <w:r>
+        <w:t>Regra importante:</w:t>
+      </w:r>
+    </w:p>
+    <w:p>
+      <w:pPr>
+        <w:pStyle w:val="ListBullet"/>
+      </w:pPr>
+      <w:r>
+        <w:t>nao pulem fase por ansiedade</w:t>
+      </w:r>
+    </w:p>
+    <w:p>
+      <w:pPr>
+        <w:pStyle w:val="ListBullet"/>
+      </w:pPr>
+      <w:r>
+        <w:t>nao inventem funcionalidade fora da ordem</w:t>
+      </w:r>
+    </w:p>
+    <w:p>
+      <w:pPr>
+        <w:pStyle w:val="ListBullet"/>
+      </w:pPr>
+      <w:r>
+        <w:t>nao codem varias coisas grandes ao mesmo tempo</w:t>
+      </w:r>
+    </w:p>
+    <w:p>
+      <w:pPr>
+        <w:pStyle w:val="Heading2"/>
+      </w:pPr>
+      <w:r>
+        <w:t>3. Estado atual real do projeto</w:t>
+      </w:r>
+    </w:p>
+    <w:p>
+      <w:r>
+        <w:t>Hoje o projeto ja tem:</w:t>
+      </w:r>
+    </w:p>
+    <w:p>
+      <w:pPr>
+        <w:pStyle w:val="ListBullet"/>
+      </w:pPr>
+      <w:r>
+        <w:t>pacote base `com.hopesoft`</w:t>
+      </w:r>
+    </w:p>
+    <w:p>
+      <w:pPr>
+        <w:pStyle w:val="ListBullet"/>
+      </w:pPr>
+      <w:r>
+        <w:t>classe principal `HopesoftApplication`</w:t>
+      </w:r>
+    </w:p>
+    <w:p>
+      <w:pPr>
+        <w:pStyle w:val="ListBullet"/>
+      </w:pPr>
+      <w:r>
+        <w:t>Java 21</w:t>
+      </w:r>
+    </w:p>
+    <w:p>
+      <w:pPr>
+        <w:pStyle w:val="ListBullet"/>
+      </w:pPr>
+      <w:r>
+        <w:t>Spring Boot 4</w:t>
+      </w:r>
+    </w:p>
+    <w:p>
+      <w:pPr>
+        <w:pStyle w:val="ListBullet"/>
+      </w:pPr>
+      <w:r>
+        <w:t>Spring Web MVC</w:t>
+      </w:r>
+    </w:p>
+    <w:p>
+      <w:pPr>
+        <w:pStyle w:val="ListBullet"/>
+      </w:pPr>
+      <w:r>
+        <w:t>Spring Data JPA</w:t>
+      </w:r>
+    </w:p>
+    <w:p>
+      <w:pPr>
+        <w:pStyle w:val="ListBullet"/>
+      </w:pPr>
+      <w:r>
+        <w:t>Spring Security</w:t>
+      </w:r>
+    </w:p>
+    <w:p>
+      <w:pPr>
+        <w:pStyle w:val="ListBullet"/>
+      </w:pPr>
+      <w:r>
+        <w:t>PostgreSQL</w:t>
+      </w:r>
+    </w:p>
+    <w:p>
+      <w:pPr>
+        <w:pStyle w:val="ListBullet"/>
+      </w:pPr>
+      <w:r>
+        <w:t>Lombok</w:t>
+      </w:r>
+    </w:p>
+    <w:p>
+      <w:pPr>
+        <w:pStyle w:val="ListBullet"/>
+      </w:pPr>
+      <w:r>
+        <w:t>H2 para testes</w:t>
+      </w:r>
+    </w:p>
+    <w:p>
+      <w:pPr>
+        <w:pStyle w:val="ListBullet"/>
+      </w:pPr>
+      <w:r>
+        <w:t>`./mvnw test` funcionando</w:t>
+      </w:r>
+    </w:p>
+    <w:p>
+      <w:pPr>
+        <w:pStyle w:val="ListBullet"/>
+      </w:pPr>
+      <w:r>
+        <w:t>estrutura de pacotes pronta:</w:t>
+      </w:r>
+    </w:p>
+    <w:p>
+      <w:pPr>
+        <w:pStyle w:val="ListBullet"/>
+      </w:pPr>
+      <w:r>
+        <w:t>`config`</w:t>
+      </w:r>
+    </w:p>
+    <w:p>
+      <w:pPr>
+        <w:pStyle w:val="ListBullet"/>
+      </w:pPr>
+      <w:r>
+        <w:t>`controller`</w:t>
+      </w:r>
+    </w:p>
+    <w:p>
+      <w:pPr>
+        <w:pStyle w:val="ListBullet"/>
+      </w:pPr>
+      <w:r>
+        <w:t>`dto`</w:t>
+      </w:r>
+    </w:p>
+    <w:p>
+      <w:pPr>
+        <w:pStyle w:val="ListBullet"/>
+      </w:pPr>
+      <w:r>
+        <w:t>`exception`</w:t>
+      </w:r>
+    </w:p>
+    <w:p>
+      <w:pPr>
+        <w:pStyle w:val="ListBullet"/>
+      </w:pPr>
+      <w:r>
+        <w:t>`model`</w:t>
+      </w:r>
+    </w:p>
+    <w:p>
+      <w:pPr>
+        <w:pStyle w:val="ListBullet"/>
+      </w:pPr>
+      <w:r>
+        <w:t>`repository`</w:t>
+      </w:r>
+    </w:p>
+    <w:p>
+      <w:pPr>
+        <w:pStyle w:val="ListBullet"/>
+      </w:pPr>
+      <w:r>
+        <w:t>`security`</w:t>
+      </w:r>
+    </w:p>
+    <w:p>
+      <w:pPr>
+        <w:pStyle w:val="ListBullet"/>
+      </w:pPr>
+      <w:r>
+        <w:t>`service`</w:t>
+      </w:r>
+    </w:p>
+    <w:p>
+      <w:pPr>
+        <w:pStyle w:val="ListBullet"/>
+      </w:pPr>
+      <w:r>
+        <w:t>modelos prontos:</w:t>
+      </w:r>
+    </w:p>
+    <w:p>
+      <w:pPr>
+        <w:pStyle w:val="ListBullet"/>
+      </w:pPr>
+      <w:r>
+        <w:t>`Usuario`</w:t>
+      </w:r>
+    </w:p>
+    <w:p>
+      <w:pPr>
+        <w:pStyle w:val="ListBullet"/>
+      </w:pPr>
+      <w:r>
+        <w:t>`Categoria`</w:t>
+      </w:r>
+    </w:p>
+    <w:p>
+      <w:pPr>
+        <w:pStyle w:val="ListBullet"/>
+      </w:pPr>
+      <w:r>
+        <w:t>`Produto`</w:t>
+      </w:r>
+    </w:p>
+    <w:p>
+      <w:pPr>
+        <w:pStyle w:val="ListBullet"/>
+      </w:pPr>
+      <w:r>
+        <w:t>`Venda`</w:t>
+      </w:r>
+    </w:p>
+    <w:p>
+      <w:pPr>
+        <w:pStyle w:val="ListBullet"/>
+      </w:pPr>
+      <w:r>
+        <w:t>`ItemVenda`</w:t>
+      </w:r>
+    </w:p>
+    <w:p>
+      <w:pPr>
+        <w:pStyle w:val="ListBullet"/>
+      </w:pPr>
+      <w:r>
+        <w:t>`Perfil`</w:t>
+      </w:r>
+    </w:p>
+    <w:p>
+      <w:pPr>
+        <w:pStyle w:val="ListBullet"/>
+      </w:pPr>
+      <w:r>
+        <w:t>`FormaPagamento`</w:t>
+      </w:r>
+    </w:p>
+    <w:p>
+      <w:r>
+        <w:t>Arquivos centrais que voces precisam conhecer:</w:t>
+      </w:r>
+    </w:p>
+    <w:p>
+      <w:pPr>
+        <w:pStyle w:val="ListBullet"/>
+      </w:pPr>
+      <w:r>
+        <w:t>`pom.xml`</w:t>
+      </w:r>
+    </w:p>
+    <w:p>
+      <w:pPr>
+        <w:pStyle w:val="ListBullet"/>
+      </w:pPr>
+      <w:r>
+        <w:t>`README.md`</w:t>
+      </w:r>
+    </w:p>
+    <w:p>
+      <w:pPr>
+        <w:pStyle w:val="ListBullet"/>
+      </w:pPr>
+      <w:r>
+        <w:t>`src/main/resources/application.properties`</w:t>
+      </w:r>
+    </w:p>
+    <w:p>
+      <w:pPr>
+        <w:pStyle w:val="ListBullet"/>
+      </w:pPr>
+      <w:r>
+        <w:t>`src/test/resources/application.properties`</w:t>
+      </w:r>
+    </w:p>
+    <w:p>
+      <w:pPr>
+        <w:pStyle w:val="ListBullet"/>
+      </w:pPr>
+      <w:r>
+        <w:t>`src/main/java/com/hopesoft/HopesoftApplication.java`</w:t>
+      </w:r>
+    </w:p>
+    <w:p>
+      <w:pPr>
+        <w:pStyle w:val="Heading2"/>
+      </w:pPr>
+      <w:r>
+        <w:t>3.1. Status consolidado em 2026-04-03</w:t>
+      </w:r>
+    </w:p>
+    <w:p>
+      <w:r>
+        <w:t>Resumo oficial do ponto atual do projeto:</w:t>
+      </w:r>
+    </w:p>
+    <w:p>
+      <w:pPr>
+        <w:pStyle w:val="ListBullet"/>
+      </w:pPr>
+      <w:r>
+        <w:t>`Fase 0 - Fechar a fundacao`: concluida</w:t>
+      </w:r>
+    </w:p>
+    <w:p>
+      <w:pPr>
+        <w:pStyle w:val="ListBullet"/>
+      </w:pPr>
+      <w:r>
+        <w:t>`Fase 1 - Decisao de multiempresa`: concluida</w:t>
+      </w:r>
+    </w:p>
+    <w:p>
+      <w:pPr>
+        <w:pStyle w:val="ListBullet"/>
+      </w:pPr>
+      <w:r>
+        <w:t>`Fase 2 - Repositories`: concluida</w:t>
+      </w:r>
+    </w:p>
+    <w:p>
+      <w:pPr>
+        <w:pStyle w:val="ListBullet"/>
+      </w:pPr>
+      <w:r>
+        <w:t>`Fase 3 - Seguranca e JWT`: concluida</w:t>
+      </w:r>
+    </w:p>
+    <w:p>
+      <w:pPr>
+        <w:pStyle w:val="ListBullet"/>
+      </w:pPr>
+      <w:r>
+        <w:t>`Fase 4 - DTOs e contratos`: concluida</w:t>
+      </w:r>
+    </w:p>
+    <w:p>
+      <w:pPr>
+        <w:pStyle w:val="ListBullet"/>
+      </w:pPr>
+      <w:r>
+        <w:t>`Fase atual`: preparar `Fase 5 - Services e regras de negocio`</w:t>
+      </w:r>
+    </w:p>
+    <w:p>
+      <w:r>
+        <w:t>Entregas tecnicas ja confirmadas:</w:t>
+      </w:r>
+    </w:p>
+    <w:p>
+      <w:pPr>
+        <w:pStyle w:val="ListBullet"/>
+      </w:pPr>
+      <w:r>
+        <w:t>entidade `Empresa` integrada ao dominio principal</w:t>
+      </w:r>
+    </w:p>
+    <w:p>
+      <w:pPr>
+        <w:pStyle w:val="ListBullet"/>
+      </w:pPr>
+      <w:r>
+        <w:t>repositories com consultas principais e testes de persistencia</w:t>
+      </w:r>
+    </w:p>
+    <w:p>
+      <w:pPr>
+        <w:pStyle w:val="ListBullet"/>
+      </w:pPr>
+      <w:r>
+        <w:t>`JwtService`, `JwtFilter` e `SecurityConfig`</w:t>
+      </w:r>
+    </w:p>
+    <w:p>
+      <w:pPr>
+        <w:pStyle w:val="ListBullet"/>
+      </w:pPr>
+      <w:r>
+        <w:t>autenticacao por email e senha com perfis `ADMIN` e `OPERADOR`</w:t>
+      </w:r>
+    </w:p>
+    <w:p>
+      <w:pPr>
+        <w:pStyle w:val="ListBullet"/>
+      </w:pPr>
+      <w:r>
+        <w:t>`AuthController`, `AuthService` e tratamento JSON de erro para autenticacao</w:t>
+      </w:r>
+    </w:p>
+    <w:p>
+      <w:pPr>
+        <w:pStyle w:val="ListBullet"/>
+      </w:pPr>
+      <w:r>
+        <w:t>contratos de produto, venda e relatorio com Bean Validation</w:t>
+      </w:r>
+    </w:p>
+    <w:p>
+      <w:pPr>
+        <w:pStyle w:val="ListBullet"/>
+      </w:pPr>
+      <w:r>
+        <w:t>exemplos de payload em `docs/EXEMPLOS_DE_PAYLOADS_API.md`</w:t>
+      </w:r>
+    </w:p>
+    <w:p>
+      <w:r>
+        <w:t>Validacao mais recente:</w:t>
+      </w:r>
+    </w:p>
+    <w:p>
+      <w:pPr>
+        <w:pStyle w:val="ListBullet"/>
+      </w:pPr>
+      <w:r>
+        <w:t>comando: `.\mvnw.cmd test`</w:t>
+      </w:r>
+    </w:p>
+    <w:p>
+      <w:pPr>
+        <w:pStyle w:val="ListBullet"/>
+      </w:pPr>
+      <w:r>
+        <w:t>resultado: `BUILD SUCCESS`</w:t>
+      </w:r>
+    </w:p>
+    <w:p>
+      <w:pPr>
+        <w:pStyle w:val="ListBullet"/>
+      </w:pPr>
+      <w:r>
+        <w:t>total validado: `22 testes`</w:t>
+      </w:r>
+    </w:p>
+    <w:p>
+      <w:r>
+        <w:t>Documento complementar de status:</w:t>
+      </w:r>
+    </w:p>
+    <w:p>
+      <w:pPr>
+        <w:pStyle w:val="ListBullet"/>
+      </w:pPr>
+      <w:r>
+        <w:t>`docs/STATUS_ATUAL_HOPESOFT.md`</w:t>
+      </w:r>
+    </w:p>
+    <w:p>
+      <w:pPr>
+        <w:pStyle w:val="Heading2"/>
+      </w:pPr>
+      <w:r>
+        <w:t>4. Meta do produto</w:t>
+      </w:r>
+    </w:p>
+    <w:p>
+      <w:r>
+        <w:t>O HopeSoft nao deve ser tratado como trabalho de faculdade.</w:t>
+      </w:r>
+    </w:p>
+    <w:p>
+      <w:r>
+        <w:t>Meta do produto:</w:t>
+      </w:r>
+    </w:p>
+    <w:p>
+      <w:pPr>
+        <w:pStyle w:val="ListBullet"/>
+      </w:pPr>
+      <w:r>
+        <w:t>criar um sistema de frente de caixa e gestao comercial</w:t>
+      </w:r>
+    </w:p>
+    <w:p>
+      <w:pPr>
+        <w:pStyle w:val="ListBullet"/>
+      </w:pPr>
+      <w:r>
+        <w:t>validar esse sistema em lojas reais</w:t>
+      </w:r>
+    </w:p>
+    <w:p>
+      <w:pPr>
+        <w:pStyle w:val="ListBullet"/>
+      </w:pPr>
+      <w:r>
+        <w:t>estabilizar o uso</w:t>
+      </w:r>
+    </w:p>
+    <w:p>
+      <w:pPr>
+        <w:pStyle w:val="ListBullet"/>
+      </w:pPr>
+      <w:r>
+        <w:t>expandir para varias cidades</w:t>
+      </w:r>
+    </w:p>
+    <w:p>
+      <w:pPr>
+        <w:pStyle w:val="ListBullet"/>
+      </w:pPr>
+      <w:r>
+        <w:t>preparar uma base para atender muitas lojas da Paraiba</w:t>
+      </w:r>
+    </w:p>
+    <w:p>
+      <w:r>
+        <w:t>Traducao pratica:</w:t>
+      </w:r>
+    </w:p>
+    <w:p>
+      <w:pPr>
+        <w:pStyle w:val="ListBullet"/>
+      </w:pPr>
+      <w:r>
+        <w:t>primeiro ganhar confianca de poucos lojistas</w:t>
+      </w:r>
+    </w:p>
+    <w:p>
+      <w:pPr>
+        <w:pStyle w:val="ListBullet"/>
+      </w:pPr>
+      <w:r>
+        <w:t>depois provar estabilidade</w:t>
+      </w:r>
+    </w:p>
+    <w:p>
+      <w:pPr>
+        <w:pStyle w:val="ListBullet"/>
+      </w:pPr>
+      <w:r>
+        <w:t>depois expandir com disciplina</w:t>
+      </w:r>
+    </w:p>
+    <w:p>
+      <w:pPr>
+        <w:pStyle w:val="Heading2"/>
+      </w:pPr>
+      <w:r>
+        <w:t>5. O que e sucesso na primeira fase comercial</w:t>
+      </w:r>
+    </w:p>
+    <w:p>
+      <w:r>
+        <w:t>Antes de pensar em toda a Paraiba, a primeira versao precisa provar estas coisas:</w:t>
+      </w:r>
+    </w:p>
+    <w:p>
+      <w:pPr>
+        <w:pStyle w:val="ListBullet"/>
+      </w:pPr>
+      <w:r>
+        <w:t>uma loja consegue usar o sistema no dia a dia</w:t>
+      </w:r>
+    </w:p>
+    <w:p>
+      <w:pPr>
+        <w:pStyle w:val="ListBullet"/>
+      </w:pPr>
+      <w:r>
+        <w:t>o login funciona</w:t>
+      </w:r>
+    </w:p>
+    <w:p>
+      <w:pPr>
+        <w:pStyle w:val="ListBullet"/>
+      </w:pPr>
+      <w:r>
+        <w:t>produto pode ser cadastrado sem dor</w:t>
+      </w:r>
+    </w:p>
+    <w:p>
+      <w:pPr>
+        <w:pStyle w:val="ListBullet"/>
+      </w:pPr>
+      <w:r>
+        <w:t>a venda e registrada sem travar</w:t>
+      </w:r>
+    </w:p>
+    <w:p>
+      <w:pPr>
+        <w:pStyle w:val="ListBullet"/>
+      </w:pPr>
+      <w:r>
+        <w:t>o estoque baixa corretamente</w:t>
+      </w:r>
+    </w:p>
+    <w:p>
+      <w:pPr>
+        <w:pStyle w:val="ListBullet"/>
+      </w:pPr>
+      <w:r>
+        <w:t>o troco funciona</w:t>
+      </w:r>
+    </w:p>
+    <w:p>
+      <w:pPr>
+        <w:pStyle w:val="ListBullet"/>
+      </w:pPr>
+      <w:r>
+        <w:t>o relatorio do dia bate com o caixa</w:t>
+      </w:r>
+    </w:p>
+    <w:p>
+      <w:pPr>
+        <w:pStyle w:val="ListBullet"/>
+      </w:pPr>
+      <w:r>
+        <w:t>o dono da loja quer continuar usando</w:t>
+      </w:r>
+    </w:p>
+    <w:p>
+      <w:r>
+        <w:t>Se isso ainda nao acontece, voces ainda nao tem um produto pronto para escalar.</w:t>
+      </w:r>
+    </w:p>
+    <w:p>
+      <w:pPr>
+        <w:pStyle w:val="Heading2"/>
+      </w:pPr>
+      <w:r>
+        <w:t>6. Papéis da dupla</w:t>
+      </w:r>
+    </w:p>
+    <w:p>
+      <w:r>
+        <w:t>Como voces sao iniciantes, o segredo nao e cada um saber tudo.</w:t>
+      </w:r>
+    </w:p>
+    <w:p>
+      <w:r>
+        <w:t>O segredo e cada um ter um foco principal e revisar o outro.</w:t>
+      </w:r>
+    </w:p>
+    <w:p>
+      <w:pPr>
+        <w:pStyle w:val="Heading3"/>
+      </w:pPr>
+      <w:r>
+        <w:t>Socio A - trilha mais tecnica</w:t>
+      </w:r>
+    </w:p>
+    <w:p>
+      <w:r>
+        <w:t>Responsavel principal por:</w:t>
+      </w:r>
+    </w:p>
+    <w:p>
+      <w:pPr>
+        <w:pStyle w:val="ListBullet"/>
+      </w:pPr>
+      <w:r>
+        <w:t>modelagem</w:t>
+      </w:r>
+    </w:p>
+    <w:p>
+      <w:pPr>
+        <w:pStyle w:val="ListBullet"/>
+      </w:pPr>
+      <w:r>
+        <w:t>banco de dados</w:t>
+      </w:r>
+    </w:p>
+    <w:p>
+      <w:pPr>
+        <w:pStyle w:val="ListBullet"/>
+      </w:pPr>
+      <w:r>
+        <w:t>repositories</w:t>
+      </w:r>
+    </w:p>
+    <w:p>
+      <w:pPr>
+        <w:pStyle w:val="ListBullet"/>
+      </w:pPr>
+      <w:r>
+        <w:t>services</w:t>
+      </w:r>
+    </w:p>
+    <w:p>
+      <w:pPr>
+        <w:pStyle w:val="ListBullet"/>
+      </w:pPr>
+      <w:r>
+        <w:t>seguranca</w:t>
+      </w:r>
+    </w:p>
+    <w:p>
+      <w:pPr>
+        <w:pStyle w:val="ListBullet"/>
+      </w:pPr>
+      <w:r>
+        <w:t>configuracoes</w:t>
+      </w:r>
+    </w:p>
+    <w:p>
+      <w:pPr>
+        <w:pStyle w:val="ListBullet"/>
+      </w:pPr>
+      <w:r>
+        <w:t>docker</w:t>
+      </w:r>
+    </w:p>
+    <w:p>
+      <w:pPr>
+        <w:pStyle w:val="ListBullet"/>
+      </w:pPr>
+      <w:r>
+        <w:t>deploy</w:t>
+      </w:r>
+    </w:p>
+    <w:p>
+      <w:pPr>
+        <w:pStyle w:val="Heading3"/>
+      </w:pPr>
+      <w:r>
+        <w:t>Socio B - trilha mais voltada ao uso</w:t>
+      </w:r>
+    </w:p>
+    <w:p>
+      <w:r>
+        <w:t>Responsavel principal por:</w:t>
+      </w:r>
+    </w:p>
+    <w:p>
+      <w:pPr>
+        <w:pStyle w:val="ListBullet"/>
+      </w:pPr>
+      <w:r>
+        <w:t>DTOs</w:t>
+      </w:r>
+    </w:p>
+    <w:p>
+      <w:pPr>
+        <w:pStyle w:val="ListBullet"/>
+      </w:pPr>
+      <w:r>
+        <w:t>controllers</w:t>
+      </w:r>
+    </w:p>
+    <w:p>
+      <w:pPr>
+        <w:pStyle w:val="ListBullet"/>
+      </w:pPr>
+      <w:r>
+        <w:t>frontend</w:t>
+      </w:r>
+    </w:p>
+    <w:p>
+      <w:pPr>
+        <w:pStyle w:val="ListBullet"/>
+      </w:pPr>
+      <w:r>
+        <w:t>testes manuais</w:t>
+      </w:r>
+    </w:p>
+    <w:p>
+      <w:pPr>
+        <w:pStyle w:val="ListBullet"/>
+      </w:pPr>
+      <w:r>
+        <w:t>validacao de fluxo de caixa</w:t>
+      </w:r>
+    </w:p>
+    <w:p>
+      <w:pPr>
+        <w:pStyle w:val="ListBullet"/>
+      </w:pPr>
+      <w:r>
+        <w:t>documentacao de uso</w:t>
+      </w:r>
+    </w:p>
+    <w:p>
+      <w:pPr>
+        <w:pStyle w:val="ListBullet"/>
+      </w:pPr>
+      <w:r>
+        <w:t>backlog funcional</w:t>
+      </w:r>
+    </w:p>
+    <w:p>
+      <w:pPr>
+        <w:pStyle w:val="Heading3"/>
+      </w:pPr>
+      <w:r>
+        <w:t>Regra obrigatoria</w:t>
+      </w:r>
+    </w:p>
+    <w:p>
+      <w:r>
+        <w:t>Mesmo com essa divisao:</w:t>
+      </w:r>
+    </w:p>
+    <w:p>
+      <w:pPr>
+        <w:pStyle w:val="ListBullet"/>
+      </w:pPr>
+      <w:r>
+        <w:t>um implementa</w:t>
+      </w:r>
+    </w:p>
+    <w:p>
+      <w:pPr>
+        <w:pStyle w:val="ListBullet"/>
+      </w:pPr>
+      <w:r>
+        <w:t>o outro revisa</w:t>
+      </w:r>
+    </w:p>
+    <w:p>
+      <w:r>
+        <w:t>Nao existe tarefa grande sem revisao cruzada.</w:t>
+      </w:r>
+    </w:p>
+    <w:p>
+      <w:pPr>
+        <w:pStyle w:val="Heading2"/>
+      </w:pPr>
+      <w:r>
+        <w:t>7. Regras de trabalho em equipe</w:t>
+      </w:r>
+    </w:p>
+    <w:p>
+      <w:pPr>
+        <w:pStyle w:val="Heading3"/>
+      </w:pPr>
+      <w:r>
+        <w:t>Regras de ouro</w:t>
+      </w:r>
+    </w:p>
+    <w:p>
+      <w:pPr>
+        <w:pStyle w:val="ListBullet"/>
+      </w:pPr>
+      <w:r>
+        <w:t>nunca codar direto na `main`</w:t>
+      </w:r>
+    </w:p>
+    <w:p>
+      <w:pPr>
+        <w:pStyle w:val="ListBullet"/>
+      </w:pPr>
+      <w:r>
+        <w:t>nunca misturar varias funcionalidades grandes na mesma branch</w:t>
+      </w:r>
+    </w:p>
+    <w:p>
+      <w:pPr>
+        <w:pStyle w:val="ListBullet"/>
+      </w:pPr>
+      <w:r>
+        <w:t>nunca deixar teste quebrado por varios dias</w:t>
+      </w:r>
+    </w:p>
+    <w:p>
+      <w:pPr>
+        <w:pStyle w:val="ListBullet"/>
+      </w:pPr>
+      <w:r>
+        <w:t>nunca alterar arquivo sensivel sem avisar o outro</w:t>
+      </w:r>
+    </w:p>
+    <w:p>
+      <w:pPr>
+        <w:pStyle w:val="ListBullet"/>
+      </w:pPr>
+      <w:r>
+        <w:t>nunca fazer merge sem o outro ter olhado</w:t>
+      </w:r>
+    </w:p>
+    <w:p>
+      <w:pPr>
+        <w:pStyle w:val="Heading3"/>
+      </w:pPr>
+      <w:r>
+        <w:t>Arquivos sensiveis</w:t>
+      </w:r>
+    </w:p>
+    <w:p>
+      <w:r>
+        <w:t>Estes arquivos exigem alinhamento antes de mudar:</w:t>
+      </w:r>
+    </w:p>
+    <w:p>
+      <w:pPr>
+        <w:pStyle w:val="ListBullet"/>
+      </w:pPr>
+      <w:r>
+        <w:t>`pom.xml`</w:t>
+      </w:r>
+    </w:p>
+    <w:p>
+      <w:pPr>
+        <w:pStyle w:val="ListBullet"/>
+      </w:pPr>
+      <w:r>
+        <w:t>`application.properties`</w:t>
+      </w:r>
+    </w:p>
+    <w:p>
+      <w:pPr>
+        <w:pStyle w:val="ListBullet"/>
+      </w:pPr>
+      <w:r>
+        <w:t>configuracoes de seguranca</w:t>
+      </w:r>
+    </w:p>
+    <w:p>
+      <w:pPr>
+        <w:pStyle w:val="ListBullet"/>
+      </w:pPr>
+      <w:r>
+        <w:t>classes centrais de service</w:t>
+      </w:r>
+    </w:p>
+    <w:p>
+      <w:pPr>
+        <w:pStyle w:val="ListBullet"/>
+      </w:pPr>
+      <w:r>
+        <w:t>modelagem do banco</w:t>
+      </w:r>
+    </w:p>
+    <w:p>
+      <w:pPr>
+        <w:pStyle w:val="Heading3"/>
+      </w:pPr>
+      <w:r>
+        <w:t>Definition of Done</w:t>
+      </w:r>
+    </w:p>
+    <w:p>
+      <w:r>
+        <w:t>Uma tarefa so esta pronta quando:</w:t>
+      </w:r>
+    </w:p>
+    <w:p>
+      <w:pPr>
+        <w:pStyle w:val="ListBullet"/>
+      </w:pPr>
+      <w:r>
+        <w:t>codigo foi escrito</w:t>
+      </w:r>
+    </w:p>
+    <w:p>
+      <w:pPr>
+        <w:pStyle w:val="ListBullet"/>
+      </w:pPr>
+      <w:r>
+        <w:t>compila</w:t>
+      </w:r>
+    </w:p>
+    <w:p>
+      <w:pPr>
+        <w:pStyle w:val="ListBullet"/>
+      </w:pPr>
+      <w:r>
+        <w:t>teste automatizado passou ou teste manual foi executado</w:t>
+      </w:r>
+    </w:p>
+    <w:p>
+      <w:pPr>
+        <w:pStyle w:val="ListBullet"/>
+      </w:pPr>
+      <w:r>
+        <w:t>o outro socio revisou</w:t>
+      </w:r>
+    </w:p>
+    <w:p>
+      <w:pPr>
+        <w:pStyle w:val="ListBullet"/>
+      </w:pPr>
+      <w:r>
+        <w:t>a documentacao minima foi atualizada</w:t>
+      </w:r>
+    </w:p>
+    <w:p>
+      <w:pPr>
+        <w:pStyle w:val="Heading2"/>
+      </w:pPr>
+      <w:r>
+        <w:t>8. Fluxo de GitHub para iniciantes</w:t>
+      </w:r>
+    </w:p>
+    <w:p>
+      <w:pPr>
+        <w:pStyle w:val="Heading3"/>
+      </w:pPr>
+      <w:r>
+        <w:t>Estrutura de branches</w:t>
+      </w:r>
+    </w:p>
+    <w:p>
+      <w:pPr>
+        <w:pStyle w:val="ListBullet"/>
+      </w:pPr>
+      <w:r>
+        <w:t>`main`: codigo mais estavel</w:t>
+      </w:r>
+    </w:p>
+    <w:p>
+      <w:pPr>
+        <w:pStyle w:val="ListBullet"/>
+      </w:pPr>
+      <w:r>
+        <w:t>`develop`: integracao das entregas</w:t>
+      </w:r>
+    </w:p>
+    <w:p>
+      <w:pPr>
+        <w:pStyle w:val="ListBullet"/>
+      </w:pPr>
+      <w:r>
+        <w:t>`feat/nome-curto`: nova funcionalidade</w:t>
+      </w:r>
+    </w:p>
+    <w:p>
+      <w:pPr>
+        <w:pStyle w:val="ListBullet"/>
+      </w:pPr>
+      <w:r>
+        <w:t>`fix/nome-curto`: correcao</w:t>
+      </w:r>
+    </w:p>
+    <w:p>
+      <w:pPr>
+        <w:pStyle w:val="ListBullet"/>
+      </w:pPr>
+      <w:r>
+        <w:t>`docs/nome-curto`: documentacao</w:t>
+      </w:r>
+    </w:p>
+    <w:p>
+      <w:pPr>
+        <w:pStyle w:val="Heading3"/>
+      </w:pPr>
+      <w:r>
+        <w:t>Fluxo diario</w:t>
+      </w:r>
+    </w:p>
+    <w:p>
+      <w:pPr>
+        <w:pStyle w:val="ListNumber"/>
+      </w:pPr>
+      <w:r>
+        <w:t>1. atualizar `develop`</w:t>
+      </w:r>
+    </w:p>
+    <w:p>
+      <w:pPr>
+        <w:pStyle w:val="ListNumber"/>
+      </w:pPr>
+      <w:r>
+        <w:t>2. criar branch da tarefa</w:t>
+      </w:r>
+    </w:p>
+    <w:p>
+      <w:pPr>
+        <w:pStyle w:val="ListNumber"/>
+      </w:pPr>
+      <w:r>
+        <w:t>3. fazer a tarefa</w:t>
+      </w:r>
+    </w:p>
+    <w:p>
+      <w:pPr>
+        <w:pStyle w:val="ListNumber"/>
+      </w:pPr>
+      <w:r>
+        <w:t>4. rodar teste</w:t>
+      </w:r>
+    </w:p>
+    <w:p>
+      <w:pPr>
+        <w:pStyle w:val="ListNumber"/>
+      </w:pPr>
+      <w:r>
+        <w:t>5. commitar</w:t>
+      </w:r>
+    </w:p>
+    <w:p>
+      <w:pPr>
+        <w:pStyle w:val="ListNumber"/>
+      </w:pPr>
+      <w:r>
+        <w:t>6. fazer push</w:t>
+      </w:r>
+    </w:p>
+    <w:p>
+      <w:pPr>
+        <w:pStyle w:val="ListNumber"/>
+      </w:pPr>
+      <w:r>
+        <w:t>7. abrir Pull Request para `develop`</w:t>
+      </w:r>
+    </w:p>
+    <w:p>
+      <w:pPr>
+        <w:pStyle w:val="ListNumber"/>
+      </w:pPr>
+      <w:r>
+        <w:t>8. o outro revisa</w:t>
+      </w:r>
+    </w:p>
+    <w:p>
+      <w:pPr>
+        <w:pStyle w:val="ListNumber"/>
+      </w:pPr>
+      <w:r>
+        <w:t>9. so depois fazer merge</w:t>
+      </w:r>
+    </w:p>
+    <w:p>
+      <w:pPr>
+        <w:pStyle w:val="Heading3"/>
+      </w:pPr>
+      <w:r>
+        <w:t>Comandos basicos</w:t>
+      </w:r>
+    </w:p>
+    <w:p>
+      <w:r>
+        <w:t>Atualizar a branch de integracao:</w:t>
+      </w:r>
+    </w:p>
+    <w:p>
       <w:r>
         <w:rPr>
-          <w:rFonts w:ascii="Aptos Display" w:hAnsi="Aptos Display"/>
-          <w:b/>
-          <w:sz w:val="40"/>
-        </w:rPr>
-        <w:t>Manual de Execucao Total do HopeSoft</w:t>
-      </w:r>
-    </w:p>
-    <w:p>
-      <w:pPr>
-        <w:pStyle w:val="Heading2"/>
-      </w:pPr>
-      <w:r>
-        <w:t>1. Objetivo deste manual</w:t>
-      </w:r>
-    </w:p>
-    <w:p>
-      <w:pPr>
-        <w:spacing w:after="160"/>
-      </w:pPr>
-      <w:r>
-        <w:t>Este documento foi escrito para voces dois seguirem o projeto do HopeSoft de forma organizada, mesmo sendo iniciantes.</w:t>
-      </w:r>
-    </w:p>
-    <w:p>
-      <w:pPr>
-        <w:spacing w:after="160"/>
-      </w:pPr>
-      <w:r>
-        <w:t>Ele nao e um tutorial generico.</w:t>
-      </w:r>
-    </w:p>
-    <w:p>
-      <w:pPr>
-        <w:spacing w:after="160"/>
-      </w:pPr>
-      <w:r>
-        <w:t>Ele e um manual de execucao real para:</w:t>
-      </w:r>
-    </w:p>
-    <w:p>
-      <w:pPr>
-        <w:pStyle w:val="ListBullet"/>
-        <w:spacing w:after="60"/>
-      </w:pPr>
-      <w:r>
-        <w:t>construir o sistema na ordem certa</w:t>
-      </w:r>
-    </w:p>
-    <w:p>
-      <w:pPr>
-        <w:pStyle w:val="ListBullet"/>
-        <w:spacing w:after="60"/>
-      </w:pPr>
-      <w:r>
-        <w:t>dividir o trabalho em dupla sem bagunca</w:t>
-      </w:r>
-    </w:p>
-    <w:p>
-      <w:pPr>
-        <w:pStyle w:val="ListBullet"/>
-        <w:spacing w:after="60"/>
-      </w:pPr>
-      <w:r>
-        <w:t>evitar retrabalho</w:t>
-      </w:r>
-    </w:p>
-    <w:p>
-      <w:pPr>
-        <w:pStyle w:val="ListBullet"/>
-        <w:spacing w:after="60"/>
-      </w:pPr>
-      <w:r>
-        <w:t>transformar o HopeSoft em um produto real para o varejo</w:t>
-      </w:r>
-    </w:p>
-    <w:p>
-      <w:pPr>
-        <w:pStyle w:val="ListBullet"/>
-        <w:spacing w:after="60"/>
-      </w:pPr>
-      <w:r>
-        <w:t>preparar o sistema para crescer na Paraiba</w:t>
-      </w:r>
-    </w:p>
-    <w:p>
-      <w:pPr>
-        <w:pStyle w:val="Heading2"/>
-      </w:pPr>
-      <w:r>
-        <w:t>2. Como usar este manual</w:t>
-      </w:r>
-    </w:p>
-    <w:p>
-      <w:pPr>
-        <w:spacing w:after="160"/>
-      </w:pPr>
-      <w:r>
-        <w:t>Nao tentem ler tudo correndo e depois improvisar.</w:t>
-      </w:r>
-    </w:p>
-    <w:p>
-      <w:pPr>
-        <w:spacing w:after="160"/>
-      </w:pPr>
-      <w:r>
-        <w:t>O jeito certo de usar:</w:t>
-      </w:r>
-    </w:p>
-    <w:p>
-      <w:pPr>
-        <w:pStyle w:val="ListNumber"/>
-        <w:spacing w:after="60"/>
-      </w:pPr>
-      <w:r>
-        <w:t>1. ler este manual inteiro uma vez</w:t>
-      </w:r>
-    </w:p>
-    <w:p>
-      <w:pPr>
-        <w:pStyle w:val="ListNumber"/>
-        <w:spacing w:after="60"/>
-      </w:pPr>
-      <w:r>
-        <w:t>2. criar as tarefas no GitHub com base nele</w:t>
-      </w:r>
-    </w:p>
-    <w:p>
-      <w:pPr>
-        <w:pStyle w:val="ListNumber"/>
-        <w:spacing w:after="60"/>
-      </w:pPr>
-      <w:r>
-        <w:t>3. executar uma fase por vez</w:t>
-      </w:r>
-    </w:p>
-    <w:p>
-      <w:pPr>
-        <w:pStyle w:val="ListNumber"/>
-        <w:spacing w:after="60"/>
-      </w:pPr>
-      <w:r>
-        <w:t>4. so avancar quando a fase atual estiver validada</w:t>
-      </w:r>
-    </w:p>
-    <w:p>
-      <w:pPr>
-        <w:pStyle w:val="ListNumber"/>
-        <w:spacing w:after="60"/>
-      </w:pPr>
-      <w:r>
-        <w:t>5. atualizar este documento quando a realidade do projeto mudar</w:t>
-      </w:r>
-    </w:p>
-    <w:p>
-      <w:pPr>
-        <w:spacing w:after="160"/>
-      </w:pPr>
-      <w:r>
-        <w:t>Regra importante:</w:t>
-      </w:r>
-    </w:p>
-    <w:p>
-      <w:pPr>
-        <w:pStyle w:val="ListBullet"/>
-        <w:spacing w:after="60"/>
-      </w:pPr>
-      <w:r>
-        <w:t>nao pulem fase por ansiedade</w:t>
-      </w:r>
-    </w:p>
-    <w:p>
-      <w:pPr>
-        <w:pStyle w:val="ListBullet"/>
-        <w:spacing w:after="60"/>
-      </w:pPr>
-      <w:r>
-        <w:t>nao inventem funcionalidade fora da ordem</w:t>
-      </w:r>
-    </w:p>
-    <w:p>
-      <w:pPr>
-        <w:pStyle w:val="ListBullet"/>
-        <w:spacing w:after="60"/>
-      </w:pPr>
-      <w:r>
-        <w:t>nao codem varias coisas grandes ao mesmo tempo</w:t>
-      </w:r>
-    </w:p>
-    <w:p>
-      <w:pPr>
-        <w:pStyle w:val="Heading2"/>
-      </w:pPr>
-      <w:r>
-        <w:t>3. Estado atual real do projeto</w:t>
-      </w:r>
-    </w:p>
-    <w:p>
-      <w:pPr>
-        <w:spacing w:after="160"/>
-      </w:pPr>
-      <w:r>
-        <w:t>Hoje o projeto ja tem:</w:t>
-      </w:r>
-    </w:p>
-    <w:p>
-      <w:pPr>
-        <w:pStyle w:val="ListBullet"/>
-        <w:spacing w:after="60"/>
-      </w:pPr>
-      <w:r>
-        <w:t>pacote base `com.hopesoft`</w:t>
-      </w:r>
-    </w:p>
-    <w:p>
-      <w:pPr>
-        <w:pStyle w:val="ListBullet"/>
-        <w:spacing w:after="60"/>
-      </w:pPr>
-      <w:r>
-        <w:t>classe principal `HopesoftApplication`</w:t>
-      </w:r>
-    </w:p>
-    <w:p>
-      <w:pPr>
-        <w:pStyle w:val="ListBullet"/>
-        <w:spacing w:after="60"/>
-      </w:pPr>
-      <w:r>
-        <w:t>Java 21</w:t>
-      </w:r>
-    </w:p>
-    <w:p>
-      <w:pPr>
-        <w:pStyle w:val="ListBullet"/>
-        <w:spacing w:after="60"/>
-      </w:pPr>
-      <w:r>
-        <w:t>Spring Boot 4</w:t>
-      </w:r>
-    </w:p>
-    <w:p>
-      <w:pPr>
-        <w:pStyle w:val="ListBullet"/>
-        <w:spacing w:after="60"/>
-      </w:pPr>
-      <w:r>
-        <w:t>Spring Web MVC</w:t>
-      </w:r>
-    </w:p>
-    <w:p>
-      <w:pPr>
-        <w:pStyle w:val="ListBullet"/>
-        <w:spacing w:after="60"/>
-      </w:pPr>
-      <w:r>
-        <w:t>Spring Data JPA</w:t>
-      </w:r>
-    </w:p>
-    <w:p>
-      <w:pPr>
-        <w:pStyle w:val="ListBullet"/>
-        <w:spacing w:after="60"/>
-      </w:pPr>
-      <w:r>
-        <w:t>Spring Security</w:t>
-      </w:r>
-    </w:p>
-    <w:p>
-      <w:pPr>
-        <w:pStyle w:val="ListBullet"/>
-        <w:spacing w:after="60"/>
-      </w:pPr>
-      <w:r>
-        <w:t>PostgreSQL</w:t>
-      </w:r>
-    </w:p>
-    <w:p>
-      <w:pPr>
-        <w:pStyle w:val="ListBullet"/>
-        <w:spacing w:after="60"/>
-      </w:pPr>
-      <w:r>
-        <w:t>Lombok</w:t>
-      </w:r>
-    </w:p>
-    <w:p>
-      <w:pPr>
-        <w:pStyle w:val="ListBullet"/>
-        <w:spacing w:after="60"/>
-      </w:pPr>
-      <w:r>
-        <w:t>H2 para testes</w:t>
-      </w:r>
-    </w:p>
-    <w:p>
-      <w:pPr>
-        <w:pStyle w:val="ListBullet"/>
-        <w:spacing w:after="60"/>
-      </w:pPr>
-      <w:r>
-        <w:t>`./mvnw test` funcionando</w:t>
-      </w:r>
-    </w:p>
-    <w:p>
-      <w:pPr>
-        <w:pStyle w:val="ListBullet"/>
-        <w:spacing w:after="60"/>
-      </w:pPr>
-      <w:r>
-        <w:t>estrutura de pacotes pronta:</w:t>
-      </w:r>
-    </w:p>
-    <w:p>
-      <w:pPr>
-        <w:pStyle w:val="ListBullet2"/>
-        <w:spacing w:after="60"/>
-      </w:pPr>
-      <w:r>
-        <w:t>`config`</w:t>
-      </w:r>
-    </w:p>
-    <w:p>
-      <w:pPr>
-        <w:pStyle w:val="ListBullet2"/>
-        <w:spacing w:after="60"/>
-      </w:pPr>
-      <w:r>
-        <w:t>`controller`</w:t>
-      </w:r>
-    </w:p>
-    <w:p>
-      <w:pPr>
-        <w:pStyle w:val="ListBullet2"/>
-        <w:spacing w:after="60"/>
-      </w:pPr>
-      <w:r>
-        <w:t>`dto`</w:t>
-      </w:r>
-    </w:p>
-    <w:p>
-      <w:pPr>
-        <w:pStyle w:val="ListBullet2"/>
-        <w:spacing w:after="60"/>
-      </w:pPr>
-      <w:r>
-        <w:t>`exception`</w:t>
-      </w:r>
-    </w:p>
-    <w:p>
-      <w:pPr>
-        <w:pStyle w:val="ListBullet2"/>
-        <w:spacing w:after="60"/>
-      </w:pPr>
-      <w:r>
-        <w:t>`model`</w:t>
-      </w:r>
-    </w:p>
-    <w:p>
-      <w:pPr>
-        <w:pStyle w:val="ListBullet2"/>
-        <w:spacing w:after="60"/>
-      </w:pPr>
-      <w:r>
-        <w:t>`repository`</w:t>
-      </w:r>
-    </w:p>
-    <w:p>
-      <w:pPr>
-        <w:pStyle w:val="ListBullet2"/>
-        <w:spacing w:after="60"/>
-      </w:pPr>
-      <w:r>
-        <w:t>`security`</w:t>
-      </w:r>
-    </w:p>
-    <w:p>
-      <w:pPr>
-        <w:pStyle w:val="ListBullet2"/>
-        <w:spacing w:after="60"/>
-      </w:pPr>
-      <w:r>
-        <w:t>`service`</w:t>
-      </w:r>
-    </w:p>
-    <w:p>
-      <w:pPr>
-        <w:pStyle w:val="ListBullet"/>
-        <w:spacing w:after="60"/>
-      </w:pPr>
-      <w:r>
-        <w:t>modelos prontos:</w:t>
-      </w:r>
-    </w:p>
-    <w:p>
-      <w:pPr>
-        <w:pStyle w:val="ListBullet2"/>
-        <w:spacing w:after="60"/>
-      </w:pPr>
-      <w:r>
-        <w:t>`Usuario`</w:t>
-      </w:r>
-    </w:p>
-    <w:p>
-      <w:pPr>
-        <w:pStyle w:val="ListBullet2"/>
-        <w:spacing w:after="60"/>
-      </w:pPr>
-      <w:r>
-        <w:t>`Categoria`</w:t>
-      </w:r>
-    </w:p>
-    <w:p>
-      <w:pPr>
-        <w:pStyle w:val="ListBullet2"/>
-        <w:spacing w:after="60"/>
-      </w:pPr>
-      <w:r>
-        <w:t>`Produto`</w:t>
-      </w:r>
-    </w:p>
-    <w:p>
-      <w:pPr>
-        <w:pStyle w:val="ListBullet2"/>
-        <w:spacing w:after="60"/>
-      </w:pPr>
-      <w:r>
-        <w:t>`Venda`</w:t>
-      </w:r>
-    </w:p>
-    <w:p>
-      <w:pPr>
-        <w:pStyle w:val="ListBullet2"/>
-        <w:spacing w:after="60"/>
-      </w:pPr>
-      <w:r>
-        <w:t>`ItemVenda`</w:t>
-      </w:r>
-    </w:p>
-    <w:p>
-      <w:pPr>
-        <w:pStyle w:val="ListBullet2"/>
-        <w:spacing w:after="60"/>
-      </w:pPr>
-      <w:r>
-        <w:t>`Perfil`</w:t>
-      </w:r>
-    </w:p>
-    <w:p>
-      <w:pPr>
-        <w:pStyle w:val="ListBullet2"/>
-        <w:spacing w:after="60"/>
-      </w:pPr>
-      <w:r>
-        <w:t>`FormaPagamento`</w:t>
-      </w:r>
-    </w:p>
-    <w:p>
-      <w:pPr>
-        <w:spacing w:after="160"/>
-      </w:pPr>
-      <w:r>
-        <w:t>Arquivos centrais que voces precisam conhecer:</w:t>
-      </w:r>
-    </w:p>
-    <w:p>
-      <w:pPr>
-        <w:pStyle w:val="ListBullet"/>
-        <w:spacing w:after="60"/>
-      </w:pPr>
-      <w:r>
-        <w:t>`pom.xml`</w:t>
-      </w:r>
-    </w:p>
-    <w:p>
-      <w:pPr>
-        <w:pStyle w:val="ListBullet"/>
-        <w:spacing w:after="60"/>
-      </w:pPr>
-      <w:r>
-        <w:t>`README.md`</w:t>
-      </w:r>
-    </w:p>
-    <w:p>
-      <w:pPr>
-        <w:pStyle w:val="ListBullet"/>
-        <w:spacing w:after="60"/>
-      </w:pPr>
-      <w:r>
-        <w:t>`src/main/resources/application.properties`</w:t>
-      </w:r>
-    </w:p>
-    <w:p>
-      <w:pPr>
-        <w:pStyle w:val="ListBullet"/>
-        <w:spacing w:after="60"/>
-      </w:pPr>
-      <w:r>
-        <w:t>`src/test/resources/application.properties`</w:t>
-      </w:r>
-    </w:p>
-    <w:p>
-      <w:pPr>
-        <w:pStyle w:val="ListBullet"/>
-        <w:spacing w:after="60"/>
-      </w:pPr>
-      <w:r>
-        <w:t>`src/main/java/com/hopesoft/HopesoftApplication.java`</w:t>
-      </w:r>
-    </w:p>
-    <w:p>
-      <w:pPr>
-        <w:pStyle w:val="Heading2"/>
-      </w:pPr>
-      <w:r>
-        <w:t>3.1. Status consolidado em 2026-04-03</w:t>
-      </w:r>
-    </w:p>
-    <w:p>
-      <w:pPr>
-        <w:spacing w:after="160"/>
-      </w:pPr>
-      <w:r>
-        <w:t>Resumo oficial do ponto atual do projeto:</w:t>
-      </w:r>
-    </w:p>
-    <w:p>
-      <w:pPr>
-        <w:pStyle w:val="ListBullet"/>
-        <w:spacing w:after="60"/>
-      </w:pPr>
-      <w:r>
-        <w:t>`Fase 0 - Fechar a fundacao`: concluida</w:t>
-      </w:r>
-    </w:p>
-    <w:p>
-      <w:pPr>
-        <w:pStyle w:val="ListBullet"/>
-        <w:spacing w:after="60"/>
-      </w:pPr>
-      <w:r>
-        <w:t>`Fase 1 - Decisao de multiempresa`: concluida</w:t>
-      </w:r>
-    </w:p>
-    <w:p>
-      <w:pPr>
-        <w:pStyle w:val="ListBullet"/>
-        <w:spacing w:after="60"/>
-      </w:pPr>
-      <w:r>
-        <w:t>`Fase 2 - Repositories`: concluida</w:t>
-      </w:r>
-    </w:p>
-    <w:p>
-      <w:pPr>
-        <w:pStyle w:val="ListBullet"/>
-        <w:spacing w:after="60"/>
-      </w:pPr>
-      <w:r>
-        <w:t>`Fase 3 - Seguranca e JWT`: concluida</w:t>
-      </w:r>
-    </w:p>
-    <w:p>
-      <w:pPr>
-        <w:pStyle w:val="ListBullet"/>
-        <w:spacing w:after="60"/>
-      </w:pPr>
-      <w:r>
-        <w:t>`Fase atual`: preparar `Fase 4 - DTOs e contratos`</w:t>
-      </w:r>
-    </w:p>
-    <w:p>
-      <w:pPr>
-        <w:spacing w:after="160"/>
-      </w:pPr>
-      <w:r>
-        <w:t>Entregas tecnicas ja confirmadas:</w:t>
-      </w:r>
-    </w:p>
-    <w:p>
-      <w:pPr>
-        <w:pStyle w:val="ListBullet"/>
-        <w:spacing w:after="60"/>
-      </w:pPr>
-      <w:r>
-        <w:t>entidade `Empresa` integrada ao dominio principal</w:t>
-      </w:r>
-    </w:p>
-    <w:p>
-      <w:pPr>
-        <w:pStyle w:val="ListBullet"/>
-        <w:spacing w:after="60"/>
-      </w:pPr>
-      <w:r>
-        <w:t>repositories com consultas principais e testes de persistencia</w:t>
-      </w:r>
-    </w:p>
-    <w:p>
-      <w:pPr>
-        <w:pStyle w:val="ListBullet"/>
-        <w:spacing w:after="60"/>
-      </w:pPr>
-      <w:r>
-        <w:t>`JwtService`, `JwtFilter` e `SecurityConfig`</w:t>
-      </w:r>
-    </w:p>
-    <w:p>
-      <w:pPr>
-        <w:pStyle w:val="ListBullet"/>
-        <w:spacing w:after="60"/>
-      </w:pPr>
-      <w:r>
-        <w:t>autenticacao por email e senha com perfis `ADMIN` e `OPERADOR`</w:t>
-      </w:r>
-    </w:p>
-    <w:p>
-      <w:pPr>
-        <w:pStyle w:val="ListBullet"/>
-        <w:spacing w:after="60"/>
-      </w:pPr>
-      <w:r>
-        <w:t>`AuthController`, `AuthService` e tratamento JSON de erro para autenticacao</w:t>
-      </w:r>
-    </w:p>
-    <w:p>
-      <w:pPr>
-        <w:spacing w:after="160"/>
-      </w:pPr>
-      <w:r>
-        <w:t>Validacao mais recente:</w:t>
-      </w:r>
-    </w:p>
-    <w:p>
-      <w:pPr>
-        <w:pStyle w:val="ListBullet"/>
-        <w:spacing w:after="60"/>
-      </w:pPr>
-      <w:r>
-        <w:t>comando: `.\mvnw.cmd test`</w:t>
-      </w:r>
-    </w:p>
-    <w:p>
-      <w:pPr>
-        <w:pStyle w:val="ListBullet"/>
-        <w:spacing w:after="60"/>
-      </w:pPr>
-      <w:r>
-        <w:t>resultado: `BUILD SUCCESS`</w:t>
-      </w:r>
-    </w:p>
-    <w:p>
-      <w:pPr>
-        <w:pStyle w:val="ListBullet"/>
-        <w:spacing w:after="60"/>
-      </w:pPr>
-      <w:r>
-        <w:t>total validado: `16 testes`</w:t>
-      </w:r>
-    </w:p>
-    <w:p>
-      <w:pPr>
-        <w:spacing w:after="160"/>
-      </w:pPr>
-      <w:r>
-        <w:t>Documento complementar de status:</w:t>
-      </w:r>
-    </w:p>
-    <w:p>
-      <w:pPr>
-        <w:pStyle w:val="ListBullet"/>
-        <w:spacing w:after="60"/>
-      </w:pPr>
-      <w:r>
-        <w:t>`docs/STATUS_ATUAL_HOPESOFT.md`</w:t>
-      </w:r>
-    </w:p>
-    <w:p>
-      <w:pPr>
-        <w:pStyle w:val="Heading2"/>
-      </w:pPr>
-      <w:r>
-        <w:t>4. Meta do produto</w:t>
-      </w:r>
-    </w:p>
-    <w:p>
-      <w:pPr>
-        <w:spacing w:after="160"/>
-      </w:pPr>
-      <w:r>
-        <w:t>O HopeSoft nao deve ser tratado como trabalho de faculdade.</w:t>
-      </w:r>
-    </w:p>
-    <w:p>
-      <w:pPr>
-        <w:spacing w:after="160"/>
-      </w:pPr>
-      <w:r>
-        <w:t>Meta do produto:</w:t>
-      </w:r>
-    </w:p>
-    <w:p>
-      <w:pPr>
-        <w:pStyle w:val="ListBullet"/>
-        <w:spacing w:after="60"/>
-      </w:pPr>
-      <w:r>
-        <w:t>criar um sistema de frente de caixa e gestao comercial</w:t>
-      </w:r>
-    </w:p>
-    <w:p>
-      <w:pPr>
-        <w:pStyle w:val="ListBullet"/>
-        <w:spacing w:after="60"/>
-      </w:pPr>
-      <w:r>
-        <w:t>validar esse sistema em lojas reais</w:t>
-      </w:r>
-    </w:p>
-    <w:p>
-      <w:pPr>
-        <w:pStyle w:val="ListBullet"/>
-        <w:spacing w:after="60"/>
-      </w:pPr>
-      <w:r>
-        <w:t>estabilizar o uso</w:t>
-      </w:r>
-    </w:p>
-    <w:p>
-      <w:pPr>
-        <w:pStyle w:val="ListBullet"/>
-        <w:spacing w:after="60"/>
-      </w:pPr>
-      <w:r>
-        <w:t>expandir para varias cidades</w:t>
-      </w:r>
-    </w:p>
-    <w:p>
-      <w:pPr>
-        <w:pStyle w:val="ListBullet"/>
-        <w:spacing w:after="60"/>
-      </w:pPr>
-      <w:r>
-        <w:t>preparar uma base para atender muitas lojas da Paraiba</w:t>
-      </w:r>
-    </w:p>
-    <w:p>
-      <w:pPr>
-        <w:spacing w:after="160"/>
-      </w:pPr>
-      <w:r>
-        <w:t>Traducao pratica:</w:t>
-      </w:r>
-    </w:p>
-    <w:p>
-      <w:pPr>
-        <w:pStyle w:val="ListBullet"/>
-        <w:spacing w:after="60"/>
-      </w:pPr>
-      <w:r>
-        <w:t>primeiro ganhar confianca de poucos lojistas</w:t>
-      </w:r>
-    </w:p>
-    <w:p>
-      <w:pPr>
-        <w:pStyle w:val="ListBullet"/>
-        <w:spacing w:after="60"/>
-      </w:pPr>
-      <w:r>
-        <w:t>depois provar estabilidade</w:t>
-      </w:r>
-    </w:p>
-    <w:p>
-      <w:pPr>
-        <w:pStyle w:val="ListBullet"/>
-        <w:spacing w:after="60"/>
-      </w:pPr>
-      <w:r>
-        <w:t>depois expandir com disciplina</w:t>
-      </w:r>
-    </w:p>
-    <w:p>
-      <w:pPr>
-        <w:pStyle w:val="Heading2"/>
-      </w:pPr>
-      <w:r>
-        <w:t>5. O que e sucesso na primeira fase comercial</w:t>
-      </w:r>
-    </w:p>
-    <w:p>
-      <w:pPr>
-        <w:spacing w:after="160"/>
-      </w:pPr>
-      <w:r>
-        <w:t>Antes de pensar em toda a Paraiba, a primeira versao precisa provar estas coisas:</w:t>
-      </w:r>
-    </w:p>
-    <w:p>
-      <w:pPr>
-        <w:pStyle w:val="ListBullet"/>
-        <w:spacing w:after="60"/>
-      </w:pPr>
-      <w:r>
-        <w:t>uma loja consegue usar o sistema no dia a dia</w:t>
-      </w:r>
-    </w:p>
-    <w:p>
-      <w:pPr>
-        <w:pStyle w:val="ListBullet"/>
-        <w:spacing w:after="60"/>
-      </w:pPr>
-      <w:r>
-        <w:t>o login funciona</w:t>
-      </w:r>
-    </w:p>
-    <w:p>
-      <w:pPr>
-        <w:pStyle w:val="ListBullet"/>
-        <w:spacing w:after="60"/>
-      </w:pPr>
-      <w:r>
-        <w:t>produto pode ser cadastrado sem dor</w:t>
-      </w:r>
-    </w:p>
-    <w:p>
-      <w:pPr>
-        <w:pStyle w:val="ListBullet"/>
-        <w:spacing w:after="60"/>
-      </w:pPr>
-      <w:r>
-        <w:t>a venda e registrada sem travar</w:t>
-      </w:r>
-    </w:p>
-    <w:p>
-      <w:pPr>
-        <w:pStyle w:val="ListBullet"/>
-        <w:spacing w:after="60"/>
-      </w:pPr>
-      <w:r>
-        <w:t>o estoque baixa corretamente</w:t>
-      </w:r>
-    </w:p>
-    <w:p>
-      <w:pPr>
-        <w:pStyle w:val="ListBullet"/>
-        <w:spacing w:after="60"/>
-      </w:pPr>
-      <w:r>
-        <w:t>o troco funciona</w:t>
-      </w:r>
-    </w:p>
-    <w:p>
-      <w:pPr>
-        <w:pStyle w:val="ListBullet"/>
-        <w:spacing w:after="60"/>
-      </w:pPr>
-      <w:r>
-        <w:t>o relatorio do dia bate com o caixa</w:t>
-      </w:r>
-    </w:p>
-    <w:p>
-      <w:pPr>
-        <w:pStyle w:val="ListBullet"/>
-        <w:spacing w:after="60"/>
-      </w:pPr>
-      <w:r>
-        <w:t>o dono da loja quer continuar usando</w:t>
-      </w:r>
-    </w:p>
-    <w:p>
-      <w:pPr>
-        <w:spacing w:after="160"/>
-      </w:pPr>
-      <w:r>
-        <w:t>Se isso ainda nao acontece, voces ainda nao tem um produto pronto para escalar.</w:t>
-      </w:r>
-    </w:p>
-    <w:p>
-      <w:pPr>
-        <w:pStyle w:val="Heading2"/>
-      </w:pPr>
-      <w:r>
-        <w:t>6. Papéis da dupla</w:t>
-      </w:r>
-    </w:p>
-    <w:p>
-      <w:pPr>
-        <w:spacing w:after="160"/>
-      </w:pPr>
-      <w:r>
-        <w:t>Como voces sao iniciantes, o segredo nao e cada um saber tudo.</w:t>
-      </w:r>
-    </w:p>
-    <w:p>
-      <w:pPr>
-        <w:spacing w:after="160"/>
-      </w:pPr>
-      <w:r>
-        <w:t>O segredo e cada um ter um foco principal e revisar o outro.</w:t>
-      </w:r>
-    </w:p>
-    <w:p>
-      <w:pPr>
-        <w:pStyle w:val="Heading3"/>
-      </w:pPr>
-      <w:r>
-        <w:t>Socio A - trilha mais tecnica</w:t>
-      </w:r>
-    </w:p>
-    <w:p>
-      <w:pPr>
-        <w:spacing w:after="160"/>
-      </w:pPr>
-      <w:r>
-        <w:t>Responsavel principal por:</w:t>
-      </w:r>
-    </w:p>
-    <w:p>
-      <w:pPr>
-        <w:pStyle w:val="ListBullet"/>
-        <w:spacing w:after="60"/>
-      </w:pPr>
-      <w:r>
-        <w:t>modelagem</w:t>
-      </w:r>
-    </w:p>
-    <w:p>
-      <w:pPr>
-        <w:pStyle w:val="ListBullet"/>
-        <w:spacing w:after="60"/>
-      </w:pPr>
-      <w:r>
-        <w:t>banco de dados</w:t>
-      </w:r>
-    </w:p>
-    <w:p>
-      <w:pPr>
-        <w:pStyle w:val="ListBullet"/>
-        <w:spacing w:after="60"/>
-      </w:pPr>
-      <w:r>
-        <w:t>repositories</w:t>
-      </w:r>
-    </w:p>
-    <w:p>
-      <w:pPr>
-        <w:pStyle w:val="ListBullet"/>
-        <w:spacing w:after="60"/>
-      </w:pPr>
-      <w:r>
-        <w:t>services</w:t>
-      </w:r>
-    </w:p>
-    <w:p>
-      <w:pPr>
-        <w:pStyle w:val="ListBullet"/>
-        <w:spacing w:after="60"/>
-      </w:pPr>
-      <w:r>
-        <w:t>seguranca</w:t>
-      </w:r>
-    </w:p>
-    <w:p>
-      <w:pPr>
-        <w:pStyle w:val="ListBullet"/>
-        <w:spacing w:after="60"/>
-      </w:pPr>
-      <w:r>
-        <w:t>configuracoes</w:t>
-      </w:r>
-    </w:p>
-    <w:p>
-      <w:pPr>
-        <w:pStyle w:val="ListBullet"/>
-        <w:spacing w:after="60"/>
-      </w:pPr>
-      <w:r>
-        <w:t>docker</w:t>
-      </w:r>
-    </w:p>
-    <w:p>
-      <w:pPr>
-        <w:pStyle w:val="ListBullet"/>
-        <w:spacing w:after="60"/>
-      </w:pPr>
-      <w:r>
-        <w:t>deploy</w:t>
-      </w:r>
-    </w:p>
-    <w:p>
-      <w:pPr>
-        <w:pStyle w:val="Heading3"/>
-      </w:pPr>
-      <w:r>
-        <w:t>Socio B - trilha mais voltada ao uso</w:t>
-      </w:r>
-    </w:p>
-    <w:p>
-      <w:pPr>
-        <w:spacing w:after="160"/>
-      </w:pPr>
-      <w:r>
-        <w:t>Responsavel principal por:</w:t>
-      </w:r>
-    </w:p>
-    <w:p>
-      <w:pPr>
-        <w:pStyle w:val="ListBullet"/>
-        <w:spacing w:after="60"/>
-      </w:pPr>
-      <w:r>
-        <w:t>DTOs</w:t>
-      </w:r>
-    </w:p>
-    <w:p>
-      <w:pPr>
-        <w:pStyle w:val="ListBullet"/>
-        <w:spacing w:after="60"/>
-      </w:pPr>
-      <w:r>
-        <w:t>controllers</w:t>
-      </w:r>
-    </w:p>
-    <w:p>
-      <w:pPr>
-        <w:pStyle w:val="ListBullet"/>
-        <w:spacing w:after="60"/>
-      </w:pPr>
-      <w:r>
-        <w:t>frontend</w:t>
-      </w:r>
-    </w:p>
-    <w:p>
-      <w:pPr>
-        <w:pStyle w:val="ListBullet"/>
-        <w:spacing w:after="60"/>
-      </w:pPr>
-      <w:r>
-        <w:t>testes manuais</w:t>
-      </w:r>
-    </w:p>
-    <w:p>
-      <w:pPr>
-        <w:pStyle w:val="ListBullet"/>
-        <w:spacing w:after="60"/>
-      </w:pPr>
-      <w:r>
-        <w:t>validacao de fluxo de caixa</w:t>
-      </w:r>
-    </w:p>
-    <w:p>
-      <w:pPr>
-        <w:pStyle w:val="ListBullet"/>
-        <w:spacing w:after="60"/>
-      </w:pPr>
-      <w:r>
-        <w:t>documentacao de uso</w:t>
-      </w:r>
-    </w:p>
-    <w:p>
-      <w:pPr>
-        <w:pStyle w:val="ListBullet"/>
-        <w:spacing w:after="60"/>
-      </w:pPr>
-      <w:r>
-        <w:t>backlog funcional</w:t>
-      </w:r>
-    </w:p>
-    <w:p>
-      <w:pPr>
-        <w:pStyle w:val="Heading3"/>
-      </w:pPr>
-      <w:r>
-        <w:t>Regra obrigatoria</w:t>
-      </w:r>
-    </w:p>
-    <w:p>
-      <w:pPr>
-        <w:spacing w:after="160"/>
-      </w:pPr>
-      <w:r>
-        <w:t>Mesmo com essa divisao:</w:t>
-      </w:r>
-    </w:p>
-    <w:p>
-      <w:pPr>
-        <w:pStyle w:val="ListBullet"/>
-        <w:spacing w:after="60"/>
-      </w:pPr>
-      <w:r>
-        <w:t>um implementa</w:t>
-      </w:r>
-    </w:p>
-    <w:p>
-      <w:pPr>
-        <w:pStyle w:val="ListBullet"/>
-        <w:spacing w:after="60"/>
-      </w:pPr>
-      <w:r>
-        <w:t>o outro revisa</w:t>
-      </w:r>
-    </w:p>
-    <w:p>
-      <w:pPr>
-        <w:spacing w:after="160"/>
-      </w:pPr>
-      <w:r>
-        <w:t>Nao existe tarefa grande sem revisao cruzada.</w:t>
-      </w:r>
-    </w:p>
-    <w:p>
-      <w:pPr>
-        <w:pStyle w:val="Heading2"/>
-      </w:pPr>
-      <w:r>
-        <w:t>7. Regras de trabalho em equipe</w:t>
-      </w:r>
-    </w:p>
-    <w:p>
-      <w:pPr>
-        <w:pStyle w:val="Heading3"/>
-      </w:pPr>
-      <w:r>
-        <w:t>Regras de ouro</w:t>
-      </w:r>
-    </w:p>
-    <w:p>
-      <w:pPr>
-        <w:pStyle w:val="ListBullet"/>
-        <w:spacing w:after="60"/>
-      </w:pPr>
-      <w:r>
-        <w:t>nunca codar direto na `main`</w:t>
-      </w:r>
-    </w:p>
-    <w:p>
-      <w:pPr>
-        <w:pStyle w:val="ListBullet"/>
-        <w:spacing w:after="60"/>
-      </w:pPr>
-      <w:r>
-        <w:t>nunca misturar varias funcionalidades grandes na mesma branch</w:t>
-      </w:r>
-    </w:p>
-    <w:p>
-      <w:pPr>
-        <w:pStyle w:val="ListBullet"/>
-        <w:spacing w:after="60"/>
-      </w:pPr>
-      <w:r>
-        <w:t>nunca deixar teste quebrado por varios dias</w:t>
-      </w:r>
-    </w:p>
-    <w:p>
-      <w:pPr>
-        <w:pStyle w:val="ListBullet"/>
-        <w:spacing w:after="60"/>
-      </w:pPr>
-      <w:r>
-        <w:t>nunca alterar arquivo sensivel sem avisar o outro</w:t>
-      </w:r>
-    </w:p>
-    <w:p>
-      <w:pPr>
-        <w:pStyle w:val="ListBullet"/>
-        <w:spacing w:after="60"/>
-      </w:pPr>
-      <w:r>
-        <w:t>nunca fazer merge sem o outro ter olhado</w:t>
-      </w:r>
-    </w:p>
-    <w:p>
-      <w:pPr>
-        <w:pStyle w:val="Heading3"/>
-      </w:pPr>
-      <w:r>
-        <w:t>Arquivos sensiveis</w:t>
-      </w:r>
-    </w:p>
-    <w:p>
-      <w:pPr>
-        <w:spacing w:after="160"/>
-      </w:pPr>
-      <w:r>
-        <w:t>Estes arquivos exigem alinhamento antes de mudar:</w:t>
-      </w:r>
-    </w:p>
-    <w:p>
-      <w:pPr>
-        <w:pStyle w:val="ListBullet"/>
-        <w:spacing w:after="60"/>
-      </w:pPr>
-      <w:r>
-        <w:t>`pom.xml`</w:t>
-      </w:r>
-    </w:p>
-    <w:p>
-      <w:pPr>
-        <w:pStyle w:val="ListBullet"/>
-        <w:spacing w:after="60"/>
-      </w:pPr>
-      <w:r>
-        <w:t>`application.properties`</w:t>
-      </w:r>
-    </w:p>
-    <w:p>
-      <w:pPr>
-        <w:pStyle w:val="ListBullet"/>
-        <w:spacing w:after="60"/>
-      </w:pPr>
-      <w:r>
-        <w:t>configuracoes de seguranca</w:t>
-      </w:r>
-    </w:p>
-    <w:p>
-      <w:pPr>
-        <w:pStyle w:val="ListBullet"/>
-        <w:spacing w:after="60"/>
-      </w:pPr>
-      <w:r>
-        <w:t>classes centrais de service</w:t>
-      </w:r>
-    </w:p>
-    <w:p>
-      <w:pPr>
-        <w:pStyle w:val="ListBullet"/>
-        <w:spacing w:after="60"/>
-      </w:pPr>
-      <w:r>
-        <w:t>modelagem do banco</w:t>
-      </w:r>
-    </w:p>
-    <w:p>
-      <w:pPr>
-        <w:pStyle w:val="Heading3"/>
-      </w:pPr>
-      <w:r>
-        <w:t>Definition of Done</w:t>
-      </w:r>
-    </w:p>
-    <w:p>
-      <w:pPr>
-        <w:spacing w:after="160"/>
-      </w:pPr>
-      <w:r>
-        <w:t>Uma tarefa so esta pronta quando:</w:t>
-      </w:r>
-    </w:p>
-    <w:p>
-      <w:pPr>
-        <w:pStyle w:val="ListBullet"/>
-        <w:spacing w:after="60"/>
-      </w:pPr>
-      <w:r>
-        <w:t>codigo foi escrito</w:t>
-      </w:r>
-    </w:p>
-    <w:p>
-      <w:pPr>
-        <w:pStyle w:val="ListBullet"/>
-        <w:spacing w:after="60"/>
-      </w:pPr>
-      <w:r>
-        <w:t>compila</w:t>
-      </w:r>
-    </w:p>
-    <w:p>
-      <w:pPr>
-        <w:pStyle w:val="ListBullet"/>
-        <w:spacing w:after="60"/>
-      </w:pPr>
-      <w:r>
-        <w:t>teste automatizado passou ou teste manual foi executado</w:t>
-      </w:r>
-    </w:p>
-    <w:p>
-      <w:pPr>
-        <w:pStyle w:val="ListBullet"/>
-        <w:spacing w:after="60"/>
-      </w:pPr>
-      <w:r>
-        <w:t>o outro socio revisou</w:t>
-      </w:r>
-    </w:p>
-    <w:p>
-      <w:pPr>
-        <w:pStyle w:val="ListBullet"/>
-        <w:spacing w:after="60"/>
-      </w:pPr>
-      <w:r>
-        <w:t>a documentacao minima foi atualizada</w:t>
-      </w:r>
-    </w:p>
-    <w:p>
-      <w:pPr>
-        <w:pStyle w:val="Heading2"/>
-      </w:pPr>
-      <w:r>
-        <w:t>8. Fluxo de GitHub para iniciantes</w:t>
-      </w:r>
-    </w:p>
-    <w:p>
-      <w:pPr>
-        <w:pStyle w:val="Heading3"/>
-      </w:pPr>
-      <w:r>
-        <w:t>Estrutura de branches</w:t>
-      </w:r>
-    </w:p>
-    <w:p>
-      <w:pPr>
-        <w:pStyle w:val="ListBullet"/>
-        <w:spacing w:after="60"/>
-      </w:pPr>
-      <w:r>
-        <w:t>`main`: codigo mais estavel</w:t>
-      </w:r>
-    </w:p>
-    <w:p>
-      <w:pPr>
-        <w:pStyle w:val="ListBullet"/>
-        <w:spacing w:after="60"/>
-      </w:pPr>
-      <w:r>
-        <w:t>`develop`: integracao das entregas</w:t>
-      </w:r>
-    </w:p>
-    <w:p>
-      <w:pPr>
-        <w:pStyle w:val="ListBullet"/>
-        <w:spacing w:after="60"/>
-      </w:pPr>
-      <w:r>
-        <w:t>`feat/nome-curto`: nova funcionalidade</w:t>
-      </w:r>
-    </w:p>
-    <w:p>
-      <w:pPr>
-        <w:pStyle w:val="ListBullet"/>
-        <w:spacing w:after="60"/>
-      </w:pPr>
-      <w:r>
-        <w:t>`fix/nome-curto`: correcao</w:t>
-      </w:r>
-    </w:p>
-    <w:p>
-      <w:pPr>
-        <w:pStyle w:val="ListBullet"/>
-        <w:spacing w:after="60"/>
-      </w:pPr>
-      <w:r>
-        <w:t>`docs/nome-curto`: documentacao</w:t>
-      </w:r>
-    </w:p>
-    <w:p>
-      <w:pPr>
-        <w:pStyle w:val="Heading3"/>
-      </w:pPr>
-      <w:r>
-        <w:t>Fluxo diario</w:t>
-      </w:r>
-    </w:p>
-    <w:p>
-      <w:pPr>
-        <w:pStyle w:val="ListNumber"/>
-        <w:spacing w:after="60"/>
-      </w:pPr>
-      <w:r>
-        <w:t>1. atualizar `develop`</w:t>
-      </w:r>
-    </w:p>
-    <w:p>
-      <w:pPr>
-        <w:pStyle w:val="ListNumber"/>
-        <w:spacing w:after="60"/>
-      </w:pPr>
-      <w:r>
-        <w:t>2. criar branch da tarefa</w:t>
-      </w:r>
-    </w:p>
-    <w:p>
-      <w:pPr>
-        <w:pStyle w:val="ListNumber"/>
-        <w:spacing w:after="60"/>
-      </w:pPr>
-      <w:r>
-        <w:t>3. fazer a tarefa</w:t>
-      </w:r>
-    </w:p>
-    <w:p>
-      <w:pPr>
-        <w:pStyle w:val="ListNumber"/>
-        <w:spacing w:after="60"/>
-      </w:pPr>
-      <w:r>
-        <w:t>4. rodar teste</w:t>
-      </w:r>
-    </w:p>
-    <w:p>
-      <w:pPr>
-        <w:pStyle w:val="ListNumber"/>
-        <w:spacing w:after="60"/>
-      </w:pPr>
-      <w:r>
-        <w:t>5. commitar</w:t>
-      </w:r>
-    </w:p>
-    <w:p>
-      <w:pPr>
-        <w:pStyle w:val="ListNumber"/>
-        <w:spacing w:after="60"/>
-      </w:pPr>
-      <w:r>
-        <w:t>6. fazer push</w:t>
-      </w:r>
-    </w:p>
-    <w:p>
-      <w:pPr>
-        <w:pStyle w:val="ListNumber"/>
-        <w:spacing w:after="60"/>
-      </w:pPr>
-      <w:r>
-        <w:t>7. abrir Pull Request para `develop`</w:t>
-      </w:r>
-    </w:p>
-    <w:p>
-      <w:pPr>
-        <w:pStyle w:val="ListNumber"/>
-        <w:spacing w:after="60"/>
-      </w:pPr>
-      <w:r>
-        <w:t>8. o outro revisa</w:t>
-      </w:r>
-    </w:p>
-    <w:p>
-      <w:pPr>
-        <w:pStyle w:val="ListNumber"/>
-        <w:spacing w:after="60"/>
-      </w:pPr>
-      <w:r>
-        <w:t>9. so depois fazer merge</w:t>
-      </w:r>
-    </w:p>
-    <w:p>
-      <w:pPr>
-        <w:pStyle w:val="Heading3"/>
-      </w:pPr>
-      <w:r>
-        <w:t>Comandos basicos</w:t>
-      </w:r>
-    </w:p>
-    <w:p>
-      <w:pPr>
-        <w:spacing w:after="160"/>
-      </w:pPr>
-      <w:r>
-        <w:t>Atualizar a branch de integracao:</w:t>
-      </w:r>
-    </w:p>
-    <w:p>
-      <w:pPr>
-        <w:spacing w:before="120" w:after="120"/>
-        <w:ind w:left="454" w:right="227"/>
-      </w:pPr>
-      <w:r>
-        <w:rPr>
-          <w:rFonts w:ascii="Courier New" w:hAnsi="Courier New"/>
+          <w:rFonts w:ascii="Consolas" w:hAnsi="Consolas"/>
           <w:sz w:val="18"/>
         </w:rPr>
         <w:t>git switch develop</w:t>
@@ -1481,105 +1296,70 @@
       </w:r>
     </w:p>
     <w:p>
-      <w:pPr>
-        <w:spacing w:after="160"/>
-      </w:pPr>
       <w:r>
         <w:t>Criar branch nova:</w:t>
       </w:r>
     </w:p>
     <w:p>
-      <w:pPr>
-        <w:spacing w:before="120" w:after="120"/>
-        <w:ind w:left="454" w:right="227"/>
-      </w:pPr>
       <w:r>
         <w:rPr>
-          <w:rFonts w:ascii="Courier New" w:hAnsi="Courier New"/>
+          <w:rFonts w:ascii="Consolas" w:hAnsi="Consolas"/>
           <w:sz w:val="18"/>
         </w:rPr>
         <w:t>git switch -c feat/repositories-iniciais</w:t>
       </w:r>
     </w:p>
     <w:p>
-      <w:pPr>
-        <w:spacing w:after="160"/>
-      </w:pPr>
       <w:r>
         <w:t>Ver o que mudou:</w:t>
       </w:r>
     </w:p>
     <w:p>
-      <w:pPr>
-        <w:spacing w:before="120" w:after="120"/>
-        <w:ind w:left="454" w:right="227"/>
-      </w:pPr>
       <w:r>
         <w:rPr>
-          <w:rFonts w:ascii="Courier New" w:hAnsi="Courier New"/>
+          <w:rFonts w:ascii="Consolas" w:hAnsi="Consolas"/>
           <w:sz w:val="18"/>
         </w:rPr>
         <w:t>git status</w:t>
       </w:r>
     </w:p>
     <w:p>
-      <w:pPr>
-        <w:spacing w:after="160"/>
-      </w:pPr>
       <w:r>
         <w:t>Adicionar alteracoes:</w:t>
       </w:r>
     </w:p>
     <w:p>
-      <w:pPr>
-        <w:spacing w:before="120" w:after="120"/>
-        <w:ind w:left="454" w:right="227"/>
-      </w:pPr>
       <w:r>
         <w:rPr>
-          <w:rFonts w:ascii="Courier New" w:hAnsi="Courier New"/>
+          <w:rFonts w:ascii="Consolas" w:hAnsi="Consolas"/>
           <w:sz w:val="18"/>
         </w:rPr>
         <w:t>git add .</w:t>
       </w:r>
     </w:p>
     <w:p>
-      <w:pPr>
-        <w:spacing w:after="160"/>
-      </w:pPr>
       <w:r>
         <w:t>Criar commit:</w:t>
       </w:r>
     </w:p>
     <w:p>
-      <w:pPr>
-        <w:spacing w:before="120" w:after="120"/>
-        <w:ind w:left="454" w:right="227"/>
-      </w:pPr>
       <w:r>
         <w:rPr>
-          <w:rFonts w:ascii="Courier New" w:hAnsi="Courier New"/>
+          <w:rFonts w:ascii="Consolas" w:hAnsi="Consolas"/>
           <w:sz w:val="18"/>
         </w:rPr>
         <w:t>git commit -m "feat: cria repositories iniciais"</w:t>
       </w:r>
     </w:p>
     <w:p>
-      <w:pPr>
-        <w:spacing w:after="160"/>
-      </w:pPr>
       <w:r>
         <w:t>Enviar para o GitHub:</w:t>
       </w:r>
     </w:p>
     <w:p>
-      <w:pPr>
-        <w:spacing w:before="120" w:after="120"/>
-        <w:ind w:left="454" w:right="227"/>
-      </w:pPr>
       <w:r>
         <w:rPr>
-          <w:rFonts w:ascii="Courier New" w:hAnsi="Courier New"/>
+          <w:rFonts w:ascii="Consolas" w:hAnsi="Consolas"/>
           <w:sz w:val="18"/>
         </w:rPr>
         <w:t>git push -u origin feat/repositories-iniciais</w:t>
@@ -1594,9 +1374,6 @@
       </w:r>
     </w:p>
     <w:p>
-      <w:pPr>
-        <w:spacing w:after="160"/>
-      </w:pPr>
       <w:r>
         <w:t>Quem revisa deve verificar:</w:t>
       </w:r>
@@ -1604,7 +1381,6 @@
     <w:p>
       <w:pPr>
         <w:pStyle w:val="ListBullet"/>
-        <w:spacing w:after="60"/>
       </w:pPr>
       <w:r>
         <w:t>se o codigo faz sentido</w:t>
@@ -1613,7 +1389,6 @@
     <w:p>
       <w:pPr>
         <w:pStyle w:val="ListBullet"/>
-        <w:spacing w:after="60"/>
       </w:pPr>
       <w:r>
         <w:t>se o escopo da branch esta pequeno</w:t>
@@ -1622,7 +1397,6 @@
     <w:p>
       <w:pPr>
         <w:pStyle w:val="ListBullet"/>
-        <w:spacing w:after="60"/>
       </w:pPr>
       <w:r>
         <w:t>se o projeto continua funcionando</w:t>
@@ -1631,7 +1405,6 @@
     <w:p>
       <w:pPr>
         <w:pStyle w:val="ListBullet"/>
-        <w:spacing w:after="60"/>
       </w:pPr>
       <w:r>
         <w:t>se o nome das classes e metodos esta claro</w:t>
@@ -1640,7 +1413,6 @@
     <w:p>
       <w:pPr>
         <w:pStyle w:val="ListBullet"/>
-        <w:spacing w:after="60"/>
       </w:pPr>
       <w:r>
         <w:t>se nao apareceu gambiarra desnecessaria</w:t>
@@ -1655,9 +1427,6 @@
       </w:r>
     </w:p>
     <w:p>
-      <w:pPr>
-        <w:spacing w:after="160"/>
-      </w:pPr>
       <w:r>
         <w:t>Cada um dos dois precisa deixar a maquina pronta.</w:t>
       </w:r>
@@ -1673,7 +1442,6 @@
     <w:p>
       <w:pPr>
         <w:pStyle w:val="ListBullet"/>
-        <w:spacing w:after="60"/>
       </w:pPr>
       <w:r>
         <w:t>IntelliJ IDEA aberto no projeto correto</w:t>
@@ -1682,7 +1450,6 @@
     <w:p>
       <w:pPr>
         <w:pStyle w:val="ListBullet"/>
-        <w:spacing w:after="60"/>
       </w:pPr>
       <w:r>
         <w:t>JDK 21 configurado</w:t>
@@ -1691,7 +1458,6 @@
     <w:p>
       <w:pPr>
         <w:pStyle w:val="ListBullet"/>
-        <w:spacing w:after="60"/>
       </w:pPr>
       <w:r>
         <w:t>Maven wrapper funcionando</w:t>
@@ -1700,7 +1466,6 @@
     <w:p>
       <w:pPr>
         <w:pStyle w:val="ListBullet"/>
-        <w:spacing w:after="60"/>
       </w:pPr>
       <w:r>
         <w:t>Git configurado com nome e email</w:t>
@@ -1709,7 +1474,6 @@
     <w:p>
       <w:pPr>
         <w:pStyle w:val="ListBullet"/>
-        <w:spacing w:after="60"/>
       </w:pPr>
       <w:r>
         <w:t>projeto rodando localmente</w:t>
@@ -1718,7 +1482,6 @@
     <w:p>
       <w:pPr>
         <w:pStyle w:val="ListBullet"/>
-        <w:spacing w:after="60"/>
       </w:pPr>
       <w:r>
         <w:t>`./mvnw test` funcionando</w:t>
@@ -1735,7 +1498,6 @@
     <w:p>
       <w:pPr>
         <w:pStyle w:val="ListNumber"/>
-        <w:spacing w:after="60"/>
       </w:pPr>
       <w:r>
         <w:t>1. instalar ou abrir IntelliJ</w:t>
@@ -1744,7 +1506,6 @@
     <w:p>
       <w:pPr>
         <w:pStyle w:val="ListNumber"/>
-        <w:spacing w:after="60"/>
       </w:pPr>
       <w:r>
         <w:t>2. abrir a pasta do projeto HopeSoft</w:t>
@@ -1753,7 +1514,6 @@
     <w:p>
       <w:pPr>
         <w:pStyle w:val="ListNumber"/>
-        <w:spacing w:after="60"/>
       </w:pPr>
       <w:r>
         <w:t>3. confirmar se o IntelliJ reconheceu o `pom.xml`</w:t>
@@ -1762,7 +1522,6 @@
     <w:p>
       <w:pPr>
         <w:pStyle w:val="ListNumber"/>
-        <w:spacing w:after="60"/>
       </w:pPr>
       <w:r>
         <w:t>4. esperar baixar dependencias</w:t>
@@ -1771,7 +1530,6 @@
     <w:p>
       <w:pPr>
         <w:pStyle w:val="ListNumber"/>
-        <w:spacing w:after="60"/>
       </w:pPr>
       <w:r>
         <w:t>5. confirmar o JDK 21 no projeto</w:t>
@@ -1780,7 +1538,6 @@
     <w:p>
       <w:pPr>
         <w:pStyle w:val="ListNumber"/>
-        <w:spacing w:after="60"/>
       </w:pPr>
       <w:r>
         <w:t>6. abrir terminal na raiz do projeto</w:t>
@@ -1789,20 +1546,15 @@
     <w:p>
       <w:pPr>
         <w:pStyle w:val="ListNumber"/>
-        <w:spacing w:after="60"/>
       </w:pPr>
       <w:r>
         <w:t>7. rodar:</w:t>
       </w:r>
     </w:p>
     <w:p>
-      <w:pPr>
-        <w:spacing w:before="120" w:after="120"/>
-        <w:ind w:left="454" w:right="227"/>
-      </w:pPr>
       <w:r>
         <w:rPr>
-          <w:rFonts w:ascii="Courier New" w:hAnsi="Courier New"/>
+          <w:rFonts w:ascii="Consolas" w:hAnsi="Consolas"/>
           <w:sz w:val="18"/>
         </w:rPr>
         <w:t>.\mvnw.cmd test</w:t>
@@ -1811,7 +1563,6 @@
     <w:p>
       <w:pPr>
         <w:pStyle w:val="ListNumber"/>
-        <w:spacing w:after="60"/>
       </w:pPr>
       <w:r>
         <w:t>8. se o teste passar, a maquina esta apta</w:t>
@@ -1826,9 +1577,6 @@
       </w:r>
     </w:p>
     <w:p>
-      <w:pPr>
-        <w:spacing w:after="160"/>
-      </w:pPr>
       <w:r>
         <w:t>Se `mvnw test` falhar:</w:t>
       </w:r>
@@ -1836,7 +1584,6 @@
     <w:p>
       <w:pPr>
         <w:pStyle w:val="ListBullet"/>
-        <w:spacing w:after="60"/>
       </w:pPr>
       <w:r>
         <w:t>verificar `java -version`</w:t>
@@ -1845,7 +1592,6 @@
     <w:p>
       <w:pPr>
         <w:pStyle w:val="ListBullet"/>
-        <w:spacing w:after="60"/>
       </w:pPr>
       <w:r>
         <w:t>verificar `javac -version`</w:t>
@@ -1854,7 +1600,6 @@
     <w:p>
       <w:pPr>
         <w:pStyle w:val="ListBullet"/>
-        <w:spacing w:after="60"/>
       </w:pPr>
       <w:r>
         <w:t>verificar se o IntelliJ esta usando JDK e nao JRE</w:t>
@@ -1863,7 +1608,6 @@
     <w:p>
       <w:pPr>
         <w:pStyle w:val="ListBullet"/>
-        <w:spacing w:after="60"/>
       </w:pPr>
       <w:r>
         <w:t>verificar se abriu a pasta certa do projeto</w:t>
@@ -1878,9 +1622,6 @@
       </w:r>
     </w:p>
     <w:p>
-      <w:pPr>
-        <w:spacing w:after="160"/>
-      </w:pPr>
       <w:r>
         <w:t>Esta e a ordem que voces devem seguir.</w:t>
       </w:r>
@@ -1888,7 +1629,6 @@
     <w:p>
       <w:pPr>
         <w:pStyle w:val="ListNumber"/>
-        <w:spacing w:after="60"/>
       </w:pPr>
       <w:r>
         <w:t>1. fechar a fundacao do projeto</w:t>
@@ -1897,7 +1637,6 @@
     <w:p>
       <w:pPr>
         <w:pStyle w:val="ListNumber"/>
-        <w:spacing w:after="60"/>
       </w:pPr>
       <w:r>
         <w:t>2. decidir multiempresa</w:t>
@@ -1906,7 +1645,6 @@
     <w:p>
       <w:pPr>
         <w:pStyle w:val="ListNumber"/>
-        <w:spacing w:after="60"/>
       </w:pPr>
       <w:r>
         <w:t>3. criar repositories</w:t>
@@ -1915,7 +1653,6 @@
     <w:p>
       <w:pPr>
         <w:pStyle w:val="ListNumber"/>
-        <w:spacing w:after="60"/>
       </w:pPr>
       <w:r>
         <w:t>4. criar seguranca JWT</w:t>
@@ -1924,7 +1661,6 @@
     <w:p>
       <w:pPr>
         <w:pStyle w:val="ListNumber"/>
-        <w:spacing w:after="60"/>
       </w:pPr>
       <w:r>
         <w:t>5. criar DTOs</w:t>
@@ -1933,7 +1669,6 @@
     <w:p>
       <w:pPr>
         <w:pStyle w:val="ListNumber"/>
-        <w:spacing w:after="60"/>
       </w:pPr>
       <w:r>
         <w:t>6. criar services</w:t>
@@ -1942,7 +1677,6 @@
     <w:p>
       <w:pPr>
         <w:pStyle w:val="ListNumber"/>
-        <w:spacing w:after="60"/>
       </w:pPr>
       <w:r>
         <w:t>7. criar controllers</w:t>
@@ -1951,7 +1685,6 @@
     <w:p>
       <w:pPr>
         <w:pStyle w:val="ListNumber"/>
-        <w:spacing w:after="60"/>
       </w:pPr>
       <w:r>
         <w:t>8. criar tratamento global de erros</w:t>
@@ -1960,7 +1693,6 @@
     <w:p>
       <w:pPr>
         <w:pStyle w:val="ListNumber"/>
-        <w:spacing w:after="60"/>
       </w:pPr>
       <w:r>
         <w:t>9. criar seed inicial</w:t>
@@ -1969,7 +1701,6 @@
     <w:p>
       <w:pPr>
         <w:pStyle w:val="ListNumber"/>
-        <w:spacing w:after="60"/>
       </w:pPr>
       <w:r>
         <w:t>10. criar frontend MVP</w:t>
@@ -1978,7 +1709,6 @@
     <w:p>
       <w:pPr>
         <w:pStyle w:val="ListNumber"/>
-        <w:spacing w:after="60"/>
       </w:pPr>
       <w:r>
         <w:t>11. configurar Docker</w:t>
@@ -1987,7 +1717,6 @@
     <w:p>
       <w:pPr>
         <w:pStyle w:val="ListNumber"/>
-        <w:spacing w:after="60"/>
       </w:pPr>
       <w:r>
         <w:t>12. colocar em piloto real</w:t>
@@ -1996,7 +1725,6 @@
     <w:p>
       <w:pPr>
         <w:pStyle w:val="ListNumber"/>
-        <w:spacing w:after="60"/>
       </w:pPr>
       <w:r>
         <w:t>13. estabilizar</w:t>
@@ -2005,7 +1733,6 @@
     <w:p>
       <w:pPr>
         <w:pStyle w:val="ListNumber"/>
-        <w:spacing w:after="60"/>
       </w:pPr>
       <w:r>
         <w:t>14. preparar escala</w:t>
@@ -2028,9 +1755,6 @@
       </w:r>
     </w:p>
     <w:p>
-      <w:pPr>
-        <w:spacing w:after="160"/>
-      </w:pPr>
       <w:r>
         <w:t>Ter um projeto estavel para os dois trabalharem sem confusao de ambiente.</w:t>
       </w:r>
@@ -2046,7 +1770,6 @@
     <w:p>
       <w:pPr>
         <w:pStyle w:val="ListBullet"/>
-        <w:spacing w:after="60"/>
       </w:pPr>
       <w:r>
         <w:t>projeto versionado no GitHub</w:t>
@@ -2055,7 +1778,6 @@
     <w:p>
       <w:pPr>
         <w:pStyle w:val="ListBullet"/>
-        <w:spacing w:after="60"/>
       </w:pPr>
       <w:r>
         <w:t>branch `main`</w:t>
@@ -2064,7 +1786,6 @@
     <w:p>
       <w:pPr>
         <w:pStyle w:val="ListBullet"/>
-        <w:spacing w:after="60"/>
       </w:pPr>
       <w:r>
         <w:t>branch `develop`</w:t>
@@ -2073,7 +1794,6 @@
     <w:p>
       <w:pPr>
         <w:pStyle w:val="ListBullet"/>
-        <w:spacing w:after="60"/>
       </w:pPr>
       <w:r>
         <w:t>README minimo</w:t>
@@ -2082,7 +1802,6 @@
     <w:p>
       <w:pPr>
         <w:pStyle w:val="ListBullet"/>
-        <w:spacing w:after="60"/>
       </w:pPr>
       <w:r>
         <w:t>este manual</w:t>
@@ -2091,7 +1810,6 @@
     <w:p>
       <w:pPr>
         <w:pStyle w:val="ListBullet"/>
-        <w:spacing w:after="60"/>
       </w:pPr>
       <w:r>
         <w:t>ambiente funcional nas duas maquinas</w:t>
@@ -2108,7 +1826,6 @@
     <w:p>
       <w:pPr>
         <w:pStyle w:val="ListBullet"/>
-        <w:spacing w:after="60"/>
       </w:pPr>
       <w:r>
         <w:t>publicar projeto no GitHub</w:t>
@@ -2117,7 +1834,6 @@
     <w:p>
       <w:pPr>
         <w:pStyle w:val="ListBullet"/>
-        <w:spacing w:after="60"/>
       </w:pPr>
       <w:r>
         <w:t>convidar o socio com permissao de escrita</w:t>
@@ -2126,7 +1842,6 @@
     <w:p>
       <w:pPr>
         <w:pStyle w:val="ListBullet"/>
-        <w:spacing w:after="60"/>
       </w:pPr>
       <w:r>
         <w:t>criar branch `develop`</w:t>
@@ -2135,7 +1850,6 @@
     <w:p>
       <w:pPr>
         <w:pStyle w:val="ListBullet"/>
-        <w:spacing w:after="60"/>
       </w:pPr>
       <w:r>
         <w:t>confirmar que os dois conseguem fazer clone</w:t>
@@ -2144,7 +1858,6 @@
     <w:p>
       <w:pPr>
         <w:pStyle w:val="ListBullet"/>
-        <w:spacing w:after="60"/>
       </w:pPr>
       <w:r>
         <w:t>confirmar que os dois conseguem rodar `./mvnw test`</w:t>
@@ -2159,9 +1872,6 @@
       </w:r>
     </w:p>
     <w:p>
-      <w:pPr>
-        <w:spacing w:after="160"/>
-      </w:pPr>
       <w:r>
         <w:t>Socio A:</w:t>
       </w:r>
@@ -2169,7 +1879,6 @@
     <w:p>
       <w:pPr>
         <w:pStyle w:val="ListBullet"/>
-        <w:spacing w:after="60"/>
       </w:pPr>
       <w:r>
         <w:t>garantir ambiente Java e Maven</w:t>
@@ -2178,16 +1887,12 @@
     <w:p>
       <w:pPr>
         <w:pStyle w:val="ListBullet"/>
-        <w:spacing w:after="60"/>
       </w:pPr>
       <w:r>
         <w:t>revisar estrutura do projeto</w:t>
       </w:r>
     </w:p>
     <w:p>
-      <w:pPr>
-        <w:spacing w:after="160"/>
-      </w:pPr>
       <w:r>
         <w:t>Socio B:</w:t>
       </w:r>
@@ -2195,7 +1900,6 @@
     <w:p>
       <w:pPr>
         <w:pStyle w:val="ListBullet"/>
-        <w:spacing w:after="60"/>
       </w:pPr>
       <w:r>
         <w:t>garantir acesso GitHub</w:t>
@@ -2204,7 +1908,6 @@
     <w:p>
       <w:pPr>
         <w:pStyle w:val="ListBullet"/>
-        <w:spacing w:after="60"/>
       </w:pPr>
       <w:r>
         <w:t>testar clone, pull e push</w:t>
@@ -2221,7 +1924,6 @@
     <w:p>
       <w:pPr>
         <w:pStyle w:val="ListBullet"/>
-        <w:spacing w:after="60"/>
       </w:pPr>
       <w:r>
         <w:t>os dois conseguem abrir o projeto</w:t>
@@ -2230,7 +1932,6 @@
     <w:p>
       <w:pPr>
         <w:pStyle w:val="ListBullet"/>
-        <w:spacing w:after="60"/>
       </w:pPr>
       <w:r>
         <w:t>os dois conseguem rodar teste</w:t>
@@ -2239,7 +1940,6 @@
     <w:p>
       <w:pPr>
         <w:pStyle w:val="ListBullet"/>
-        <w:spacing w:after="60"/>
       </w:pPr>
       <w:r>
         <w:t>os dois conseguem trabalhar por branch</w:t>
@@ -2262,9 +1962,6 @@
       </w:r>
     </w:p>
     <w:p>
-      <w:pPr>
-        <w:spacing w:after="160"/>
-      </w:pPr>
       <w:r>
         <w:t>Decidir cedo se o sistema vai nascer com suporte a varias empresas.</w:t>
       </w:r>
@@ -2278,9 +1975,6 @@
       </w:r>
     </w:p>
     <w:p>
-      <w:pPr>
-        <w:spacing w:after="160"/>
-      </w:pPr>
       <w:r>
         <w:t>A recomendacao mais profissional e:</w:t>
       </w:r>
@@ -2288,16 +1982,12 @@
     <w:p>
       <w:pPr>
         <w:pStyle w:val="ListBullet"/>
-        <w:spacing w:after="60"/>
       </w:pPr>
       <w:r>
         <w:t>criar a entidade `Empresa` agora</w:t>
       </w:r>
     </w:p>
     <w:p>
-      <w:pPr>
-        <w:spacing w:after="160"/>
-      </w:pPr>
       <w:r>
         <w:t>Motivo:</w:t>
       </w:r>
@@ -2305,7 +1995,6 @@
     <w:p>
       <w:pPr>
         <w:pStyle w:val="ListBullet"/>
-        <w:spacing w:after="60"/>
       </w:pPr>
       <w:r>
         <w:t>voces ainda estao no inicio</w:t>
@@ -2314,7 +2003,6 @@
     <w:p>
       <w:pPr>
         <w:pStyle w:val="ListBullet"/>
-        <w:spacing w:after="60"/>
       </w:pPr>
       <w:r>
         <w:t>ainda ha pouca regra implementada</w:t>
@@ -2323,7 +2011,6 @@
     <w:p>
       <w:pPr>
         <w:pStyle w:val="ListBullet"/>
-        <w:spacing w:after="60"/>
       </w:pPr>
       <w:r>
         <w:t>isso evita uma refatoracao muito mais dolorosa depois</w:t>
@@ -2338,9 +2025,6 @@
       </w:r>
     </w:p>
     <w:p>
-      <w:pPr>
-        <w:spacing w:after="160"/>
-      </w:pPr>
       <w:r>
         <w:t>Criar uma entidade `Empresa` e relacionar:</w:t>
       </w:r>
@@ -2348,7 +2032,6 @@
     <w:p>
       <w:pPr>
         <w:pStyle w:val="ListBullet"/>
-        <w:spacing w:after="60"/>
       </w:pPr>
       <w:r>
         <w:t>`Usuario`</w:t>
@@ -2357,7 +2040,6 @@
     <w:p>
       <w:pPr>
         <w:pStyle w:val="ListBullet"/>
-        <w:spacing w:after="60"/>
       </w:pPr>
       <w:r>
         <w:t>`Categoria`</w:t>
@@ -2366,7 +2048,6 @@
     <w:p>
       <w:pPr>
         <w:pStyle w:val="ListBullet"/>
-        <w:spacing w:after="60"/>
       </w:pPr>
       <w:r>
         <w:t>`Produto`</w:t>
@@ -2375,16 +2056,12 @@
     <w:p>
       <w:pPr>
         <w:pStyle w:val="ListBullet"/>
-        <w:spacing w:after="60"/>
       </w:pPr>
       <w:r>
         <w:t>`Venda`</w:t>
       </w:r>
     </w:p>
     <w:p>
-      <w:pPr>
-        <w:spacing w:after="160"/>
-      </w:pPr>
       <w:r>
         <w:t>`ItemVenda` pode continuar ligado a `Venda` e `Produto`, porque herdara o contexto por relacao.</w:t>
       </w:r>
@@ -2400,7 +2077,6 @@
     <w:p>
       <w:pPr>
         <w:pStyle w:val="ListBullet"/>
-        <w:spacing w:after="60"/>
       </w:pPr>
       <w:r>
         <w:t>`src/main/java/com/hopesoft/model/Empresa.java`</w:t>
@@ -2409,7 +2085,6 @@
     <w:p>
       <w:pPr>
         <w:pStyle w:val="ListBullet"/>
-        <w:spacing w:after="60"/>
       </w:pPr>
       <w:r>
         <w:t>modelos existentes em `model`</w:t>
@@ -2426,7 +2101,6 @@
     <w:p>
       <w:pPr>
         <w:pStyle w:val="ListNumber"/>
-        <w:spacing w:after="60"/>
       </w:pPr>
       <w:r>
         <w:t>1. criar `Empresa`</w:t>
@@ -2435,7 +2109,6 @@
     <w:p>
       <w:pPr>
         <w:pStyle w:val="ListNumber"/>
-        <w:spacing w:after="60"/>
       </w:pPr>
       <w:r>
         <w:t>2. adicionar relacao com `Usuario`</w:t>
@@ -2444,7 +2117,6 @@
     <w:p>
       <w:pPr>
         <w:pStyle w:val="ListNumber"/>
-        <w:spacing w:after="60"/>
       </w:pPr>
       <w:r>
         <w:t>3. adicionar relacao com `Categoria`</w:t>
@@ -2453,7 +2125,6 @@
     <w:p>
       <w:pPr>
         <w:pStyle w:val="ListNumber"/>
-        <w:spacing w:after="60"/>
       </w:pPr>
       <w:r>
         <w:t>4. adicionar relacao com `Produto`</w:t>
@@ -2462,7 +2133,6 @@
     <w:p>
       <w:pPr>
         <w:pStyle w:val="ListNumber"/>
-        <w:spacing w:after="60"/>
       </w:pPr>
       <w:r>
         <w:t>5. adicionar relacao com `Venda`</w:t>
@@ -2471,7 +2141,6 @@
     <w:p>
       <w:pPr>
         <w:pStyle w:val="ListNumber"/>
-        <w:spacing w:after="60"/>
       </w:pPr>
       <w:r>
         <w:t>6. revisar nomes das tabelas</w:t>
@@ -2480,7 +2149,6 @@
     <w:p>
       <w:pPr>
         <w:pStyle w:val="ListNumber"/>
-        <w:spacing w:after="60"/>
       </w:pPr>
       <w:r>
         <w:t>7. testar se a aplicacao sobe</w:t>
@@ -2495,9 +2163,6 @@
       </w:r>
     </w:p>
     <w:p>
-      <w:pPr>
-        <w:spacing w:after="160"/>
-      </w:pPr>
       <w:r>
         <w:t>Socio A:</w:t>
       </w:r>
@@ -2505,16 +2170,12 @@
     <w:p>
       <w:pPr>
         <w:pStyle w:val="ListBullet"/>
-        <w:spacing w:after="60"/>
       </w:pPr>
       <w:r>
         <w:t>modelagem e JPA</w:t>
       </w:r>
     </w:p>
     <w:p>
-      <w:pPr>
-        <w:spacing w:after="160"/>
-      </w:pPr>
       <w:r>
         <w:t>Socio B:</w:t>
       </w:r>
@@ -2522,7 +2183,6 @@
     <w:p>
       <w:pPr>
         <w:pStyle w:val="ListBullet"/>
-        <w:spacing w:after="60"/>
       </w:pPr>
       <w:r>
         <w:t>revisar se a estrutura vai servir para telas futuras</w:t>
@@ -2531,7 +2191,6 @@
     <w:p>
       <w:pPr>
         <w:pStyle w:val="ListBullet"/>
-        <w:spacing w:after="60"/>
       </w:pPr>
       <w:r>
         <w:t>documentar como a empresa sera usada no sistema</w:t>
@@ -2548,7 +2207,6 @@
     <w:p>
       <w:pPr>
         <w:pStyle w:val="ListBullet"/>
-        <w:spacing w:after="60"/>
       </w:pPr>
       <w:r>
         <w:t>entidade criada</w:t>
@@ -2557,7 +2215,6 @@
     <w:p>
       <w:pPr>
         <w:pStyle w:val="ListBullet"/>
-        <w:spacing w:after="60"/>
       </w:pPr>
       <w:r>
         <w:t>relacoes compilando</w:t>
@@ -2566,7 +2223,6 @@
     <w:p>
       <w:pPr>
         <w:pStyle w:val="ListBullet"/>
-        <w:spacing w:after="60"/>
       </w:pPr>
       <w:r>
         <w:t>teste sobe</w:t>
@@ -2575,16 +2231,12 @@
     <w:p>
       <w:pPr>
         <w:pStyle w:val="ListBullet"/>
-        <w:spacing w:after="60"/>
       </w:pPr>
       <w:r>
         <w:t>decisao documentada</w:t>
       </w:r>
     </w:p>
     <w:p>
-      <w:pPr>
-        <w:spacing w:after="160"/>
-      </w:pPr>
       <w:r>
         <w:t>Status em 2026-04-03: concluida</w:t>
       </w:r>
@@ -2606,9 +2258,6 @@
       </w:r>
     </w:p>
     <w:p>
-      <w:pPr>
-        <w:spacing w:after="160"/>
-      </w:pPr>
       <w:r>
         <w:t>Dar persistencia real ao dominio.</w:t>
       </w:r>
@@ -2624,7 +2273,6 @@
     <w:p>
       <w:pPr>
         <w:pStyle w:val="ListBullet"/>
-        <w:spacing w:after="60"/>
       </w:pPr>
       <w:r>
         <w:t>`UsuarioRepository`</w:t>
@@ -2633,7 +2281,6 @@
     <w:p>
       <w:pPr>
         <w:pStyle w:val="ListBullet"/>
-        <w:spacing w:after="60"/>
       </w:pPr>
       <w:r>
         <w:t>`CategoriaRepository`</w:t>
@@ -2642,7 +2289,6 @@
     <w:p>
       <w:pPr>
         <w:pStyle w:val="ListBullet"/>
-        <w:spacing w:after="60"/>
       </w:pPr>
       <w:r>
         <w:t>`ProdutoRepository`</w:t>
@@ -2651,16 +2297,12 @@
     <w:p>
       <w:pPr>
         <w:pStyle w:val="ListBullet"/>
-        <w:spacing w:after="60"/>
       </w:pPr>
       <w:r>
         <w:t>`VendaRepository`</w:t>
       </w:r>
     </w:p>
     <w:p>
-      <w:pPr>
-        <w:spacing w:after="160"/>
-      </w:pPr>
       <w:r>
         <w:t>Se a entidade `Empresa` for criada:</w:t>
       </w:r>
@@ -2668,7 +2310,6 @@
     <w:p>
       <w:pPr>
         <w:pStyle w:val="ListBullet"/>
-        <w:spacing w:after="60"/>
       </w:pPr>
       <w:r>
         <w:t>`EmpresaRepository`</w:t>
@@ -2683,9 +2324,6 @@
       </w:r>
     </w:p>
     <w:p>
-      <w:pPr>
-        <w:spacing w:after="160"/>
-      </w:pPr>
       <w:r>
         <w:t>`UsuarioRepository`</w:t>
       </w:r>
@@ -2693,7 +2331,6 @@
     <w:p>
       <w:pPr>
         <w:pStyle w:val="ListBullet"/>
-        <w:spacing w:after="60"/>
       </w:pPr>
       <w:r>
         <w:t>buscar por email</w:t>
@@ -2702,16 +2339,12 @@
     <w:p>
       <w:pPr>
         <w:pStyle w:val="ListBullet"/>
-        <w:spacing w:after="60"/>
       </w:pPr>
       <w:r>
         <w:t>verificar existencia por email</w:t>
       </w:r>
     </w:p>
     <w:p>
-      <w:pPr>
-        <w:spacing w:after="160"/>
-      </w:pPr>
       <w:r>
         <w:t>`CategoriaRepository`</w:t>
       </w:r>
@@ -2719,7 +2352,6 @@
     <w:p>
       <w:pPr>
         <w:pStyle w:val="ListBullet"/>
-        <w:spacing w:after="60"/>
       </w:pPr>
       <w:r>
         <w:t>verificar existencia por nome</w:t>
@@ -2728,16 +2360,12 @@
     <w:p>
       <w:pPr>
         <w:pStyle w:val="ListBullet"/>
-        <w:spacing w:after="60"/>
       </w:pPr>
       <w:r>
         <w:t>listar por empresa se multiempresa existir</w:t>
       </w:r>
     </w:p>
     <w:p>
-      <w:pPr>
-        <w:spacing w:after="160"/>
-      </w:pPr>
       <w:r>
         <w:t>`ProdutoRepository`</w:t>
       </w:r>
@@ -2745,7 +2373,6 @@
     <w:p>
       <w:pPr>
         <w:pStyle w:val="ListBullet"/>
-        <w:spacing w:after="60"/>
       </w:pPr>
       <w:r>
         <w:t>listar ativos</w:t>
@@ -2754,7 +2381,6 @@
     <w:p>
       <w:pPr>
         <w:pStyle w:val="ListBullet"/>
-        <w:spacing w:after="60"/>
       </w:pPr>
       <w:r>
         <w:t>buscar por nome</w:t>
@@ -2763,7 +2389,6 @@
     <w:p>
       <w:pPr>
         <w:pStyle w:val="ListBullet"/>
-        <w:spacing w:after="60"/>
       </w:pPr>
       <w:r>
         <w:t>buscar produtos com estoque baixo</w:t>
@@ -2772,16 +2397,12 @@
     <w:p>
       <w:pPr>
         <w:pStyle w:val="ListBullet"/>
-        <w:spacing w:after="60"/>
       </w:pPr>
       <w:r>
         <w:t>listar por empresa se multiempresa existir</w:t>
       </w:r>
     </w:p>
     <w:p>
-      <w:pPr>
-        <w:spacing w:after="160"/>
-      </w:pPr>
       <w:r>
         <w:t>`VendaRepository`</w:t>
       </w:r>
@@ -2789,7 +2410,6 @@
     <w:p>
       <w:pPr>
         <w:pStyle w:val="ListBullet"/>
-        <w:spacing w:after="60"/>
       </w:pPr>
       <w:r>
         <w:t>buscar por intervalo de data</w:t>
@@ -2798,7 +2418,6 @@
     <w:p>
       <w:pPr>
         <w:pStyle w:val="ListBullet"/>
-        <w:spacing w:after="60"/>
       </w:pPr>
       <w:r>
         <w:t>ordenar por data</w:t>
@@ -2807,7 +2426,6 @@
     <w:p>
       <w:pPr>
         <w:pStyle w:val="ListBullet"/>
-        <w:spacing w:after="60"/>
       </w:pPr>
       <w:r>
         <w:t>somar total do dia</w:t>
@@ -2816,7 +2434,6 @@
     <w:p>
       <w:pPr>
         <w:pStyle w:val="ListBullet"/>
-        <w:spacing w:after="60"/>
       </w:pPr>
       <w:r>
         <w:t>filtrar por empresa se multiempresa existir</w:t>
@@ -2833,7 +2450,6 @@
     <w:p>
       <w:pPr>
         <w:pStyle w:val="ListNumber"/>
-        <w:spacing w:after="60"/>
       </w:pPr>
       <w:r>
         <w:t>1. criar interfaces dos repositories</w:t>
@@ -2842,7 +2458,6 @@
     <w:p>
       <w:pPr>
         <w:pStyle w:val="ListNumber"/>
-        <w:spacing w:after="60"/>
       </w:pPr>
       <w:r>
         <w:t>2. adicionar metodos de consulta</w:t>
@@ -2851,7 +2466,6 @@
     <w:p>
       <w:pPr>
         <w:pStyle w:val="ListNumber"/>
-        <w:spacing w:after="60"/>
       </w:pPr>
       <w:r>
         <w:t>3. rodar `./mvnw test`</w:t>
@@ -2860,7 +2474,6 @@
     <w:p>
       <w:pPr>
         <w:pStyle w:val="ListNumber"/>
-        <w:spacing w:after="60"/>
       </w:pPr>
       <w:r>
         <w:t>4. criar testes simples de persistencia se necessario</w:t>
@@ -2875,9 +2488,6 @@
       </w:r>
     </w:p>
     <w:p>
-      <w:pPr>
-        <w:spacing w:after="160"/>
-      </w:pPr>
       <w:r>
         <w:t>Socio A:</w:t>
       </w:r>
@@ -2885,16 +2495,12 @@
     <w:p>
       <w:pPr>
         <w:pStyle w:val="ListBullet"/>
-        <w:spacing w:after="60"/>
       </w:pPr>
       <w:r>
         <w:t>implementa repositories e consultas</w:t>
       </w:r>
     </w:p>
     <w:p>
-      <w:pPr>
-        <w:spacing w:after="160"/>
-      </w:pPr>
       <w:r>
         <w:t>Socio B:</w:t>
       </w:r>
@@ -2902,7 +2508,6 @@
     <w:p>
       <w:pPr>
         <w:pStyle w:val="ListBullet"/>
-        <w:spacing w:after="60"/>
       </w:pPr>
       <w:r>
         <w:t>revisa nomes das consultas</w:t>
@@ -2911,7 +2516,6 @@
     <w:p>
       <w:pPr>
         <w:pStyle w:val="ListBullet"/>
-        <w:spacing w:after="60"/>
       </w:pPr>
       <w:r>
         <w:t>cria lista de consultas necessarias para frontend</w:t>
@@ -2928,7 +2532,6 @@
     <w:p>
       <w:pPr>
         <w:pStyle w:val="ListBullet"/>
-        <w:spacing w:after="60"/>
       </w:pPr>
       <w:r>
         <w:t>repositories criados</w:t>
@@ -2937,7 +2540,6 @@
     <w:p>
       <w:pPr>
         <w:pStyle w:val="ListBullet"/>
-        <w:spacing w:after="60"/>
       </w:pPr>
       <w:r>
         <w:t>consultas minimas definidas</w:t>
@@ -2946,16 +2548,12 @@
     <w:p>
       <w:pPr>
         <w:pStyle w:val="ListBullet"/>
-        <w:spacing w:after="60"/>
       </w:pPr>
       <w:r>
         <w:t>projeto compila</w:t>
       </w:r>
     </w:p>
     <w:p>
-      <w:pPr>
-        <w:spacing w:after="160"/>
-      </w:pPr>
       <w:r>
         <w:t>Status em 2026-04-03: concluida</w:t>
       </w:r>
@@ -2977,9 +2575,6 @@
       </w:r>
     </w:p>
     <w:p>
-      <w:pPr>
-        <w:spacing w:after="160"/>
-      </w:pPr>
       <w:r>
         <w:t>Garantir acesso seguro.</w:t>
       </w:r>
@@ -2995,7 +2590,6 @@
     <w:p>
       <w:pPr>
         <w:pStyle w:val="ListBullet"/>
-        <w:spacing w:after="60"/>
       </w:pPr>
       <w:r>
         <w:t>`JwtService`</w:t>
@@ -3004,7 +2598,6 @@
     <w:p>
       <w:pPr>
         <w:pStyle w:val="ListBullet"/>
-        <w:spacing w:after="60"/>
       </w:pPr>
       <w:r>
         <w:t>`JwtFilter`</w:t>
@@ -3013,7 +2606,6 @@
     <w:p>
       <w:pPr>
         <w:pStyle w:val="ListBullet"/>
-        <w:spacing w:after="60"/>
       </w:pPr>
       <w:r>
         <w:t>`SecurityConfig`</w:t>
@@ -3030,7 +2622,6 @@
     <w:p>
       <w:pPr>
         <w:pStyle w:val="ListBullet"/>
-        <w:spacing w:after="60"/>
       </w:pPr>
       <w:r>
         <w:t>login por email e senha</w:t>
@@ -3039,7 +2630,6 @@
     <w:p>
       <w:pPr>
         <w:pStyle w:val="ListBullet"/>
-        <w:spacing w:after="60"/>
       </w:pPr>
       <w:r>
         <w:t>perfil `ADMIN`</w:t>
@@ -3048,7 +2638,6 @@
     <w:p>
       <w:pPr>
         <w:pStyle w:val="ListBullet"/>
-        <w:spacing w:after="60"/>
       </w:pPr>
       <w:r>
         <w:t>perfil `OPERADOR`</w:t>
@@ -3057,7 +2646,6 @@
     <w:p>
       <w:pPr>
         <w:pStyle w:val="ListBullet"/>
-        <w:spacing w:after="60"/>
       </w:pPr>
       <w:r>
         <w:t>endpoints protegidos por perfil</w:t>
@@ -3066,7 +2654,6 @@
     <w:p>
       <w:pPr>
         <w:pStyle w:val="ListBullet"/>
-        <w:spacing w:after="60"/>
       </w:pPr>
       <w:r>
         <w:t>token JWT para requisicoes autenticadas</w:t>
@@ -3083,7 +2670,6 @@
     <w:p>
       <w:pPr>
         <w:pStyle w:val="ListNumber"/>
-        <w:spacing w:after="60"/>
       </w:pPr>
       <w:r>
         <w:t>1. criar `JwtService`</w:t>
@@ -3092,7 +2678,6 @@
     <w:p>
       <w:pPr>
         <w:pStyle w:val="ListNumber"/>
-        <w:spacing w:after="60"/>
       </w:pPr>
       <w:r>
         <w:t>2. criar `JwtFilter`</w:t>
@@ -3101,7 +2686,6 @@
     <w:p>
       <w:pPr>
         <w:pStyle w:val="ListNumber"/>
-        <w:spacing w:after="60"/>
       </w:pPr>
       <w:r>
         <w:t>3. criar `SecurityConfig`</w:t>
@@ -3110,7 +2694,6 @@
     <w:p>
       <w:pPr>
         <w:pStyle w:val="ListNumber"/>
-        <w:spacing w:after="60"/>
       </w:pPr>
       <w:r>
         <w:t>4. decidir endpoints publicos</w:t>
@@ -3119,7 +2702,6 @@
     <w:p>
       <w:pPr>
         <w:pStyle w:val="ListNumber"/>
-        <w:spacing w:after="60"/>
       </w:pPr>
       <w:r>
         <w:t>5. testar autenticacao</w:t>
@@ -3136,7 +2718,6 @@
     <w:p>
       <w:pPr>
         <w:pStyle w:val="ListBullet"/>
-        <w:spacing w:after="60"/>
       </w:pPr>
       <w:r>
         <w:t>rota de login</w:t>
@@ -3145,7 +2726,6 @@
     <w:p>
       <w:pPr>
         <w:pStyle w:val="ListBullet"/>
-        <w:spacing w:after="60"/>
       </w:pPr>
       <w:r>
         <w:t>futuramente documentacao swagger, se existir</w:t>
@@ -3160,9 +2740,6 @@
       </w:r>
     </w:p>
     <w:p>
-      <w:pPr>
-        <w:spacing w:after="160"/>
-      </w:pPr>
       <w:r>
         <w:t>Socio A:</w:t>
       </w:r>
@@ -3170,16 +2747,12 @@
     <w:p>
       <w:pPr>
         <w:pStyle w:val="ListBullet"/>
-        <w:spacing w:after="60"/>
       </w:pPr>
       <w:r>
         <w:t>implementa backend de seguranca</w:t>
       </w:r>
     </w:p>
     <w:p>
-      <w:pPr>
-        <w:spacing w:after="160"/>
-      </w:pPr>
       <w:r>
         <w:t>Socio B:</w:t>
       </w:r>
@@ -3187,7 +2760,6 @@
     <w:p>
       <w:pPr>
         <w:pStyle w:val="ListBullet"/>
-        <w:spacing w:after="60"/>
       </w:pPr>
       <w:r>
         <w:t>cria roteiro de teste:</w:t>
@@ -3195,8 +2767,7 @@
     </w:p>
     <w:p>
       <w:pPr>
-        <w:pStyle w:val="ListBullet2"/>
-        <w:spacing w:after="60"/>
+        <w:pStyle w:val="ListBullet"/>
       </w:pPr>
       <w:r>
         <w:t>login valido</w:t>
@@ -3204,8 +2775,7 @@
     </w:p>
     <w:p>
       <w:pPr>
-        <w:pStyle w:val="ListBullet2"/>
-        <w:spacing w:after="60"/>
+        <w:pStyle w:val="ListBullet"/>
       </w:pPr>
       <w:r>
         <w:t>login invalido</w:t>
@@ -3213,8 +2783,7 @@
     </w:p>
     <w:p>
       <w:pPr>
-        <w:pStyle w:val="ListBullet2"/>
-        <w:spacing w:after="60"/>
+        <w:pStyle w:val="ListBullet"/>
       </w:pPr>
       <w:r>
         <w:t>acesso sem token</w:t>
@@ -3222,8 +2791,7 @@
     </w:p>
     <w:p>
       <w:pPr>
-        <w:pStyle w:val="ListBullet2"/>
-        <w:spacing w:after="60"/>
+        <w:pStyle w:val="ListBullet"/>
       </w:pPr>
       <w:r>
         <w:t>acesso com perfil errado</w:t>
@@ -3240,7 +2808,6 @@
     <w:p>
       <w:pPr>
         <w:pStyle w:val="ListBullet"/>
-        <w:spacing w:after="60"/>
       </w:pPr>
       <w:r>
         <w:t>login retorna token</w:t>
@@ -3249,7 +2816,6 @@
     <w:p>
       <w:pPr>
         <w:pStyle w:val="ListBullet"/>
-        <w:spacing w:after="60"/>
       </w:pPr>
       <w:r>
         <w:t>token protege rotas</w:t>
@@ -3258,16 +2824,12 @@
     <w:p>
       <w:pPr>
         <w:pStyle w:val="ListBullet"/>
-        <w:spacing w:after="60"/>
       </w:pPr>
       <w:r>
         <w:t>perfis funcionam</w:t>
       </w:r>
     </w:p>
     <w:p>
-      <w:pPr>
-        <w:spacing w:after="160"/>
-      </w:pPr>
       <w:r>
         <w:t>Status em 2026-04-03: concluida</w:t>
       </w:r>
@@ -3281,6 +2843,11 @@
       </w:r>
     </w:p>
     <w:p>
+      <w:r>
+        <w:t>Status em 2026-04-03: concluida</w:t>
+      </w:r>
+    </w:p>
+    <w:p>
       <w:pPr>
         <w:pStyle w:val="Heading3"/>
       </w:pPr>
@@ -3289,9 +2856,6 @@
       </w:r>
     </w:p>
     <w:p>
-      <w:pPr>
-        <w:spacing w:after="160"/>
-      </w:pPr>
       <w:r>
         <w:t>Definir o idioma oficial da API.</w:t>
       </w:r>
@@ -3307,7 +2871,6 @@
     <w:p>
       <w:pPr>
         <w:pStyle w:val="ListBullet"/>
-        <w:spacing w:after="60"/>
       </w:pPr>
       <w:r>
         <w:t>`LoginRequest`</w:t>
@@ -3316,7 +2879,6 @@
     <w:p>
       <w:pPr>
         <w:pStyle w:val="ListBullet"/>
-        <w:spacing w:after="60"/>
       </w:pPr>
       <w:r>
         <w:t>`LoginResponse`</w:t>
@@ -3325,7 +2887,6 @@
     <w:p>
       <w:pPr>
         <w:pStyle w:val="ListBullet"/>
-        <w:spacing w:after="60"/>
       </w:pPr>
       <w:r>
         <w:t>`ProdutoRequest`</w:t>
@@ -3334,7 +2895,6 @@
     <w:p>
       <w:pPr>
         <w:pStyle w:val="ListBullet"/>
-        <w:spacing w:after="60"/>
       </w:pPr>
       <w:r>
         <w:t>`ItemVendaRequest`</w:t>
@@ -3343,7 +2903,6 @@
     <w:p>
       <w:pPr>
         <w:pStyle w:val="ListBullet"/>
-        <w:spacing w:after="60"/>
       </w:pPr>
       <w:r>
         <w:t>`VendaRequest`</w:t>
@@ -3352,7 +2911,6 @@
     <w:p>
       <w:pPr>
         <w:pStyle w:val="ListBullet"/>
-        <w:spacing w:after="60"/>
       </w:pPr>
       <w:r>
         <w:t>`RelatorioDiaResponse`</w:t>
@@ -3367,25 +2925,16 @@
       </w:r>
     </w:p>
     <w:p>
-      <w:pPr>
-        <w:spacing w:after="160"/>
-      </w:pPr>
       <w:r>
         <w:t>Nao exponham entidade JPA diretamente em toda parte.</w:t>
       </w:r>
     </w:p>
     <w:p>
-      <w:pPr>
-        <w:spacing w:after="160"/>
-      </w:pPr>
       <w:r>
         <w:t>Entidade representa banco.</w:t>
       </w:r>
     </w:p>
     <w:p>
-      <w:pPr>
-        <w:spacing w:after="160"/>
-      </w:pPr>
       <w:r>
         <w:t>DTO representa contrato da API.</w:t>
       </w:r>
@@ -3401,7 +2950,6 @@
     <w:p>
       <w:pPr>
         <w:pStyle w:val="ListNumber"/>
-        <w:spacing w:after="60"/>
       </w:pPr>
       <w:r>
         <w:t>1. criar DTOs de entrada</w:t>
@@ -3410,7 +2958,6 @@
     <w:p>
       <w:pPr>
         <w:pStyle w:val="ListNumber"/>
-        <w:spacing w:after="60"/>
       </w:pPr>
       <w:r>
         <w:t>2. criar DTOs de resposta</w:t>
@@ -3419,7 +2966,6 @@
     <w:p>
       <w:pPr>
         <w:pStyle w:val="ListNumber"/>
-        <w:spacing w:after="60"/>
       </w:pPr>
       <w:r>
         <w:t>3. adicionar validacoes com Bean Validation</w:t>
@@ -3428,7 +2974,6 @@
     <w:p>
       <w:pPr>
         <w:pStyle w:val="ListNumber"/>
-        <w:spacing w:after="60"/>
       </w:pPr>
       <w:r>
         <w:t>4. revisar campos obrigatorios</w:t>
@@ -3443,9 +2988,6 @@
       </w:r>
     </w:p>
     <w:p>
-      <w:pPr>
-        <w:spacing w:after="160"/>
-      </w:pPr>
       <w:r>
         <w:t>Socio A:</w:t>
       </w:r>
@@ -3453,16 +2995,12 @@
     <w:p>
       <w:pPr>
         <w:pStyle w:val="ListBullet"/>
-        <w:spacing w:after="60"/>
       </w:pPr>
       <w:r>
         <w:t>cria DTOs e validacoes</w:t>
       </w:r>
     </w:p>
     <w:p>
-      <w:pPr>
-        <w:spacing w:after="160"/>
-      </w:pPr>
       <w:r>
         <w:t>Socio B:</w:t>
       </w:r>
@@ -3470,7 +3008,6 @@
     <w:p>
       <w:pPr>
         <w:pStyle w:val="ListBullet"/>
-        <w:spacing w:after="60"/>
       </w:pPr>
       <w:r>
         <w:t>documenta exemplos reais de payload</w:t>
@@ -3479,7 +3016,6 @@
     <w:p>
       <w:pPr>
         <w:pStyle w:val="ListBullet"/>
-        <w:spacing w:after="60"/>
       </w:pPr>
       <w:r>
         <w:t>organiza requests no Postman</w:t>
@@ -3496,7 +3032,6 @@
     <w:p>
       <w:pPr>
         <w:pStyle w:val="ListBullet"/>
-        <w:spacing w:after="60"/>
       </w:pPr>
       <w:r>
         <w:t>API recebe payload consistente</w:t>
@@ -3505,7 +3040,6 @@
     <w:p>
       <w:pPr>
         <w:pStyle w:val="ListBullet"/>
-        <w:spacing w:after="60"/>
       </w:pPr>
       <w:r>
         <w:t>mensagens de validacao sao previsiveis</w:t>
@@ -3528,9 +3062,6 @@
       </w:r>
     </w:p>
     <w:p>
-      <w:pPr>
-        <w:spacing w:after="160"/>
-      </w:pPr>
       <w:r>
         <w:t>Centralizar a logica importante do sistema.</w:t>
       </w:r>
@@ -3546,7 +3077,6 @@
     <w:p>
       <w:pPr>
         <w:pStyle w:val="ListBullet"/>
-        <w:spacing w:after="60"/>
       </w:pPr>
       <w:r>
         <w:t>`AuthService`</w:t>
@@ -3555,7 +3085,6 @@
     <w:p>
       <w:pPr>
         <w:pStyle w:val="ListBullet"/>
-        <w:spacing w:after="60"/>
       </w:pPr>
       <w:r>
         <w:t>`ProdutoService`</w:t>
@@ -3564,7 +3093,6 @@
     <w:p>
       <w:pPr>
         <w:pStyle w:val="ListBullet"/>
-        <w:spacing w:after="60"/>
       </w:pPr>
       <w:r>
         <w:t>`VendaService`</w:t>
@@ -3573,7 +3101,6 @@
     <w:p>
       <w:pPr>
         <w:pStyle w:val="ListBullet"/>
-        <w:spacing w:after="60"/>
       </w:pPr>
       <w:r>
         <w:t>`RelatorioService`</w:t>
@@ -3588,9 +3115,6 @@
       </w:r>
     </w:p>
     <w:p>
-      <w:pPr>
-        <w:spacing w:after="160"/>
-      </w:pPr>
       <w:r>
         <w:t>No `ProdutoService`:</w:t>
       </w:r>
@@ -3598,7 +3122,6 @@
     <w:p>
       <w:pPr>
         <w:pStyle w:val="ListBullet"/>
-        <w:spacing w:after="60"/>
       </w:pPr>
       <w:r>
         <w:t>cadastrar produto</w:t>
@@ -3607,7 +3130,6 @@
     <w:p>
       <w:pPr>
         <w:pStyle w:val="ListBullet"/>
-        <w:spacing w:after="60"/>
       </w:pPr>
       <w:r>
         <w:t>editar produto</w:t>
@@ -3616,7 +3138,6 @@
     <w:p>
       <w:pPr>
         <w:pStyle w:val="ListBullet"/>
-        <w:spacing w:after="60"/>
       </w:pPr>
       <w:r>
         <w:t>listar ativos</w:t>
@@ -3625,7 +3146,6 @@
     <w:p>
       <w:pPr>
         <w:pStyle w:val="ListBullet"/>
-        <w:spacing w:after="60"/>
       </w:pPr>
       <w:r>
         <w:t>buscar por nome</w:t>
@@ -3634,7 +3154,6 @@
     <w:p>
       <w:pPr>
         <w:pStyle w:val="ListBullet"/>
-        <w:spacing w:after="60"/>
       </w:pPr>
       <w:r>
         <w:t>identificar estoque baixo</w:t>
@@ -3643,16 +3162,12 @@
     <w:p>
       <w:pPr>
         <w:pStyle w:val="ListBullet"/>
-        <w:spacing w:after="60"/>
       </w:pPr>
       <w:r>
         <w:t>desativar sem apagar</w:t>
       </w:r>
     </w:p>
     <w:p>
-      <w:pPr>
-        <w:spacing w:after="160"/>
-      </w:pPr>
       <w:r>
         <w:t>No `VendaService`:</w:t>
       </w:r>
@@ -3660,7 +3175,6 @@
     <w:p>
       <w:pPr>
         <w:pStyle w:val="ListBullet"/>
-        <w:spacing w:after="60"/>
       </w:pPr>
       <w:r>
         <w:t>registrar venda</w:t>
@@ -3669,7 +3183,6 @@
     <w:p>
       <w:pPr>
         <w:pStyle w:val="ListBullet"/>
-        <w:spacing w:after="60"/>
       </w:pPr>
       <w:r>
         <w:t>validar estoque</w:t>
@@ -3678,7 +3191,6 @@
     <w:p>
       <w:pPr>
         <w:pStyle w:val="ListBullet"/>
-        <w:spacing w:after="60"/>
       </w:pPr>
       <w:r>
         <w:t>baixar estoque</w:t>
@@ -3687,7 +3199,6 @@
     <w:p>
       <w:pPr>
         <w:pStyle w:val="ListBullet"/>
-        <w:spacing w:after="60"/>
       </w:pPr>
       <w:r>
         <w:t>calcular subtotal</w:t>
@@ -3696,7 +3207,6 @@
     <w:p>
       <w:pPr>
         <w:pStyle w:val="ListBullet"/>
-        <w:spacing w:after="60"/>
       </w:pPr>
       <w:r>
         <w:t>calcular total</w:t>
@@ -3705,16 +3215,12 @@
     <w:p>
       <w:pPr>
         <w:pStyle w:val="ListBullet"/>
-        <w:spacing w:after="60"/>
       </w:pPr>
       <w:r>
         <w:t>calcular troco quando for dinheiro</w:t>
       </w:r>
     </w:p>
     <w:p>
-      <w:pPr>
-        <w:spacing w:after="160"/>
-      </w:pPr>
       <w:r>
         <w:t>No `RelatorioService`:</w:t>
       </w:r>
@@ -3722,7 +3228,6 @@
     <w:p>
       <w:pPr>
         <w:pStyle w:val="ListBullet"/>
-        <w:spacing w:after="60"/>
       </w:pPr>
       <w:r>
         <w:t>total do dia</w:t>
@@ -3731,7 +3236,6 @@
     <w:p>
       <w:pPr>
         <w:pStyle w:val="ListBullet"/>
-        <w:spacing w:after="60"/>
       </w:pPr>
       <w:r>
         <w:t>numero de vendas</w:t>
@@ -3740,7 +3244,6 @@
     <w:p>
       <w:pPr>
         <w:pStyle w:val="ListBullet"/>
-        <w:spacing w:after="60"/>
       </w:pPr>
       <w:r>
         <w:t>total por forma de pagamento</w:t>
@@ -3757,7 +3260,6 @@
     <w:p>
       <w:pPr>
         <w:pStyle w:val="ListNumber"/>
-        <w:spacing w:after="60"/>
       </w:pPr>
       <w:r>
         <w:t>1. implementar `AuthService`</w:t>
@@ -3766,7 +3268,6 @@
     <w:p>
       <w:pPr>
         <w:pStyle w:val="ListNumber"/>
-        <w:spacing w:after="60"/>
       </w:pPr>
       <w:r>
         <w:t>2. implementar `ProdutoService`</w:t>
@@ -3775,7 +3276,6 @@
     <w:p>
       <w:pPr>
         <w:pStyle w:val="ListNumber"/>
-        <w:spacing w:after="60"/>
       </w:pPr>
       <w:r>
         <w:t>3. implementar `VendaService`</w:t>
@@ -3784,7 +3284,6 @@
     <w:p>
       <w:pPr>
         <w:pStyle w:val="ListNumber"/>
-        <w:spacing w:after="60"/>
       </w:pPr>
       <w:r>
         <w:t>4. implementar `RelatorioService`</w:t>
@@ -3793,7 +3292,6 @@
     <w:p>
       <w:pPr>
         <w:pStyle w:val="ListNumber"/>
-        <w:spacing w:after="60"/>
       </w:pPr>
       <w:r>
         <w:t>5. criar testes unitarios</w:t>
@@ -3808,9 +3306,6 @@
       </w:r>
     </w:p>
     <w:p>
-      <w:pPr>
-        <w:spacing w:after="160"/>
-      </w:pPr>
       <w:r>
         <w:t>Socio A:</w:t>
       </w:r>
@@ -3818,16 +3313,12 @@
     <w:p>
       <w:pPr>
         <w:pStyle w:val="ListBullet"/>
-        <w:spacing w:after="60"/>
       </w:pPr>
       <w:r>
         <w:t>implementa services</w:t>
       </w:r>
     </w:p>
     <w:p>
-      <w:pPr>
-        <w:spacing w:after="160"/>
-      </w:pPr>
       <w:r>
         <w:t>Socio B:</w:t>
       </w:r>
@@ -3835,7 +3326,6 @@
     <w:p>
       <w:pPr>
         <w:pStyle w:val="ListBullet"/>
-        <w:spacing w:after="60"/>
       </w:pPr>
       <w:r>
         <w:t>monta cenarios reais de teste</w:t>
@@ -3844,7 +3334,6 @@
     <w:p>
       <w:pPr>
         <w:pStyle w:val="ListBullet"/>
-        <w:spacing w:after="60"/>
       </w:pPr>
       <w:r>
         <w:t>valida comportamento esperado</w:t>
@@ -3861,7 +3350,6 @@
     <w:p>
       <w:pPr>
         <w:pStyle w:val="ListBullet"/>
-        <w:spacing w:after="60"/>
       </w:pPr>
       <w:r>
         <w:t>regras funcionam</w:t>
@@ -3870,7 +3358,6 @@
     <w:p>
       <w:pPr>
         <w:pStyle w:val="ListBullet"/>
-        <w:spacing w:after="60"/>
       </w:pPr>
       <w:r>
         <w:t>estoque insuficiente gera erro</w:t>
@@ -3879,7 +3366,6 @@
     <w:p>
       <w:pPr>
         <w:pStyle w:val="ListBullet"/>
-        <w:spacing w:after="60"/>
       </w:pPr>
       <w:r>
         <w:t>troco funciona</w:t>
@@ -3888,7 +3374,6 @@
     <w:p>
       <w:pPr>
         <w:pStyle w:val="ListBullet"/>
-        <w:spacing w:after="60"/>
       </w:pPr>
       <w:r>
         <w:t>relatorio gera valores coerentes</w:t>
@@ -3911,9 +3396,6 @@
       </w:r>
     </w:p>
     <w:p>
-      <w:pPr>
-        <w:spacing w:after="160"/>
-      </w:pPr>
       <w:r>
         <w:t>Evitar erros feios e mensagens confusas.</w:t>
       </w:r>
@@ -3929,7 +3411,6 @@
     <w:p>
       <w:pPr>
         <w:pStyle w:val="ListBullet"/>
-        <w:spacing w:after="60"/>
       </w:pPr>
       <w:r>
         <w:t>excecoes especificas</w:t>
@@ -3938,7 +3419,6 @@
     <w:p>
       <w:pPr>
         <w:pStyle w:val="ListBullet"/>
-        <w:spacing w:after="60"/>
       </w:pPr>
       <w:r>
         <w:t>handler global de excecao</w:t>
@@ -3947,7 +3427,6 @@
     <w:p>
       <w:pPr>
         <w:pStyle w:val="ListBullet"/>
-        <w:spacing w:after="60"/>
       </w:pPr>
       <w:r>
         <w:t>mensagens claras para API</w:t>
@@ -3964,7 +3443,6 @@
     <w:p>
       <w:pPr>
         <w:pStyle w:val="ListBullet"/>
-        <w:spacing w:after="60"/>
       </w:pPr>
       <w:r>
         <w:t>usuario nao encontrado</w:t>
@@ -3973,7 +3451,6 @@
     <w:p>
       <w:pPr>
         <w:pStyle w:val="ListBullet"/>
-        <w:spacing w:after="60"/>
       </w:pPr>
       <w:r>
         <w:t>produto nao encontrado</w:t>
@@ -3982,7 +3459,6 @@
     <w:p>
       <w:pPr>
         <w:pStyle w:val="ListBullet"/>
-        <w:spacing w:after="60"/>
       </w:pPr>
       <w:r>
         <w:t>categoria nao encontrada</w:t>
@@ -3991,7 +3467,6 @@
     <w:p>
       <w:pPr>
         <w:pStyle w:val="ListBullet"/>
-        <w:spacing w:after="60"/>
       </w:pPr>
       <w:r>
         <w:t>estoque insuficiente</w:t>
@@ -4000,7 +3475,6 @@
     <w:p>
       <w:pPr>
         <w:pStyle w:val="ListBullet"/>
-        <w:spacing w:after="60"/>
       </w:pPr>
       <w:r>
         <w:t>credenciais invalidas</w:t>
@@ -4009,7 +3483,6 @@
     <w:p>
       <w:pPr>
         <w:pStyle w:val="ListBullet"/>
-        <w:spacing w:after="60"/>
       </w:pPr>
       <w:r>
         <w:t>payload invalido</w:t>
@@ -4026,7 +3499,6 @@
     <w:p>
       <w:pPr>
         <w:pStyle w:val="ListBullet"/>
-        <w:spacing w:after="60"/>
       </w:pPr>
       <w:r>
         <w:t>a API nao devolve erro generico desnecessariamente</w:t>
@@ -4035,7 +3507,6 @@
     <w:p>
       <w:pPr>
         <w:pStyle w:val="ListBullet"/>
-        <w:spacing w:after="60"/>
       </w:pPr>
       <w:r>
         <w:t>o frontend consegue mostrar mensagens compreensiveis</w:t>
@@ -4058,9 +3529,6 @@
       </w:r>
     </w:p>
     <w:p>
-      <w:pPr>
-        <w:spacing w:after="160"/>
-      </w:pPr>
       <w:r>
         <w:t>Expor a aplicacao para uso externo.</w:t>
       </w:r>
@@ -4076,7 +3544,6 @@
     <w:p>
       <w:pPr>
         <w:pStyle w:val="ListBullet"/>
-        <w:spacing w:after="60"/>
       </w:pPr>
       <w:r>
         <w:t>`AuthController`</w:t>
@@ -4085,7 +3552,6 @@
     <w:p>
       <w:pPr>
         <w:pStyle w:val="ListBullet"/>
-        <w:spacing w:after="60"/>
       </w:pPr>
       <w:r>
         <w:t>`ProdutoController`</w:t>
@@ -4094,7 +3560,6 @@
     <w:p>
       <w:pPr>
         <w:pStyle w:val="ListBullet"/>
-        <w:spacing w:after="60"/>
       </w:pPr>
       <w:r>
         <w:t>`VendaController`</w:t>
@@ -4103,7 +3568,6 @@
     <w:p>
       <w:pPr>
         <w:pStyle w:val="ListBullet"/>
-        <w:spacing w:after="60"/>
       </w:pPr>
       <w:r>
         <w:t>`RelatorioController`</w:t>
@@ -4118,9 +3582,6 @@
       </w:r>
     </w:p>
     <w:p>
-      <w:pPr>
-        <w:spacing w:after="160"/>
-      </w:pPr>
       <w:r>
         <w:t>`/auth/login`</w:t>
       </w:r>
@@ -4128,16 +3589,12 @@
     <w:p>
       <w:pPr>
         <w:pStyle w:val="ListBullet"/>
-        <w:spacing w:after="60"/>
       </w:pPr>
       <w:r>
         <w:t>fazer login</w:t>
       </w:r>
     </w:p>
     <w:p>
-      <w:pPr>
-        <w:spacing w:after="160"/>
-      </w:pPr>
       <w:r>
         <w:t>`/produtos`</w:t>
       </w:r>
@@ -4145,7 +3602,6 @@
     <w:p>
       <w:pPr>
         <w:pStyle w:val="ListBullet"/>
-        <w:spacing w:after="60"/>
       </w:pPr>
       <w:r>
         <w:t>listar</w:t>
@@ -4154,7 +3610,6 @@
     <w:p>
       <w:pPr>
         <w:pStyle w:val="ListBullet"/>
-        <w:spacing w:after="60"/>
       </w:pPr>
       <w:r>
         <w:t>buscar por id</w:t>
@@ -4163,7 +3618,6 @@
     <w:p>
       <w:pPr>
         <w:pStyle w:val="ListBullet"/>
-        <w:spacing w:after="60"/>
       </w:pPr>
       <w:r>
         <w:t>cadastrar</w:t>
@@ -4172,7 +3626,6 @@
     <w:p>
       <w:pPr>
         <w:pStyle w:val="ListBullet"/>
-        <w:spacing w:after="60"/>
       </w:pPr>
       <w:r>
         <w:t>atualizar</w:t>
@@ -4181,7 +3634,6 @@
     <w:p>
       <w:pPr>
         <w:pStyle w:val="ListBullet"/>
-        <w:spacing w:after="60"/>
       </w:pPr>
       <w:r>
         <w:t>desativar</w:t>
@@ -4190,16 +3642,12 @@
     <w:p>
       <w:pPr>
         <w:pStyle w:val="ListBullet"/>
-        <w:spacing w:after="60"/>
       </w:pPr>
       <w:r>
         <w:t>listar estoque baixo</w:t>
       </w:r>
     </w:p>
     <w:p>
-      <w:pPr>
-        <w:spacing w:after="160"/>
-      </w:pPr>
       <w:r>
         <w:t>`/vendas`</w:t>
       </w:r>
@@ -4207,16 +3655,12 @@
     <w:p>
       <w:pPr>
         <w:pStyle w:val="ListBullet"/>
-        <w:spacing w:after="60"/>
       </w:pPr>
       <w:r>
         <w:t>registrar venda</w:t>
       </w:r>
     </w:p>
     <w:p>
-      <w:pPr>
-        <w:spacing w:after="160"/>
-      </w:pPr>
       <w:r>
         <w:t>`/relatorios/dia`</w:t>
       </w:r>
@@ -4224,7 +3668,6 @@
     <w:p>
       <w:pPr>
         <w:pStyle w:val="ListBullet"/>
-        <w:spacing w:after="60"/>
       </w:pPr>
       <w:r>
         <w:t>relatorio diario</w:t>
@@ -4241,7 +3684,6 @@
     <w:p>
       <w:pPr>
         <w:pStyle w:val="ListNumber"/>
-        <w:spacing w:after="60"/>
       </w:pPr>
       <w:r>
         <w:t>1. criar controllers</w:t>
@@ -4250,7 +3692,6 @@
     <w:p>
       <w:pPr>
         <w:pStyle w:val="ListNumber"/>
-        <w:spacing w:after="60"/>
       </w:pPr>
       <w:r>
         <w:t>2. conectar com services</w:t>
@@ -4259,7 +3700,6 @@
     <w:p>
       <w:pPr>
         <w:pStyle w:val="ListNumber"/>
-        <w:spacing w:after="60"/>
       </w:pPr>
       <w:r>
         <w:t>3. revisar status HTTP</w:t>
@@ -4268,7 +3708,6 @@
     <w:p>
       <w:pPr>
         <w:pStyle w:val="ListNumber"/>
-        <w:spacing w:after="60"/>
       </w:pPr>
       <w:r>
         <w:t>4. testar tudo no Postman</w:t>
@@ -4283,9 +3722,6 @@
       </w:r>
     </w:p>
     <w:p>
-      <w:pPr>
-        <w:spacing w:after="160"/>
-      </w:pPr>
       <w:r>
         <w:t>Socio A:</w:t>
       </w:r>
@@ -4293,16 +3729,12 @@
     <w:p>
       <w:pPr>
         <w:pStyle w:val="ListBullet"/>
-        <w:spacing w:after="60"/>
       </w:pPr>
       <w:r>
         <w:t>implementa controllers</w:t>
       </w:r>
     </w:p>
     <w:p>
-      <w:pPr>
-        <w:spacing w:after="160"/>
-      </w:pPr>
       <w:r>
         <w:t>Socio B:</w:t>
       </w:r>
@@ -4310,7 +3742,6 @@
     <w:p>
       <w:pPr>
         <w:pStyle w:val="ListBullet"/>
-        <w:spacing w:after="60"/>
       </w:pPr>
       <w:r>
         <w:t>testa a API ponta a ponta</w:t>
@@ -4319,7 +3750,6 @@
     <w:p>
       <w:pPr>
         <w:pStyle w:val="ListBullet"/>
-        <w:spacing w:after="60"/>
       </w:pPr>
       <w:r>
         <w:t>monta colecao Postman oficial</w:t>
@@ -4336,7 +3766,6 @@
     <w:p>
       <w:pPr>
         <w:pStyle w:val="ListBullet"/>
-        <w:spacing w:after="60"/>
       </w:pPr>
       <w:r>
         <w:t>endpoints funcionam</w:t>
@@ -4345,7 +3774,6 @@
     <w:p>
       <w:pPr>
         <w:pStyle w:val="ListBullet"/>
-        <w:spacing w:after="60"/>
       </w:pPr>
       <w:r>
         <w:t>payloads batem com os DTOs</w:t>
@@ -4354,7 +3782,6 @@
     <w:p>
       <w:pPr>
         <w:pStyle w:val="ListBullet"/>
-        <w:spacing w:after="60"/>
       </w:pPr>
       <w:r>
         <w:t>status HTTP faz sentido</w:t>
@@ -4377,9 +3804,6 @@
       </w:r>
     </w:p>
     <w:p>
-      <w:pPr>
-        <w:spacing w:after="160"/>
-      </w:pPr>
       <w:r>
         <w:t>Subir o sistema com um usuario inicial.</w:t>
       </w:r>
@@ -4395,7 +3819,6 @@
     <w:p>
       <w:pPr>
         <w:pStyle w:val="ListBullet"/>
-        <w:spacing w:after="60"/>
       </w:pPr>
       <w:r>
         <w:t>`DataSeeder`</w:t>
@@ -4404,7 +3827,6 @@
     <w:p>
       <w:pPr>
         <w:pStyle w:val="ListBullet"/>
-        <w:spacing w:after="60"/>
       </w:pPr>
       <w:r>
         <w:t>admin inicial</w:t>
@@ -4413,7 +3835,6 @@
     <w:p>
       <w:pPr>
         <w:pStyle w:val="ListBullet"/>
-        <w:spacing w:after="60"/>
       </w:pPr>
       <w:r>
         <w:t>senha inicial documentada</w:t>
@@ -4422,7 +3843,6 @@
     <w:p>
       <w:pPr>
         <w:pStyle w:val="ListBullet"/>
-        <w:spacing w:after="60"/>
       </w:pPr>
       <w:r>
         <w:t>categorias base se fizer sentido</w:t>
@@ -4439,7 +3859,6 @@
     <w:p>
       <w:pPr>
         <w:pStyle w:val="ListNumber"/>
-        <w:spacing w:after="60"/>
       </w:pPr>
       <w:r>
         <w:t>1. criar admin padrao</w:t>
@@ -4448,7 +3867,6 @@
     <w:p>
       <w:pPr>
         <w:pStyle w:val="ListNumber"/>
-        <w:spacing w:after="60"/>
       </w:pPr>
       <w:r>
         <w:t>2. documentar credencial inicial</w:t>
@@ -4457,7 +3875,6 @@
     <w:p>
       <w:pPr>
         <w:pStyle w:val="ListNumber"/>
-        <w:spacing w:after="60"/>
       </w:pPr>
       <w:r>
         <w:t>3. testar primeiro login</w:t>
@@ -4474,7 +3891,6 @@
     <w:p>
       <w:pPr>
         <w:pStyle w:val="ListBullet"/>
-        <w:spacing w:after="60"/>
       </w:pPr>
       <w:r>
         <w:t>o sistema sobe</w:t>
@@ -4483,7 +3899,6 @@
     <w:p>
       <w:pPr>
         <w:pStyle w:val="ListBullet"/>
-        <w:spacing w:after="60"/>
       </w:pPr>
       <w:r>
         <w:t>existe um admin</w:t>
@@ -4492,7 +3907,6 @@
     <w:p>
       <w:pPr>
         <w:pStyle w:val="ListBullet"/>
-        <w:spacing w:after="60"/>
       </w:pPr>
       <w:r>
         <w:t>a equipe consegue entrar sem configuracao manual complicada</w:t>
@@ -4515,9 +3929,6 @@
       </w:r>
     </w:p>
     <w:p>
-      <w:pPr>
-        <w:spacing w:after="160"/>
-      </w:pPr>
       <w:r>
         <w:t>Tirar a dependencia de Postman para uso basico.</w:t>
       </w:r>
@@ -4533,7 +3944,6 @@
     <w:p>
       <w:pPr>
         <w:pStyle w:val="ListBullet"/>
-        <w:spacing w:after="60"/>
       </w:pPr>
       <w:r>
         <w:t>login</w:t>
@@ -4542,7 +3952,6 @@
     <w:p>
       <w:pPr>
         <w:pStyle w:val="ListBullet"/>
-        <w:spacing w:after="60"/>
       </w:pPr>
       <w:r>
         <w:t>caixa</w:t>
@@ -4551,7 +3960,6 @@
     <w:p>
       <w:pPr>
         <w:pStyle w:val="ListBullet"/>
-        <w:spacing w:after="60"/>
       </w:pPr>
       <w:r>
         <w:t>produtos</w:t>
@@ -4560,7 +3968,6 @@
     <w:p>
       <w:pPr>
         <w:pStyle w:val="ListBullet"/>
-        <w:spacing w:after="60"/>
       </w:pPr>
       <w:r>
         <w:t>relatorio do dia</w:t>
@@ -4575,9 +3982,6 @@
       </w:r>
     </w:p>
     <w:p>
-      <w:pPr>
-        <w:spacing w:after="160"/>
-      </w:pPr>
       <w:r>
         <w:t>Login:</w:t>
       </w:r>
@@ -4585,7 +3989,6 @@
     <w:p>
       <w:pPr>
         <w:pStyle w:val="ListBullet"/>
-        <w:spacing w:after="60"/>
       </w:pPr>
       <w:r>
         <w:t>informar email e senha</w:t>
@@ -4594,7 +3997,6 @@
     <w:p>
       <w:pPr>
         <w:pStyle w:val="ListBullet"/>
-        <w:spacing w:after="60"/>
       </w:pPr>
       <w:r>
         <w:t>salvar token</w:t>
@@ -4603,16 +4005,12 @@
     <w:p>
       <w:pPr>
         <w:pStyle w:val="ListBullet"/>
-        <w:spacing w:after="60"/>
       </w:pPr>
       <w:r>
         <w:t>redirecionar para caixa</w:t>
       </w:r>
     </w:p>
     <w:p>
-      <w:pPr>
-        <w:spacing w:after="160"/>
-      </w:pPr>
       <w:r>
         <w:t>Produtos:</w:t>
       </w:r>
@@ -4620,7 +4018,6 @@
     <w:p>
       <w:pPr>
         <w:pStyle w:val="ListBullet"/>
-        <w:spacing w:after="60"/>
       </w:pPr>
       <w:r>
         <w:t>listar produtos</w:t>
@@ -4629,7 +4026,6 @@
     <w:p>
       <w:pPr>
         <w:pStyle w:val="ListBullet"/>
-        <w:spacing w:after="60"/>
       </w:pPr>
       <w:r>
         <w:t>cadastrar produto</w:t>
@@ -4638,7 +4034,6 @@
     <w:p>
       <w:pPr>
         <w:pStyle w:val="ListBullet"/>
-        <w:spacing w:after="60"/>
       </w:pPr>
       <w:r>
         <w:t>editar produto</w:t>
@@ -4647,16 +4042,12 @@
     <w:p>
       <w:pPr>
         <w:pStyle w:val="ListBullet"/>
-        <w:spacing w:after="60"/>
       </w:pPr>
       <w:r>
         <w:t>visualizar estoque baixo</w:t>
       </w:r>
     </w:p>
     <w:p>
-      <w:pPr>
-        <w:spacing w:after="160"/>
-      </w:pPr>
       <w:r>
         <w:t>Caixa:</w:t>
       </w:r>
@@ -4664,7 +4055,6 @@
     <w:p>
       <w:pPr>
         <w:pStyle w:val="ListBullet"/>
-        <w:spacing w:after="60"/>
       </w:pPr>
       <w:r>
         <w:t>selecionar produto</w:t>
@@ -4673,7 +4063,6 @@
     <w:p>
       <w:pPr>
         <w:pStyle w:val="ListBullet"/>
-        <w:spacing w:after="60"/>
       </w:pPr>
       <w:r>
         <w:t>informar quantidade</w:t>
@@ -4682,7 +4071,6 @@
     <w:p>
       <w:pPr>
         <w:pStyle w:val="ListBullet"/>
-        <w:spacing w:after="60"/>
       </w:pPr>
       <w:r>
         <w:t>escolher forma de pagamento</w:t>
@@ -4691,7 +4079,6 @@
     <w:p>
       <w:pPr>
         <w:pStyle w:val="ListBullet"/>
-        <w:spacing w:after="60"/>
       </w:pPr>
       <w:r>
         <w:t>calcular total</w:t>
@@ -4700,7 +4087,6 @@
     <w:p>
       <w:pPr>
         <w:pStyle w:val="ListBullet"/>
-        <w:spacing w:after="60"/>
       </w:pPr>
       <w:r>
         <w:t>informar valor recebido</w:t>
@@ -4709,7 +4095,6 @@
     <w:p>
       <w:pPr>
         <w:pStyle w:val="ListBullet"/>
-        <w:spacing w:after="60"/>
       </w:pPr>
       <w:r>
         <w:t>calcular troco</w:t>
@@ -4718,16 +4103,12 @@
     <w:p>
       <w:pPr>
         <w:pStyle w:val="ListBullet"/>
-        <w:spacing w:after="60"/>
       </w:pPr>
       <w:r>
         <w:t>concluir venda</w:t>
       </w:r>
     </w:p>
     <w:p>
-      <w:pPr>
-        <w:spacing w:after="160"/>
-      </w:pPr>
       <w:r>
         <w:t>Relatorio:</w:t>
       </w:r>
@@ -4735,7 +4116,6 @@
     <w:p>
       <w:pPr>
         <w:pStyle w:val="ListBullet"/>
-        <w:spacing w:after="60"/>
       </w:pPr>
       <w:r>
         <w:t>mostrar total do dia</w:t>
@@ -4744,7 +4124,6 @@
     <w:p>
       <w:pPr>
         <w:pStyle w:val="ListBullet"/>
-        <w:spacing w:after="60"/>
       </w:pPr>
       <w:r>
         <w:t>mostrar numero de vendas</w:t>
@@ -4753,7 +4132,6 @@
     <w:p>
       <w:pPr>
         <w:pStyle w:val="ListBullet"/>
-        <w:spacing w:after="60"/>
       </w:pPr>
       <w:r>
         <w:t>mostrar total por forma de pagamento</w:t>
@@ -4768,9 +4146,6 @@
       </w:r>
     </w:p>
     <w:p>
-      <w:pPr>
-        <w:spacing w:after="160"/>
-      </w:pPr>
       <w:r>
         <w:t>Socio A:</w:t>
       </w:r>
@@ -4778,16 +4153,12 @@
     <w:p>
       <w:pPr>
         <w:pStyle w:val="ListBullet"/>
-        <w:spacing w:after="60"/>
       </w:pPr>
       <w:r>
         <w:t>ajusta endpoints conforme as telas precisarem</w:t>
       </w:r>
     </w:p>
     <w:p>
-      <w:pPr>
-        <w:spacing w:after="160"/>
-      </w:pPr>
       <w:r>
         <w:t>Socio B:</w:t>
       </w:r>
@@ -4795,7 +4166,6 @@
     <w:p>
       <w:pPr>
         <w:pStyle w:val="ListBullet"/>
-        <w:spacing w:after="60"/>
       </w:pPr>
       <w:r>
         <w:t>implementa o frontend</w:t>
@@ -4804,7 +4174,6 @@
     <w:p>
       <w:pPr>
         <w:pStyle w:val="ListBullet"/>
-        <w:spacing w:after="60"/>
       </w:pPr>
       <w:r>
         <w:t>valida usabilidade</w:t>
@@ -4821,7 +4190,6 @@
     <w:p>
       <w:pPr>
         <w:pStyle w:val="ListBullet"/>
-        <w:spacing w:after="60"/>
       </w:pPr>
       <w:r>
         <w:t>alguem de fora consegue operar com pouca ajuda</w:t>
@@ -4844,9 +4212,6 @@
       </w:r>
     </w:p>
     <w:p>
-      <w:pPr>
-        <w:spacing w:after="160"/>
-      </w:pPr>
       <w:r>
         <w:t>Fazer o sistema parar de depender da maquina do desenvolvedor.</w:t>
       </w:r>
@@ -4862,7 +4227,6 @@
     <w:p>
       <w:pPr>
         <w:pStyle w:val="ListBullet"/>
-        <w:spacing w:after="60"/>
       </w:pPr>
       <w:r>
         <w:t>`docker-compose.yml`</w:t>
@@ -4871,7 +4235,6 @@
     <w:p>
       <w:pPr>
         <w:pStyle w:val="ListBullet"/>
-        <w:spacing w:after="60"/>
       </w:pPr>
       <w:r>
         <w:t>`Dockerfile`</w:t>
@@ -4880,7 +4243,6 @@
     <w:p>
       <w:pPr>
         <w:pStyle w:val="ListBullet"/>
-        <w:spacing w:after="60"/>
       </w:pPr>
       <w:r>
         <w:t>banco em container</w:t>
@@ -4889,7 +4251,6 @@
     <w:p>
       <w:pPr>
         <w:pStyle w:val="ListBullet"/>
-        <w:spacing w:after="60"/>
       </w:pPr>
       <w:r>
         <w:t>app em container</w:t>
@@ -4906,7 +4267,6 @@
     <w:p>
       <w:pPr>
         <w:pStyle w:val="ListNumber"/>
-        <w:spacing w:after="60"/>
       </w:pPr>
       <w:r>
         <w:t>1. criar compose com PostgreSQL</w:t>
@@ -4915,7 +4275,6 @@
     <w:p>
       <w:pPr>
         <w:pStyle w:val="ListNumber"/>
-        <w:spacing w:after="60"/>
       </w:pPr>
       <w:r>
         <w:t>2. criar Dockerfile da aplicacao</w:t>
@@ -4924,7 +4283,6 @@
     <w:p>
       <w:pPr>
         <w:pStyle w:val="ListNumber"/>
-        <w:spacing w:after="60"/>
       </w:pPr>
       <w:r>
         <w:t>3. testar subida limpa</w:t>
@@ -4933,7 +4291,6 @@
     <w:p>
       <w:pPr>
         <w:pStyle w:val="ListNumber"/>
-        <w:spacing w:after="60"/>
       </w:pPr>
       <w:r>
         <w:t>4. documentar comandos</w:t>
@@ -4948,13 +4305,9 @@
       </w:r>
     </w:p>
     <w:p>
-      <w:pPr>
-        <w:spacing w:before="120" w:after="120"/>
-        <w:ind w:left="454" w:right="227"/>
-      </w:pPr>
       <w:r>
         <w:rPr>
-          <w:rFonts w:ascii="Courier New" w:hAnsi="Courier New"/>
+          <w:rFonts w:ascii="Consolas" w:hAnsi="Consolas"/>
           <w:sz w:val="18"/>
         </w:rPr>
         <w:t>docker compose up --build</w:t>
@@ -4971,7 +4324,6 @@
     <w:p>
       <w:pPr>
         <w:pStyle w:val="ListBullet"/>
-        <w:spacing w:after="60"/>
       </w:pPr>
       <w:r>
         <w:t>qualquer um dos dois sobe o ambiente com poucos comandos</w:t>
@@ -4994,9 +4346,6 @@
       </w:r>
     </w:p>
     <w:p>
-      <w:pPr>
-        <w:spacing w:after="160"/>
-      </w:pPr>
       <w:r>
         <w:t>Colocar o HopeSoft em loja real.</w:t>
       </w:r>
@@ -5010,9 +4359,6 @@
       </w:r>
     </w:p>
     <w:p>
-      <w:pPr>
-        <w:spacing w:after="160"/>
-      </w:pPr>
       <w:r>
         <w:t>Confiram se estas respostas sao "sim":</w:t>
       </w:r>
@@ -5020,7 +4366,6 @@
     <w:p>
       <w:pPr>
         <w:pStyle w:val="ListBullet"/>
-        <w:spacing w:after="60"/>
       </w:pPr>
       <w:r>
         <w:t>login funciona?</w:t>
@@ -5029,7 +4374,6 @@
     <w:p>
       <w:pPr>
         <w:pStyle w:val="ListBullet"/>
-        <w:spacing w:after="60"/>
       </w:pPr>
       <w:r>
         <w:t>produto pode ser cadastrado?</w:t>
@@ -5038,7 +4382,6 @@
     <w:p>
       <w:pPr>
         <w:pStyle w:val="ListBullet"/>
-        <w:spacing w:after="60"/>
       </w:pPr>
       <w:r>
         <w:t>venda baixa estoque?</w:t>
@@ -5047,7 +4390,6 @@
     <w:p>
       <w:pPr>
         <w:pStyle w:val="ListBullet"/>
-        <w:spacing w:after="60"/>
       </w:pPr>
       <w:r>
         <w:t>troco funciona?</w:t>
@@ -5056,7 +4398,6 @@
     <w:p>
       <w:pPr>
         <w:pStyle w:val="ListBullet"/>
-        <w:spacing w:after="60"/>
       </w:pPr>
       <w:r>
         <w:t>relatorio diario funciona?</w:t>
@@ -5065,7 +4406,6 @@
     <w:p>
       <w:pPr>
         <w:pStyle w:val="ListBullet"/>
-        <w:spacing w:after="60"/>
       </w:pPr>
       <w:r>
         <w:t>nao trava durante uso?</w:t>
@@ -5074,7 +4414,6 @@
     <w:p>
       <w:pPr>
         <w:pStyle w:val="ListBullet"/>
-        <w:spacing w:after="60"/>
       </w:pPr>
       <w:r>
         <w:t>credencial inicial esta clara?</w:t>
@@ -5091,7 +4430,6 @@
     <w:p>
       <w:pPr>
         <w:pStyle w:val="ListNumber"/>
-        <w:spacing w:after="60"/>
       </w:pPr>
       <w:r>
         <w:t>1. escolher 1 loja</w:t>
@@ -5100,7 +4438,6 @@
     <w:p>
       <w:pPr>
         <w:pStyle w:val="ListNumber"/>
-        <w:spacing w:after="60"/>
       </w:pPr>
       <w:r>
         <w:t>2. subir o sistema para ela</w:t>
@@ -5109,7 +4446,6 @@
     <w:p>
       <w:pPr>
         <w:pStyle w:val="ListNumber"/>
-        <w:spacing w:after="60"/>
       </w:pPr>
       <w:r>
         <w:t>3. acompanhar operacao</w:t>
@@ -5118,7 +4454,6 @@
     <w:p>
       <w:pPr>
         <w:pStyle w:val="ListNumber"/>
-        <w:spacing w:after="60"/>
       </w:pPr>
       <w:r>
         <w:t>4. anotar bugs reais</w:t>
@@ -5127,7 +4462,6 @@
     <w:p>
       <w:pPr>
         <w:pStyle w:val="ListNumber"/>
-        <w:spacing w:after="60"/>
       </w:pPr>
       <w:r>
         <w:t>5. corrigir rapido</w:t>
@@ -5144,7 +4478,6 @@
     <w:p>
       <w:pPr>
         <w:pStyle w:val="ListBullet"/>
-        <w:spacing w:after="60"/>
       </w:pPr>
       <w:r>
         <w:t>que erro apareceu</w:t>
@@ -5153,7 +4486,6 @@
     <w:p>
       <w:pPr>
         <w:pStyle w:val="ListBullet"/>
-        <w:spacing w:after="60"/>
       </w:pPr>
       <w:r>
         <w:t>em qual tela</w:t>
@@ -5162,7 +4494,6 @@
     <w:p>
       <w:pPr>
         <w:pStyle w:val="ListBullet"/>
-        <w:spacing w:after="60"/>
       </w:pPr>
       <w:r>
         <w:t>o que o usuario tentou fazer</w:t>
@@ -5171,7 +4502,6 @@
     <w:p>
       <w:pPr>
         <w:pStyle w:val="ListBullet"/>
-        <w:spacing w:after="60"/>
       </w:pPr>
       <w:r>
         <w:t>se o erro bloqueou a venda</w:t>
@@ -5180,7 +4510,6 @@
     <w:p>
       <w:pPr>
         <w:pStyle w:val="ListBullet"/>
-        <w:spacing w:after="60"/>
       </w:pPr>
       <w:r>
         <w:t>quanto tempo demorou para corrigir</w:t>
@@ -5197,7 +4526,6 @@
     <w:p>
       <w:pPr>
         <w:pStyle w:val="ListBullet"/>
-        <w:spacing w:after="60"/>
       </w:pPr>
       <w:r>
         <w:t>uma loja usando de verdade</w:t>
@@ -5206,7 +4534,6 @@
     <w:p>
       <w:pPr>
         <w:pStyle w:val="ListBullet"/>
-        <w:spacing w:after="60"/>
       </w:pPr>
       <w:r>
         <w:t>dono satisfeito</w:t>
@@ -5215,7 +4542,6 @@
     <w:p>
       <w:pPr>
         <w:pStyle w:val="ListBullet"/>
-        <w:spacing w:after="60"/>
       </w:pPr>
       <w:r>
         <w:t>fluxo de venda confiavel</w:t>
@@ -5238,9 +4564,6 @@
       </w:r>
     </w:p>
     <w:p>
-      <w:pPr>
-        <w:spacing w:after="160"/>
-      </w:pPr>
       <w:r>
         <w:t>Preparar a empresa e o sistema para crescer com menos caos.</w:t>
       </w:r>
@@ -5256,7 +4579,6 @@
     <w:p>
       <w:pPr>
         <w:pStyle w:val="ListBullet"/>
-        <w:spacing w:after="60"/>
       </w:pPr>
       <w:r>
         <w:t>multiempresa real</w:t>
@@ -5265,7 +4587,6 @@
     <w:p>
       <w:pPr>
         <w:pStyle w:val="ListBullet"/>
-        <w:spacing w:after="60"/>
       </w:pPr>
       <w:r>
         <w:t>backup automatico</w:t>
@@ -5274,7 +4595,6 @@
     <w:p>
       <w:pPr>
         <w:pStyle w:val="ListBullet"/>
-        <w:spacing w:after="60"/>
       </w:pPr>
       <w:r>
         <w:t>auditoria</w:t>
@@ -5283,7 +4603,6 @@
     <w:p>
       <w:pPr>
         <w:pStyle w:val="ListBullet"/>
-        <w:spacing w:after="60"/>
       </w:pPr>
       <w:r>
         <w:t>observabilidade</w:t>
@@ -5292,7 +4611,6 @@
     <w:p>
       <w:pPr>
         <w:pStyle w:val="ListBullet"/>
-        <w:spacing w:after="60"/>
       </w:pPr>
       <w:r>
         <w:t>permissao por perfil e empresa</w:t>
@@ -5301,7 +4619,6 @@
     <w:p>
       <w:pPr>
         <w:pStyle w:val="ListBullet"/>
-        <w:spacing w:after="60"/>
       </w:pPr>
       <w:r>
         <w:t>onboarding simples</w:t>
@@ -5310,7 +4627,6 @@
     <w:p>
       <w:pPr>
         <w:pStyle w:val="ListBullet"/>
-        <w:spacing w:after="60"/>
       </w:pPr>
       <w:r>
         <w:t>suporte</w:t>
@@ -5319,7 +4635,6 @@
     <w:p>
       <w:pPr>
         <w:pStyle w:val="ListBullet"/>
-        <w:spacing w:after="60"/>
       </w:pPr>
       <w:r>
         <w:t>processo comercial</w:t>
@@ -5328,7 +4643,6 @@
     <w:p>
       <w:pPr>
         <w:pStyle w:val="ListBullet"/>
-        <w:spacing w:after="60"/>
       </w:pPr>
       <w:r>
         <w:t>precificacao</w:t>
@@ -5337,7 +4651,6 @@
     <w:p>
       <w:pPr>
         <w:pStyle w:val="ListBullet"/>
-        <w:spacing w:after="60"/>
       </w:pPr>
       <w:r>
         <w:t>documentacao do cliente</w:t>
@@ -5354,7 +4667,6 @@
     <w:p>
       <w:pPr>
         <w:pStyle w:val="ListBullet"/>
-        <w:spacing w:after="60"/>
       </w:pPr>
       <w:r>
         <w:t>clientes</w:t>
@@ -5363,7 +4675,6 @@
     <w:p>
       <w:pPr>
         <w:pStyle w:val="ListBullet"/>
-        <w:spacing w:after="60"/>
       </w:pPr>
       <w:r>
         <w:t>fiado</w:t>
@@ -5372,7 +4683,6 @@
     <w:p>
       <w:pPr>
         <w:pStyle w:val="ListBullet"/>
-        <w:spacing w:after="60"/>
       </w:pPr>
       <w:r>
         <w:t>contas a receber</w:t>
@@ -5381,7 +4691,6 @@
     <w:p>
       <w:pPr>
         <w:pStyle w:val="ListBullet"/>
-        <w:spacing w:after="60"/>
       </w:pPr>
       <w:r>
         <w:t>relatorios melhores</w:t>
@@ -5390,7 +4699,6 @@
     <w:p>
       <w:pPr>
         <w:pStyle w:val="ListBullet"/>
-        <w:spacing w:after="60"/>
       </w:pPr>
       <w:r>
         <w:t>importacao de produtos</w:t>
@@ -5399,7 +4707,6 @@
     <w:p>
       <w:pPr>
         <w:pStyle w:val="ListBullet"/>
-        <w:spacing w:after="60"/>
       </w:pPr>
       <w:r>
         <w:t>fiscal via integracao</w:t>
@@ -5424,7 +4731,6 @@
     <w:p>
       <w:pPr>
         <w:pStyle w:val="ListBullet"/>
-        <w:spacing w:after="60"/>
       </w:pPr>
       <w:r>
         <w:t>publicar no GitHub</w:t>
@@ -5433,7 +4739,6 @@
     <w:p>
       <w:pPr>
         <w:pStyle w:val="ListBullet"/>
-        <w:spacing w:after="60"/>
       </w:pPr>
       <w:r>
         <w:t>convidar socio</w:t>
@@ -5442,7 +4747,6 @@
     <w:p>
       <w:pPr>
         <w:pStyle w:val="ListBullet"/>
-        <w:spacing w:after="60"/>
       </w:pPr>
       <w:r>
         <w:t>fechar ambiente nas duas maquinas</w:t>
@@ -5451,7 +4755,6 @@
     <w:p>
       <w:pPr>
         <w:pStyle w:val="ListBullet"/>
-        <w:spacing w:after="60"/>
       </w:pPr>
       <w:r>
         <w:t>criar `develop`</w:t>
@@ -5460,7 +4763,6 @@
     <w:p>
       <w:pPr>
         <w:pStyle w:val="ListBullet"/>
-        <w:spacing w:after="60"/>
       </w:pPr>
       <w:r>
         <w:t>decidir `Empresa` ou `Tenant`</w:t>
@@ -5477,7 +4779,6 @@
     <w:p>
       <w:pPr>
         <w:pStyle w:val="ListBullet"/>
-        <w:spacing w:after="60"/>
       </w:pPr>
       <w:r>
         <w:t>implementar repositories</w:t>
@@ -5486,7 +4787,6 @@
     <w:p>
       <w:pPr>
         <w:pStyle w:val="ListBullet"/>
-        <w:spacing w:after="60"/>
       </w:pPr>
       <w:r>
         <w:t>validar consultas</w:t>
@@ -5495,7 +4795,6 @@
     <w:p>
       <w:pPr>
         <w:pStyle w:val="ListBullet"/>
-        <w:spacing w:after="60"/>
       </w:pPr>
       <w:r>
         <w:t>montar backlog do JWT</w:t>
@@ -5512,7 +4811,6 @@
     <w:p>
       <w:pPr>
         <w:pStyle w:val="ListBullet"/>
-        <w:spacing w:after="60"/>
       </w:pPr>
       <w:r>
         <w:t>implementar JWT</w:t>
@@ -5521,7 +4819,6 @@
     <w:p>
       <w:pPr>
         <w:pStyle w:val="ListBullet"/>
-        <w:spacing w:after="60"/>
       </w:pPr>
       <w:r>
         <w:t>implementar DTOs</w:t>
@@ -5530,7 +4827,6 @@
     <w:p>
       <w:pPr>
         <w:pStyle w:val="ListBullet"/>
-        <w:spacing w:after="60"/>
       </w:pPr>
       <w:r>
         <w:t>iniciar services</w:t>
@@ -5547,7 +4843,6 @@
     <w:p>
       <w:pPr>
         <w:pStyle w:val="ListBullet"/>
-        <w:spacing w:after="60"/>
       </w:pPr>
       <w:r>
         <w:t>fechar services</w:t>
@@ -5556,7 +4851,6 @@
     <w:p>
       <w:pPr>
         <w:pStyle w:val="ListBullet"/>
-        <w:spacing w:after="60"/>
       </w:pPr>
       <w:r>
         <w:t>criar controllers</w:t>
@@ -5565,7 +4859,6 @@
     <w:p>
       <w:pPr>
         <w:pStyle w:val="ListBullet"/>
-        <w:spacing w:after="60"/>
       </w:pPr>
       <w:r>
         <w:t>testar no Postman</w:t>
@@ -5590,7 +4883,6 @@
     <w:p>
       <w:pPr>
         <w:pStyle w:val="ListBullet"/>
-        <w:spacing w:after="60"/>
       </w:pPr>
       <w:r>
         <w:t>definir meta da semana</w:t>
@@ -5599,7 +4891,6 @@
     <w:p>
       <w:pPr>
         <w:pStyle w:val="ListBullet"/>
-        <w:spacing w:after="60"/>
       </w:pPr>
       <w:r>
         <w:t>escolher tarefas</w:t>
@@ -5608,7 +4899,6 @@
     <w:p>
       <w:pPr>
         <w:pStyle w:val="ListBullet"/>
-        <w:spacing w:after="60"/>
       </w:pPr>
       <w:r>
         <w:t>atribuir responsavel e revisor</w:t>
@@ -5625,7 +4915,6 @@
     <w:p>
       <w:pPr>
         <w:pStyle w:val="ListBullet"/>
-        <w:spacing w:after="60"/>
       </w:pPr>
       <w:r>
         <w:t>implementar tarefas pequenas</w:t>
@@ -5634,7 +4923,6 @@
     <w:p>
       <w:pPr>
         <w:pStyle w:val="ListBullet"/>
-        <w:spacing w:after="60"/>
       </w:pPr>
       <w:r>
         <w:t>fazer push diario</w:t>
@@ -5643,7 +4931,6 @@
     <w:p>
       <w:pPr>
         <w:pStyle w:val="ListBullet"/>
-        <w:spacing w:after="60"/>
       </w:pPr>
       <w:r>
         <w:t>abrir PR assim que a tarefa estiver madura</w:t>
@@ -5660,7 +4947,6 @@
     <w:p>
       <w:pPr>
         <w:pStyle w:val="ListBullet"/>
-        <w:spacing w:after="60"/>
       </w:pPr>
       <w:r>
         <w:t>revisar backlog</w:t>
@@ -5669,7 +4955,6 @@
     <w:p>
       <w:pPr>
         <w:pStyle w:val="ListBullet"/>
-        <w:spacing w:after="60"/>
       </w:pPr>
       <w:r>
         <w:t>fazer merge do que estiver pronto</w:t>
@@ -5678,7 +4963,6 @@
     <w:p>
       <w:pPr>
         <w:pStyle w:val="ListBullet"/>
-        <w:spacing w:after="60"/>
       </w:pPr>
       <w:r>
         <w:t>atualizar documentacao</w:t>
@@ -5687,7 +4971,6 @@
     <w:p>
       <w:pPr>
         <w:pStyle w:val="ListBullet"/>
-        <w:spacing w:after="60"/>
       </w:pPr>
       <w:r>
         <w:t>decidir foco da semana seguinte</w:t>
@@ -5712,7 +4995,6 @@
     <w:p>
       <w:pPr>
         <w:pStyle w:val="ListBullet"/>
-        <w:spacing w:after="60"/>
       </w:pPr>
       <w:r>
         <w:t>puxar `develop`</w:t>
@@ -5721,7 +5003,6 @@
     <w:p>
       <w:pPr>
         <w:pStyle w:val="ListBullet"/>
-        <w:spacing w:after="60"/>
       </w:pPr>
       <w:r>
         <w:t>escolher uma tarefa</w:t>
@@ -5730,7 +5011,6 @@
     <w:p>
       <w:pPr>
         <w:pStyle w:val="ListBullet"/>
-        <w:spacing w:after="60"/>
       </w:pPr>
       <w:r>
         <w:t>criar branch</w:t>
@@ -5747,7 +5027,6 @@
     <w:p>
       <w:pPr>
         <w:pStyle w:val="ListBullet"/>
-        <w:spacing w:after="60"/>
       </w:pPr>
       <w:r>
         <w:t>rodar teste</w:t>
@@ -5756,7 +5035,6 @@
     <w:p>
       <w:pPr>
         <w:pStyle w:val="ListBullet"/>
-        <w:spacing w:after="60"/>
       </w:pPr>
       <w:r>
         <w:t>commitar</w:t>
@@ -5765,7 +5043,6 @@
     <w:p>
       <w:pPr>
         <w:pStyle w:val="ListBullet"/>
-        <w:spacing w:after="60"/>
       </w:pPr>
       <w:r>
         <w:t>fazer push</w:t>
@@ -5774,7 +5051,6 @@
     <w:p>
       <w:pPr>
         <w:pStyle w:val="ListBullet"/>
-        <w:spacing w:after="60"/>
       </w:pPr>
       <w:r>
         <w:t>anotar o que falta</w:t>
@@ -5789,9 +5065,6 @@
       </w:r>
     </w:p>
     <w:p>
-      <w:pPr>
-        <w:spacing w:after="160"/>
-      </w:pPr>
       <w:r>
         <w:t>Criem estas issues:</w:t>
       </w:r>
@@ -5799,7 +5072,6 @@
     <w:p>
       <w:pPr>
         <w:pStyle w:val="ListNumber"/>
-        <w:spacing w:after="60"/>
       </w:pPr>
       <w:r>
         <w:t>1. Definir estrategia multiempresa</w:t>
@@ -5808,7 +5080,6 @@
     <w:p>
       <w:pPr>
         <w:pStyle w:val="ListNumber"/>
-        <w:spacing w:after="60"/>
       </w:pPr>
       <w:r>
         <w:t>2. Criar `Empresa`</w:t>
@@ -5817,7 +5088,6 @@
     <w:p>
       <w:pPr>
         <w:pStyle w:val="ListNumber"/>
-        <w:spacing w:after="60"/>
       </w:pPr>
       <w:r>
         <w:t>3. Criar repositories iniciais</w:t>
@@ -5826,7 +5096,6 @@
     <w:p>
       <w:pPr>
         <w:pStyle w:val="ListNumber"/>
-        <w:spacing w:after="60"/>
       </w:pPr>
       <w:r>
         <w:t>4. Criar `JwtService`</w:t>
@@ -5835,7 +5104,6 @@
     <w:p>
       <w:pPr>
         <w:pStyle w:val="ListNumber"/>
-        <w:spacing w:after="60"/>
       </w:pPr>
       <w:r>
         <w:t>5. Criar `JwtFilter`</w:t>
@@ -5844,7 +5112,6 @@
     <w:p>
       <w:pPr>
         <w:pStyle w:val="ListNumber"/>
-        <w:spacing w:after="60"/>
       </w:pPr>
       <w:r>
         <w:t>6. Criar `SecurityConfig`</w:t>
@@ -5853,7 +5120,6 @@
     <w:p>
       <w:pPr>
         <w:pStyle w:val="ListNumber"/>
-        <w:spacing w:after="60"/>
       </w:pPr>
       <w:r>
         <w:t>7. Criar DTOs iniciais</w:t>
@@ -5862,7 +5128,6 @@
     <w:p>
       <w:pPr>
         <w:pStyle w:val="ListNumber"/>
-        <w:spacing w:after="60"/>
       </w:pPr>
       <w:r>
         <w:t>8. Criar `ProdutoService`</w:t>
@@ -5871,7 +5136,6 @@
     <w:p>
       <w:pPr>
         <w:pStyle w:val="ListNumber"/>
-        <w:spacing w:after="60"/>
       </w:pPr>
       <w:r>
         <w:t>9. Criar `VendaService`</w:t>
@@ -5880,7 +5144,6 @@
     <w:p>
       <w:pPr>
         <w:pStyle w:val="ListNumber"/>
-        <w:spacing w:after="60"/>
       </w:pPr>
       <w:r>
         <w:t>10. Criar `RelatorioService`</w:t>
@@ -5889,7 +5152,6 @@
     <w:p>
       <w:pPr>
         <w:pStyle w:val="ListNumber"/>
-        <w:spacing w:after="60"/>
       </w:pPr>
       <w:r>
         <w:t>11. Criar controllers iniciais</w:t>
@@ -5898,7 +5160,6 @@
     <w:p>
       <w:pPr>
         <w:pStyle w:val="ListNumber"/>
-        <w:spacing w:after="60"/>
       </w:pPr>
       <w:r>
         <w:t>12. Criar `DataSeeder`</w:t>
@@ -5907,7 +5168,6 @@
     <w:p>
       <w:pPr>
         <w:pStyle w:val="ListNumber"/>
-        <w:spacing w:after="60"/>
       </w:pPr>
       <w:r>
         <w:t>13. Montar colecao Postman</w:t>
@@ -5916,7 +5176,6 @@
     <w:p>
       <w:pPr>
         <w:pStyle w:val="ListNumber"/>
-        <w:spacing w:after="60"/>
       </w:pPr>
       <w:r>
         <w:t>14. Criar tela de login</w:t>
@@ -5925,7 +5184,6 @@
     <w:p>
       <w:pPr>
         <w:pStyle w:val="ListNumber"/>
-        <w:spacing w:after="60"/>
       </w:pPr>
       <w:r>
         <w:t>15. Criar tela de produtos</w:t>
@@ -5934,7 +5192,6 @@
     <w:p>
       <w:pPr>
         <w:pStyle w:val="ListNumber"/>
-        <w:spacing w:after="60"/>
       </w:pPr>
       <w:r>
         <w:t>16. Criar tela de caixa</w:t>
@@ -5943,7 +5200,6 @@
     <w:p>
       <w:pPr>
         <w:pStyle w:val="ListNumber"/>
-        <w:spacing w:after="60"/>
       </w:pPr>
       <w:r>
         <w:t>17. Criar tela de relatorio</w:t>
@@ -5952,7 +5208,6 @@
     <w:p>
       <w:pPr>
         <w:pStyle w:val="ListNumber"/>
-        <w:spacing w:after="60"/>
       </w:pPr>
       <w:r>
         <w:t>18. Criar Dockerfile</w:t>
@@ -5961,7 +5216,6 @@
     <w:p>
       <w:pPr>
         <w:pStyle w:val="ListNumber"/>
-        <w:spacing w:after="60"/>
       </w:pPr>
       <w:r>
         <w:t>19. Criar docker-compose</w:t>
@@ -5970,7 +5224,6 @@
     <w:p>
       <w:pPr>
         <w:pStyle w:val="ListNumber"/>
-        <w:spacing w:after="60"/>
       </w:pPr>
       <w:r>
         <w:t>20. Preparar piloto em loja real</w:t>
@@ -5985,9 +5238,6 @@
       </w:r>
     </w:p>
     <w:p>
-      <w:pPr>
-        <w:spacing w:after="160"/>
-      </w:pPr>
       <w:r>
         <w:t>Para nao desperdicarem energia:</w:t>
       </w:r>
@@ -5995,7 +5245,6 @@
     <w:p>
       <w:pPr>
         <w:pStyle w:val="ListBullet"/>
-        <w:spacing w:after="60"/>
       </w:pPr>
       <w:r>
         <w:t>nao fazer app mobile agora</w:t>
@@ -6004,7 +5253,6 @@
     <w:p>
       <w:pPr>
         <w:pStyle w:val="ListBullet"/>
-        <w:spacing w:after="60"/>
       </w:pPr>
       <w:r>
         <w:t>nao fazer microservico agora</w:t>
@@ -6013,7 +5261,6 @@
     <w:p>
       <w:pPr>
         <w:pStyle w:val="ListBullet"/>
-        <w:spacing w:after="60"/>
       </w:pPr>
       <w:r>
         <w:t>nao fazer mil modulos financeiros agora</w:t>
@@ -6022,7 +5269,6 @@
     <w:p>
       <w:pPr>
         <w:pStyle w:val="ListBullet"/>
-        <w:spacing w:after="60"/>
       </w:pPr>
       <w:r>
         <w:t>nao tentar atender todo tipo de comercio ao mesmo tempo</w:t>
@@ -6031,7 +5277,6 @@
     <w:p>
       <w:pPr>
         <w:pStyle w:val="ListBullet"/>
-        <w:spacing w:after="60"/>
       </w:pPr>
       <w:r>
         <w:t>nao inventar fiscal do zero agora</w:t>
@@ -6040,7 +5285,6 @@
     <w:p>
       <w:pPr>
         <w:pStyle w:val="ListBullet"/>
-        <w:spacing w:after="60"/>
       </w:pPr>
       <w:r>
         <w:t>nao buscar perfeicao visual antes do fluxo funcionar</w:t>
@@ -6057,7 +5301,6 @@
     <w:p>
       <w:pPr>
         <w:pStyle w:val="ListBullet"/>
-        <w:spacing w:after="60"/>
       </w:pPr>
       <w:r>
         <w:t>venda funcionando</w:t>
@@ -6066,7 +5309,6 @@
     <w:p>
       <w:pPr>
         <w:pStyle w:val="ListBullet"/>
-        <w:spacing w:after="60"/>
       </w:pPr>
       <w:r>
         <w:t>estoque funcionando</w:t>
@@ -6075,7 +5317,6 @@
     <w:p>
       <w:pPr>
         <w:pStyle w:val="ListBullet"/>
-        <w:spacing w:after="60"/>
       </w:pPr>
       <w:r>
         <w:t>seguranca funcionando</w:t>
@@ -6084,7 +5325,6 @@
     <w:p>
       <w:pPr>
         <w:pStyle w:val="ListBullet"/>
-        <w:spacing w:after="60"/>
       </w:pPr>
       <w:r>
         <w:t>relatorio confiavel</w:t>
@@ -6093,7 +5333,6 @@
     <w:p>
       <w:pPr>
         <w:pStyle w:val="ListBullet"/>
-        <w:spacing w:after="60"/>
       </w:pPr>
       <w:r>
         <w:t>facilidade de uso</w:t>
@@ -6102,7 +5341,6 @@
     <w:p>
       <w:pPr>
         <w:pStyle w:val="ListBullet"/>
-        <w:spacing w:after="60"/>
       </w:pPr>
       <w:r>
         <w:t>confiabilidade do sistema</w:t>
@@ -6117,17 +5355,11 @@
       </w:r>
     </w:p>
     <w:p>
-      <w:pPr>
-        <w:spacing w:after="160"/>
-      </w:pPr>
       <w:r>
         <w:t>Se voces seguirem este manual com disciplina, o HopeSoft deixa de ser apenas uma ideia e vira um processo de construcao real.</w:t>
       </w:r>
     </w:p>
     <w:p>
-      <w:pPr>
-        <w:spacing w:after="160"/>
-      </w:pPr>
       <w:r>
         <w:t>A ordem certa e:</w:t>
       </w:r>
@@ -6135,7 +5367,6 @@
     <w:p>
       <w:pPr>
         <w:pStyle w:val="ListNumber"/>
-        <w:spacing w:after="60"/>
       </w:pPr>
       <w:r>
         <w:t>1. ambiente</w:t>
@@ -6144,7 +5375,6 @@
     <w:p>
       <w:pPr>
         <w:pStyle w:val="ListNumber"/>
-        <w:spacing w:after="60"/>
       </w:pPr>
       <w:r>
         <w:t>2. estrutura</w:t>
@@ -6153,7 +5383,6 @@
     <w:p>
       <w:pPr>
         <w:pStyle w:val="ListNumber"/>
-        <w:spacing w:after="60"/>
       </w:pPr>
       <w:r>
         <w:t>3. persistencia</w:t>
@@ -6162,7 +5391,6 @@
     <w:p>
       <w:pPr>
         <w:pStyle w:val="ListNumber"/>
-        <w:spacing w:after="60"/>
       </w:pPr>
       <w:r>
         <w:t>4. seguranca</w:t>
@@ -6171,7 +5399,6 @@
     <w:p>
       <w:pPr>
         <w:pStyle w:val="ListNumber"/>
-        <w:spacing w:after="60"/>
       </w:pPr>
       <w:r>
         <w:t>5. regras de negocio</w:t>
@@ -6180,7 +5407,6 @@
     <w:p>
       <w:pPr>
         <w:pStyle w:val="ListNumber"/>
-        <w:spacing w:after="60"/>
       </w:pPr>
       <w:r>
         <w:t>6. API</w:t>
@@ -6189,7 +5415,6 @@
     <w:p>
       <w:pPr>
         <w:pStyle w:val="ListNumber"/>
-        <w:spacing w:after="60"/>
       </w:pPr>
       <w:r>
         <w:t>7. frontend</w:t>
@@ -6198,7 +5423,6 @@
     <w:p>
       <w:pPr>
         <w:pStyle w:val="ListNumber"/>
-        <w:spacing w:after="60"/>
       </w:pPr>
       <w:r>
         <w:t>8. piloto</w:t>
@@ -6207,31 +5431,24 @@
     <w:p>
       <w:pPr>
         <w:pStyle w:val="ListNumber"/>
-        <w:spacing w:after="60"/>
       </w:pPr>
       <w:r>
         <w:t>9. escala</w:t>
       </w:r>
     </w:p>
     <w:p>
-      <w:pPr>
-        <w:spacing w:after="160"/>
-      </w:pPr>
       <w:r>
         <w:t>Voces nao precisam correr.</w:t>
       </w:r>
     </w:p>
     <w:p>
-      <w:pPr>
-        <w:spacing w:after="160"/>
-      </w:pPr>
       <w:r>
         <w:t>Voces precisam construir a proxima versao certa, revisar bem, validar com loja real e repetir isso com consistencia.</w:t>
       </w:r>
     </w:p>
     <w:sectPr>
       <w:pgSz w:w="12240" w:h="15840"/>
-      <w:pgMar w:top="1247" w:right="1134" w:bottom="1134" w:left="1247" w:header="720" w:footer="720" w:gutter="0"/>
+      <w:pgMar w:top="1440" w:right="1800" w:bottom="1440" w:left="1800" w:header="720" w:footer="720" w:gutter="0"/>
       <w:cols w:space="720"/>
       <w:docGrid w:linePitch="360"/>
     </w:sectPr>
@@ -6603,7 +5820,7 @@
     <w:qFormat/>
     <w:rsid w:val="00FC693F"/>
     <w:rPr>
-      <w:rFonts w:ascii="Aptos" w:hAnsi="Aptos"/>
+      <w:rFonts w:ascii="Calibri" w:hAnsi="Calibri"/>
       <w:sz w:val="22"/>
     </w:rPr>
   </w:style>
@@ -6666,10 +5883,10 @@
       <w:outlineLvl w:val="0"/>
     </w:pPr>
     <w:rPr>
-      <w:rFonts w:asciiTheme="majorHAnsi" w:eastAsiaTheme="majorEastAsia" w:hAnsiTheme="majorHAnsi" w:cstheme="majorBidi" w:ascii="Aptos Display" w:hAnsi="Aptos Display"/>
+      <w:rFonts w:asciiTheme="majorHAnsi" w:eastAsiaTheme="majorEastAsia" w:hAnsiTheme="majorHAnsi" w:cstheme="majorBidi"/>
       <w:b/>
       <w:bCs/>
-      <w:color w:val="1F2937"/>
+      <w:color w:val="365F91" w:themeColor="accent1" w:themeShade="BF"/>
       <w:sz w:val="28"/>
       <w:szCs w:val="28"/>
     </w:rPr>
@@ -6690,10 +5907,10 @@
       <w:outlineLvl w:val="1"/>
     </w:pPr>
     <w:rPr>
-      <w:rFonts w:asciiTheme="majorHAnsi" w:eastAsiaTheme="majorEastAsia" w:hAnsiTheme="majorHAnsi" w:cstheme="majorBidi" w:ascii="Aptos Display" w:hAnsi="Aptos Display"/>
+      <w:rFonts w:asciiTheme="majorHAnsi" w:eastAsiaTheme="majorEastAsia" w:hAnsiTheme="majorHAnsi" w:cstheme="majorBidi"/>
       <w:b/>
       <w:bCs/>
-      <w:color w:val="1F2937"/>
+      <w:color w:val="4F81BD" w:themeColor="accent1"/>
       <w:sz w:val="26"/>
       <w:szCs w:val="26"/>
     </w:rPr>
@@ -6714,10 +5931,10 @@
       <w:outlineLvl w:val="2"/>
     </w:pPr>
     <w:rPr>
-      <w:rFonts w:asciiTheme="majorHAnsi" w:eastAsiaTheme="majorEastAsia" w:hAnsiTheme="majorHAnsi" w:cstheme="majorBidi" w:ascii="Aptos Display" w:hAnsi="Aptos Display"/>
+      <w:rFonts w:asciiTheme="majorHAnsi" w:eastAsiaTheme="majorEastAsia" w:hAnsiTheme="majorHAnsi" w:cstheme="majorBidi"/>
       <w:b/>
       <w:bCs/>
-      <w:color w:val="1F2937"/>
+      <w:color w:val="4F81BD" w:themeColor="accent1"/>
     </w:rPr>
   </w:style>
   <w:style w:type="paragraph" w:styleId="Heading4">
@@ -6737,12 +5954,12 @@
       <w:outlineLvl w:val="3"/>
     </w:pPr>
     <w:rPr>
-      <w:rFonts w:asciiTheme="majorHAnsi" w:eastAsiaTheme="majorEastAsia" w:hAnsiTheme="majorHAnsi" w:cstheme="majorBidi" w:ascii="Aptos Display" w:hAnsi="Aptos Display"/>
+      <w:rFonts w:asciiTheme="majorHAnsi" w:eastAsiaTheme="majorEastAsia" w:hAnsiTheme="majorHAnsi" w:cstheme="majorBidi"/>
       <w:b/>
       <w:bCs/>
       <w:i/>
       <w:iCs/>
-      <w:color w:val="1F2937"/>
+      <w:color w:val="4F81BD" w:themeColor="accent1"/>
     </w:rPr>
   </w:style>
   <w:style w:type="paragraph" w:styleId="Heading5">
